--- a/tutorial/Scientific_Calculator_Tutorial.docx
+++ b/tutorial/Scientific_Calculator_Tutorial.docx
@@ -8,7 +8,7 @@
       </w:pPr>
       <w:r>
         <w:rPr>
-          <w:rFonts w:ascii="Arial" w:cs="Arial" w:eastAsia="Arial" w:hAnsi="Arial"/>
+          <w:rFonts w:ascii="Calibri" w:cs="Calibri" w:eastAsia="Calibri" w:hAnsi="Calibri"/>
           <w:b/>
           <w:bCs/>
           <w:sz w:val="44"/>
@@ -23,7 +23,7 @@
       </w:pPr>
       <w:r>
         <w:rPr>
-          <w:rFonts w:ascii="Arial" w:cs="Arial" w:eastAsia="Arial" w:hAnsi="Arial"/>
+          <w:rFonts w:ascii="Calibri" w:cs="Calibri" w:eastAsia="Calibri" w:hAnsi="Calibri"/>
           <w:i/>
           <w:iCs/>
           <w:sz w:val="22"/>
@@ -39,7 +39,7 @@
       </w:pPr>
       <w:r>
         <w:rPr>
-          <w:rFonts w:ascii="Arial" w:cs="Arial" w:eastAsia="Arial" w:hAnsi="Arial"/>
+          <w:rFonts w:ascii="Calibri" w:cs="Calibri" w:eastAsia="Calibri" w:hAnsi="Calibri"/>
           <w:b/>
           <w:bCs/>
           <w:color w:val="2E74B5"/>
@@ -55,7 +55,7 @@
       </w:pPr>
       <w:r>
         <w:rPr>
-          <w:rFonts w:ascii="Arial" w:cs="Arial" w:eastAsia="Arial" w:hAnsi="Arial"/>
+          <w:rFonts w:ascii="Calibri" w:cs="Calibri" w:eastAsia="Calibri" w:hAnsi="Calibri"/>
           <w:sz w:val="22"/>
           <w:szCs w:val="22"/>
         </w:rPr>
@@ -194,7 +194,7 @@
       </w:pPr>
       <w:r>
         <w:rPr>
-          <w:rFonts w:ascii="Arial" w:cs="Arial" w:eastAsia="Arial" w:hAnsi="Arial"/>
+          <w:rFonts w:ascii="Calibri" w:cs="Calibri" w:eastAsia="Calibri" w:hAnsi="Calibri"/>
           <w:sz w:val="22"/>
           <w:szCs w:val="22"/>
         </w:rPr>
@@ -208,7 +208,7 @@
       </w:pPr>
       <w:r>
         <w:rPr>
-          <w:rFonts w:ascii="Arial" w:cs="Arial" w:eastAsia="Arial" w:hAnsi="Arial"/>
+          <w:rFonts w:ascii="Calibri" w:cs="Calibri" w:eastAsia="Calibri" w:hAnsi="Calibri"/>
           <w:b/>
           <w:bCs/>
           <w:color w:val="2E74B5"/>
@@ -224,7 +224,7 @@
       </w:pPr>
       <w:r>
         <w:rPr>
-          <w:rFonts w:ascii="Arial" w:cs="Arial" w:eastAsia="Arial" w:hAnsi="Arial"/>
+          <w:rFonts w:ascii="Calibri" w:cs="Calibri" w:eastAsia="Calibri" w:hAnsi="Calibri"/>
           <w:sz w:val="22"/>
           <w:szCs w:val="22"/>
         </w:rPr>
@@ -242,7 +242,7 @@
       </w:pPr>
       <w:r>
         <w:rPr>
-          <w:rFonts w:ascii="Arial" w:cs="Arial" w:eastAsia="Arial" w:hAnsi="Arial"/>
+          <w:rFonts w:ascii="Calibri" w:cs="Calibri" w:eastAsia="Calibri" w:hAnsi="Calibri"/>
           <w:sz w:val="22"/>
           <w:szCs w:val="22"/>
         </w:rPr>
@@ -260,7 +260,7 @@
       </w:pPr>
       <w:r>
         <w:rPr>
-          <w:rFonts w:ascii="Arial" w:cs="Arial" w:eastAsia="Arial" w:hAnsi="Arial"/>
+          <w:rFonts w:ascii="Calibri" w:cs="Calibri" w:eastAsia="Calibri" w:hAnsi="Calibri"/>
           <w:sz w:val="22"/>
           <w:szCs w:val="22"/>
         </w:rPr>
@@ -278,7 +278,7 @@
       </w:pPr>
       <w:r>
         <w:rPr>
-          <w:rFonts w:ascii="Arial" w:cs="Arial" w:eastAsia="Arial" w:hAnsi="Arial"/>
+          <w:rFonts w:ascii="Calibri" w:cs="Calibri" w:eastAsia="Calibri" w:hAnsi="Calibri"/>
           <w:sz w:val="22"/>
           <w:szCs w:val="22"/>
         </w:rPr>
@@ -291,7 +291,7 @@
       </w:pPr>
       <w:r>
         <w:rPr>
-          <w:rFonts w:ascii="Arial" w:cs="Arial" w:eastAsia="Arial" w:hAnsi="Arial"/>
+          <w:rFonts w:ascii="Calibri" w:cs="Calibri" w:eastAsia="Calibri" w:hAnsi="Calibri"/>
           <w:sz w:val="22"/>
           <w:szCs w:val="22"/>
         </w:rPr>
@@ -305,7 +305,7 @@
       </w:pPr>
       <w:r>
         <w:rPr>
-          <w:rFonts w:ascii="Arial" w:cs="Arial" w:eastAsia="Arial" w:hAnsi="Arial"/>
+          <w:rFonts w:ascii="Calibri" w:cs="Calibri" w:eastAsia="Calibri" w:hAnsi="Calibri"/>
           <w:b/>
           <w:bCs/>
           <w:color w:val="2E74B5"/>
@@ -321,7 +321,7 @@
       </w:pPr>
       <w:r>
         <w:rPr>
-          <w:rFonts w:ascii="Arial" w:cs="Arial" w:eastAsia="Arial" w:hAnsi="Arial"/>
+          <w:rFonts w:ascii="Calibri" w:cs="Calibri" w:eastAsia="Calibri" w:hAnsi="Calibri"/>
           <w:sz w:val="22"/>
           <w:szCs w:val="22"/>
         </w:rPr>
@@ -339,7 +339,7 @@
       </w:pPr>
       <w:r>
         <w:rPr>
-          <w:rFonts w:ascii="Arial" w:cs="Arial" w:eastAsia="Arial" w:hAnsi="Arial"/>
+          <w:rFonts w:ascii="Calibri" w:cs="Calibri" w:eastAsia="Calibri" w:hAnsi="Calibri"/>
           <w:sz w:val="22"/>
           <w:szCs w:val="22"/>
         </w:rPr>
@@ -357,7 +357,7 @@
       </w:pPr>
       <w:r>
         <w:rPr>
-          <w:rFonts w:ascii="Arial" w:cs="Arial" w:eastAsia="Arial" w:hAnsi="Arial"/>
+          <w:rFonts w:ascii="Calibri" w:cs="Calibri" w:eastAsia="Calibri" w:hAnsi="Calibri"/>
           <w:sz w:val="22"/>
           <w:szCs w:val="22"/>
         </w:rPr>
@@ -370,7 +370,7 @@
       </w:pPr>
       <w:r>
         <w:rPr>
-          <w:rFonts w:ascii="Arial" w:cs="Arial" w:eastAsia="Arial" w:hAnsi="Arial"/>
+          <w:rFonts w:ascii="Calibri" w:cs="Calibri" w:eastAsia="Calibri" w:hAnsi="Calibri"/>
           <w:sz w:val="22"/>
           <w:szCs w:val="22"/>
         </w:rPr>
@@ -384,7 +384,7 @@
       </w:pPr>
       <w:r>
         <w:rPr>
-          <w:rFonts w:ascii="Arial" w:cs="Arial" w:eastAsia="Arial" w:hAnsi="Arial"/>
+          <w:rFonts w:ascii="Calibri" w:cs="Calibri" w:eastAsia="Calibri" w:hAnsi="Calibri"/>
           <w:b/>
           <w:bCs/>
           <w:color w:val="2E74B5"/>
@@ -400,7 +400,7 @@
       </w:pPr>
       <w:r>
         <w:rPr>
-          <w:rFonts w:ascii="Arial" w:cs="Arial" w:eastAsia="Arial" w:hAnsi="Arial"/>
+          <w:rFonts w:ascii="Calibri" w:cs="Calibri" w:eastAsia="Calibri" w:hAnsi="Calibri"/>
           <w:sz w:val="22"/>
           <w:szCs w:val="22"/>
         </w:rPr>
@@ -409,7 +409,7 @@
     </w:p>
     <w:p>
       <w:pPr>
-        <w:shd w:fill="F2F2F2" w:color="auto" w:val="clear"/>
+        <w:shd w:fill="F0F0E8" w:color="auto" w:val="clear"/>
         <w:spacing w:after="0"/>
       </w:pPr>
       <w:r>
@@ -423,7 +423,7 @@
     </w:p>
     <w:p>
       <w:pPr>
-        <w:shd w:fill="F2F2F2" w:color="auto" w:val="clear"/>
+        <w:shd w:fill="F0F0E8" w:color="auto" w:val="clear"/>
         <w:spacing w:after="0"/>
       </w:pPr>
       <w:r>
@@ -437,7 +437,7 @@
     </w:p>
     <w:p>
       <w:pPr>
-        <w:shd w:fill="F2F2F2" w:color="auto" w:val="clear"/>
+        <w:shd w:fill="F0F0E8" w:color="auto" w:val="clear"/>
         <w:spacing w:after="0"/>
       </w:pPr>
       <w:r>
@@ -451,7 +451,7 @@
     </w:p>
     <w:p>
       <w:pPr>
-        <w:shd w:fill="F2F2F2" w:color="auto" w:val="clear"/>
+        <w:shd w:fill="F0F0E8" w:color="auto" w:val="clear"/>
         <w:spacing w:after="0"/>
       </w:pPr>
       <w:r>
@@ -465,7 +465,7 @@
     </w:p>
     <w:p>
       <w:pPr>
-        <w:shd w:fill="F2F2F2" w:color="auto" w:val="clear"/>
+        <w:shd w:fill="F0F0E8" w:color="auto" w:val="clear"/>
         <w:spacing w:after="0"/>
       </w:pPr>
       <w:r>
@@ -483,7 +483,7 @@
       </w:pPr>
       <w:r>
         <w:rPr>
-          <w:rFonts w:ascii="Arial" w:cs="Arial" w:eastAsia="Arial" w:hAnsi="Arial"/>
+          <w:rFonts w:ascii="Calibri" w:cs="Calibri" w:eastAsia="Calibri" w:hAnsi="Calibri"/>
           <w:sz w:val="22"/>
           <w:szCs w:val="22"/>
         </w:rPr>
@@ -496,7 +496,7 @@
       </w:pPr>
       <w:r>
         <w:rPr>
-          <w:rFonts w:ascii="Arial" w:cs="Arial" w:eastAsia="Arial" w:hAnsi="Arial"/>
+          <w:rFonts w:ascii="Calibri" w:cs="Calibri" w:eastAsia="Calibri" w:hAnsi="Calibri"/>
           <w:sz w:val="22"/>
           <w:szCs w:val="22"/>
         </w:rPr>
@@ -526,7 +526,7 @@
         <w:tc>
           <w:tcPr>
             <w:tcW w:type="dxa" w:w="1600"/>
-            <w:shd w:fill="1F4E78" w:color="auto" w:val="clear"/>
+            <w:shd w:fill="D4D0C8" w:color="auto" w:val="clear"/>
             <w:tcMar>
               <w:top w:type="dxa" w:w="60"/>
               <w:left w:type="dxa" w:w="100"/>
@@ -537,10 +537,9 @@
           <w:p>
             <w:r>
               <w:rPr>
-                <w:rFonts w:ascii="Arial" w:cs="Arial" w:eastAsia="Arial" w:hAnsi="Arial"/>
+                <w:rFonts w:ascii="Calibri" w:cs="Calibri" w:eastAsia="Calibri" w:hAnsi="Calibri"/>
                 <w:b/>
                 <w:bCs/>
-                <w:color w:val="FFFFFF"/>
                 <w:sz w:val="20"/>
                 <w:szCs w:val="20"/>
               </w:rPr>
@@ -551,7 +550,7 @@
         <w:tc>
           <w:tcPr>
             <w:tcW w:type="dxa" w:w="7760"/>
-            <w:shd w:fill="1F4E78" w:color="auto" w:val="clear"/>
+            <w:shd w:fill="D4D0C8" w:color="auto" w:val="clear"/>
             <w:tcMar>
               <w:top w:type="dxa" w:w="60"/>
               <w:left w:type="dxa" w:w="100"/>
@@ -562,10 +561,9 @@
           <w:p>
             <w:r>
               <w:rPr>
-                <w:rFonts w:ascii="Arial" w:cs="Arial" w:eastAsia="Arial" w:hAnsi="Arial"/>
+                <w:rFonts w:ascii="Calibri" w:cs="Calibri" w:eastAsia="Calibri" w:hAnsi="Calibri"/>
                 <w:b/>
                 <w:bCs/>
-                <w:color w:val="FFFFFF"/>
                 <w:sz w:val="20"/>
                 <w:szCs w:val="20"/>
               </w:rPr>
@@ -589,7 +587,7 @@
           <w:p>
             <w:r>
               <w:rPr>
-                <w:rFonts w:ascii="Arial" w:cs="Arial" w:eastAsia="Arial" w:hAnsi="Arial"/>
+                <w:rFonts w:ascii="Calibri" w:cs="Calibri" w:eastAsia="Calibri" w:hAnsi="Calibri"/>
                 <w:sz w:val="20"/>
                 <w:szCs w:val="20"/>
               </w:rPr>
@@ -611,7 +609,7 @@
           <w:p>
             <w:r>
               <w:rPr>
-                <w:rFonts w:ascii="Arial" w:cs="Arial" w:eastAsia="Arial" w:hAnsi="Arial"/>
+                <w:rFonts w:ascii="Calibri" w:cs="Calibri" w:eastAsia="Calibri" w:hAnsi="Calibri"/>
                 <w:sz w:val="20"/>
                 <w:szCs w:val="20"/>
               </w:rPr>
@@ -624,7 +622,7 @@
         <w:tc>
           <w:tcPr>
             <w:tcW w:type="dxa" w:w="1600"/>
-            <w:shd w:fill="F2F2F2" w:color="auto" w:val="clear"/>
+            <w:shd w:fill="F0F0E8" w:color="auto" w:val="clear"/>
             <w:tcMar>
               <w:top w:type="dxa" w:w="60"/>
               <w:left w:type="dxa" w:w="100"/>
@@ -635,7 +633,7 @@
           <w:p>
             <w:r>
               <w:rPr>
-                <w:rFonts w:ascii="Arial" w:cs="Arial" w:eastAsia="Arial" w:hAnsi="Arial"/>
+                <w:rFonts w:ascii="Calibri" w:cs="Calibri" w:eastAsia="Calibri" w:hAnsi="Calibri"/>
                 <w:sz w:val="20"/>
                 <w:szCs w:val="20"/>
               </w:rPr>
@@ -646,7 +644,7 @@
         <w:tc>
           <w:tcPr>
             <w:tcW w:type="dxa" w:w="7760"/>
-            <w:shd w:fill="F2F2F2" w:color="auto" w:val="clear"/>
+            <w:shd w:fill="F0F0E8" w:color="auto" w:val="clear"/>
             <w:tcMar>
               <w:top w:type="dxa" w:w="60"/>
               <w:left w:type="dxa" w:w="100"/>
@@ -657,7 +655,7 @@
           <w:p>
             <w:r>
               <w:rPr>
-                <w:rFonts w:ascii="Arial" w:cs="Arial" w:eastAsia="Arial" w:hAnsi="Arial"/>
+                <w:rFonts w:ascii="Calibri" w:cs="Calibri" w:eastAsia="Calibri" w:hAnsi="Calibri"/>
                 <w:sz w:val="20"/>
                 <w:szCs w:val="20"/>
               </w:rPr>
@@ -681,7 +679,7 @@
           <w:p>
             <w:r>
               <w:rPr>
-                <w:rFonts w:ascii="Arial" w:cs="Arial" w:eastAsia="Arial" w:hAnsi="Arial"/>
+                <w:rFonts w:ascii="Calibri" w:cs="Calibri" w:eastAsia="Calibri" w:hAnsi="Calibri"/>
                 <w:sz w:val="20"/>
                 <w:szCs w:val="20"/>
               </w:rPr>
@@ -703,7 +701,7 @@
           <w:p>
             <w:r>
               <w:rPr>
-                <w:rFonts w:ascii="Arial" w:cs="Arial" w:eastAsia="Arial" w:hAnsi="Arial"/>
+                <w:rFonts w:ascii="Calibri" w:cs="Calibri" w:eastAsia="Calibri" w:hAnsi="Calibri"/>
                 <w:sz w:val="20"/>
                 <w:szCs w:val="20"/>
               </w:rPr>
@@ -716,7 +714,7 @@
         <w:tc>
           <w:tcPr>
             <w:tcW w:type="dxa" w:w="1600"/>
-            <w:shd w:fill="F2F2F2" w:color="auto" w:val="clear"/>
+            <w:shd w:fill="F0F0E8" w:color="auto" w:val="clear"/>
             <w:tcMar>
               <w:top w:type="dxa" w:w="60"/>
               <w:left w:type="dxa" w:w="100"/>
@@ -727,7 +725,7 @@
           <w:p>
             <w:r>
               <w:rPr>
-                <w:rFonts w:ascii="Arial" w:cs="Arial" w:eastAsia="Arial" w:hAnsi="Arial"/>
+                <w:rFonts w:ascii="Calibri" w:cs="Calibri" w:eastAsia="Calibri" w:hAnsi="Calibri"/>
                 <w:sz w:val="20"/>
                 <w:szCs w:val="20"/>
               </w:rPr>
@@ -738,7 +736,7 @@
         <w:tc>
           <w:tcPr>
             <w:tcW w:type="dxa" w:w="7760"/>
-            <w:shd w:fill="F2F2F2" w:color="auto" w:val="clear"/>
+            <w:shd w:fill="F0F0E8" w:color="auto" w:val="clear"/>
             <w:tcMar>
               <w:top w:type="dxa" w:w="60"/>
               <w:left w:type="dxa" w:w="100"/>
@@ -749,7 +747,7 @@
           <w:p>
             <w:r>
               <w:rPr>
-                <w:rFonts w:ascii="Arial" w:cs="Arial" w:eastAsia="Arial" w:hAnsi="Arial"/>
+                <w:rFonts w:ascii="Calibri" w:cs="Calibri" w:eastAsia="Calibri" w:hAnsi="Calibri"/>
                 <w:sz w:val="20"/>
                 <w:szCs w:val="20"/>
               </w:rPr>
@@ -765,7 +763,7 @@
       </w:pPr>
       <w:r>
         <w:rPr>
-          <w:rFonts w:ascii="Arial" w:cs="Arial" w:eastAsia="Arial" w:hAnsi="Arial"/>
+          <w:rFonts w:ascii="Calibri" w:cs="Calibri" w:eastAsia="Calibri" w:hAnsi="Calibri"/>
           <w:sz w:val="22"/>
           <w:szCs w:val="22"/>
         </w:rPr>
@@ -778,7 +776,7 @@
       </w:pPr>
       <w:r>
         <w:rPr>
-          <w:rFonts w:ascii="Arial" w:cs="Arial" w:eastAsia="Arial" w:hAnsi="Arial"/>
+          <w:rFonts w:ascii="Calibri" w:cs="Calibri" w:eastAsia="Calibri" w:hAnsi="Calibri"/>
           <w:sz w:val="22"/>
           <w:szCs w:val="22"/>
         </w:rPr>
@@ -787,7 +785,7 @@
     </w:p>
     <w:p>
       <w:pPr>
-        <w:shd w:fill="F2F2F2" w:color="auto" w:val="clear"/>
+        <w:shd w:fill="F0F0E8" w:color="auto" w:val="clear"/>
         <w:spacing w:after="0"/>
       </w:pPr>
       <w:r>
@@ -801,7 +799,7 @@
     </w:p>
     <w:p>
       <w:pPr>
-        <w:shd w:fill="F2F2F2" w:color="auto" w:val="clear"/>
+        <w:shd w:fill="F0F0E8" w:color="auto" w:val="clear"/>
         <w:spacing w:after="0"/>
       </w:pPr>
       <w:r>
@@ -815,7 +813,7 @@
     </w:p>
     <w:p>
       <w:pPr>
-        <w:shd w:fill="F2F2F2" w:color="auto" w:val="clear"/>
+        <w:shd w:fill="F0F0E8" w:color="auto" w:val="clear"/>
         <w:spacing w:after="0"/>
       </w:pPr>
       <w:r>
@@ -829,7 +827,7 @@
     </w:p>
     <w:p>
       <w:pPr>
-        <w:shd w:fill="F2F2F2" w:color="auto" w:val="clear"/>
+        <w:shd w:fill="F0F0E8" w:color="auto" w:val="clear"/>
         <w:spacing w:after="0"/>
       </w:pPr>
       <w:r>
@@ -843,7 +841,7 @@
     </w:p>
     <w:p>
       <w:pPr>
-        <w:shd w:fill="F2F2F2" w:color="auto" w:val="clear"/>
+        <w:shd w:fill="F0F0E8" w:color="auto" w:val="clear"/>
         <w:spacing w:after="0"/>
       </w:pPr>
       <w:r>
@@ -857,7 +855,7 @@
     </w:p>
     <w:p>
       <w:pPr>
-        <w:shd w:fill="F2F2F2" w:color="auto" w:val="clear"/>
+        <w:shd w:fill="F0F0E8" w:color="auto" w:val="clear"/>
         <w:spacing w:after="0"/>
       </w:pPr>
       <w:r>
@@ -871,7 +869,7 @@
     </w:p>
     <w:p>
       <w:pPr>
-        <w:shd w:fill="F2F2F2" w:color="auto" w:val="clear"/>
+        <w:shd w:fill="F0F0E8" w:color="auto" w:val="clear"/>
         <w:spacing w:after="0"/>
       </w:pPr>
       <w:r>
@@ -885,7 +883,7 @@
     </w:p>
     <w:p>
       <w:pPr>
-        <w:shd w:fill="F2F2F2" w:color="auto" w:val="clear"/>
+        <w:shd w:fill="F0F0E8" w:color="auto" w:val="clear"/>
         <w:spacing w:after="0"/>
       </w:pPr>
       <w:r>
@@ -899,7 +897,7 @@
     </w:p>
     <w:p>
       <w:pPr>
-        <w:shd w:fill="F2F2F2" w:color="auto" w:val="clear"/>
+        <w:shd w:fill="F0F0E8" w:color="auto" w:val="clear"/>
         <w:spacing w:after="0"/>
       </w:pPr>
       <w:r>
@@ -913,7 +911,7 @@
     </w:p>
     <w:p>
       <w:pPr>
-        <w:shd w:fill="F2F2F2" w:color="auto" w:val="clear"/>
+        <w:shd w:fill="F0F0E8" w:color="auto" w:val="clear"/>
         <w:spacing w:after="0"/>
       </w:pPr>
       <w:r>
@@ -927,7 +925,7 @@
     </w:p>
     <w:p>
       <w:pPr>
-        <w:shd w:fill="F2F2F2" w:color="auto" w:val="clear"/>
+        <w:shd w:fill="F0F0E8" w:color="auto" w:val="clear"/>
         <w:spacing w:after="0"/>
       </w:pPr>
       <w:r>
@@ -941,7 +939,7 @@
     </w:p>
     <w:p>
       <w:pPr>
-        <w:shd w:fill="F2F2F2" w:color="auto" w:val="clear"/>
+        <w:shd w:fill="F0F0E8" w:color="auto" w:val="clear"/>
         <w:spacing w:after="0"/>
       </w:pPr>
       <w:r>
@@ -955,7 +953,7 @@
     </w:p>
     <w:p>
       <w:pPr>
-        <w:shd w:fill="F2F2F2" w:color="auto" w:val="clear"/>
+        <w:shd w:fill="F0F0E8" w:color="auto" w:val="clear"/>
         <w:spacing w:after="0"/>
       </w:pPr>
       <w:r>
@@ -969,7 +967,7 @@
     </w:p>
     <w:p>
       <w:pPr>
-        <w:shd w:fill="F2F2F2" w:color="auto" w:val="clear"/>
+        <w:shd w:fill="F0F0E8" w:color="auto" w:val="clear"/>
         <w:spacing w:after="0"/>
       </w:pPr>
       <w:r>
@@ -987,7 +985,7 @@
       </w:pPr>
       <w:r>
         <w:rPr>
-          <w:rFonts w:ascii="Arial" w:cs="Arial" w:eastAsia="Arial" w:hAnsi="Arial"/>
+          <w:rFonts w:ascii="Calibri" w:cs="Calibri" w:eastAsia="Calibri" w:hAnsi="Calibri"/>
           <w:sz w:val="22"/>
           <w:szCs w:val="22"/>
         </w:rPr>
@@ -1001,7 +999,7 @@
       </w:pPr>
       <w:r>
         <w:rPr>
-          <w:rFonts w:ascii="Arial" w:cs="Arial" w:eastAsia="Arial" w:hAnsi="Arial"/>
+          <w:rFonts w:ascii="Calibri" w:cs="Calibri" w:eastAsia="Calibri" w:hAnsi="Calibri"/>
           <w:b/>
           <w:bCs/>
           <w:color w:val="2E74B5"/>
@@ -1017,7 +1015,7 @@
       </w:pPr>
       <w:r>
         <w:rPr>
-          <w:rFonts w:ascii="Arial" w:cs="Arial" w:eastAsia="Arial" w:hAnsi="Arial"/>
+          <w:rFonts w:ascii="Calibri" w:cs="Calibri" w:eastAsia="Calibri" w:hAnsi="Calibri"/>
           <w:sz w:val="22"/>
           <w:szCs w:val="22"/>
         </w:rPr>
@@ -1026,7 +1024,7 @@
     </w:p>
     <w:p>
       <w:pPr>
-        <w:shd w:fill="F2F2F2" w:color="auto" w:val="clear"/>
+        <w:shd w:fill="F0F0E8" w:color="auto" w:val="clear"/>
         <w:spacing w:after="0"/>
       </w:pPr>
       <w:r>
@@ -1040,7 +1038,7 @@
     </w:p>
     <w:p>
       <w:pPr>
-        <w:shd w:fill="F2F2F2" w:color="auto" w:val="clear"/>
+        <w:shd w:fill="F0F0E8" w:color="auto" w:val="clear"/>
         <w:spacing w:after="0"/>
       </w:pPr>
       <w:r>
@@ -1054,7 +1052,7 @@
     </w:p>
     <w:p>
       <w:pPr>
-        <w:shd w:fill="F2F2F2" w:color="auto" w:val="clear"/>
+        <w:shd w:fill="F0F0E8" w:color="auto" w:val="clear"/>
         <w:spacing w:after="0"/>
       </w:pPr>
       <w:r>
@@ -1068,7 +1066,7 @@
     </w:p>
     <w:p>
       <w:pPr>
-        <w:shd w:fill="F2F2F2" w:color="auto" w:val="clear"/>
+        <w:shd w:fill="F0F0E8" w:color="auto" w:val="clear"/>
         <w:spacing w:after="0"/>
       </w:pPr>
       <w:r>
@@ -1082,7 +1080,7 @@
     </w:p>
     <w:p>
       <w:pPr>
-        <w:shd w:fill="F2F2F2" w:color="auto" w:val="clear"/>
+        <w:shd w:fill="F0F0E8" w:color="auto" w:val="clear"/>
         <w:spacing w:after="0"/>
       </w:pPr>
       <w:r>
@@ -1096,7 +1094,7 @@
     </w:p>
     <w:p>
       <w:pPr>
-        <w:shd w:fill="F2F2F2" w:color="auto" w:val="clear"/>
+        <w:shd w:fill="F0F0E8" w:color="auto" w:val="clear"/>
         <w:spacing w:after="0"/>
       </w:pPr>
       <w:r>
@@ -1110,7 +1108,7 @@
     </w:p>
     <w:p>
       <w:pPr>
-        <w:shd w:fill="F2F2F2" w:color="auto" w:val="clear"/>
+        <w:shd w:fill="F0F0E8" w:color="auto" w:val="clear"/>
         <w:spacing w:after="0"/>
       </w:pPr>
       <w:r>
@@ -1124,7 +1122,7 @@
     </w:p>
     <w:p>
       <w:pPr>
-        <w:shd w:fill="F2F2F2" w:color="auto" w:val="clear"/>
+        <w:shd w:fill="F0F0E8" w:color="auto" w:val="clear"/>
         <w:spacing w:after="0"/>
       </w:pPr>
       <w:r>
@@ -1138,7 +1136,7 @@
     </w:p>
     <w:p>
       <w:pPr>
-        <w:shd w:fill="F2F2F2" w:color="auto" w:val="clear"/>
+        <w:shd w:fill="F0F0E8" w:color="auto" w:val="clear"/>
         <w:spacing w:after="0"/>
       </w:pPr>
       <w:r>
@@ -1152,7 +1150,7 @@
     </w:p>
     <w:p>
       <w:pPr>
-        <w:shd w:fill="F2F2F2" w:color="auto" w:val="clear"/>
+        <w:shd w:fill="F0F0E8" w:color="auto" w:val="clear"/>
         <w:spacing w:after="0"/>
       </w:pPr>
       <w:r>
@@ -1166,7 +1164,7 @@
     </w:p>
     <w:p>
       <w:pPr>
-        <w:shd w:fill="F2F2F2" w:color="auto" w:val="clear"/>
+        <w:shd w:fill="F0F0E8" w:color="auto" w:val="clear"/>
         <w:spacing w:after="0"/>
       </w:pPr>
       <w:r>
@@ -1180,7 +1178,7 @@
     </w:p>
     <w:p>
       <w:pPr>
-        <w:shd w:fill="F2F2F2" w:color="auto" w:val="clear"/>
+        <w:shd w:fill="F0F0E8" w:color="auto" w:val="clear"/>
         <w:spacing w:after="0"/>
       </w:pPr>
       <w:r>
@@ -1194,7 +1192,7 @@
     </w:p>
     <w:p>
       <w:pPr>
-        <w:shd w:fill="F2F2F2" w:color="auto" w:val="clear"/>
+        <w:shd w:fill="F0F0E8" w:color="auto" w:val="clear"/>
         <w:spacing w:after="0"/>
       </w:pPr>
       <w:r>
@@ -1208,7 +1206,7 @@
     </w:p>
     <w:p>
       <w:pPr>
-        <w:shd w:fill="F2F2F2" w:color="auto" w:val="clear"/>
+        <w:shd w:fill="F0F0E8" w:color="auto" w:val="clear"/>
         <w:spacing w:after="0"/>
       </w:pPr>
       <w:r>
@@ -1222,7 +1220,7 @@
     </w:p>
     <w:p>
       <w:pPr>
-        <w:shd w:fill="F2F2F2" w:color="auto" w:val="clear"/>
+        <w:shd w:fill="F0F0E8" w:color="auto" w:val="clear"/>
         <w:spacing w:after="0"/>
       </w:pPr>
       <w:r>
@@ -1236,7 +1234,7 @@
     </w:p>
     <w:p>
       <w:pPr>
-        <w:shd w:fill="F2F2F2" w:color="auto" w:val="clear"/>
+        <w:shd w:fill="F0F0E8" w:color="auto" w:val="clear"/>
         <w:spacing w:after="0"/>
       </w:pPr>
       <w:r>
@@ -1250,7 +1248,7 @@
     </w:p>
     <w:p>
       <w:pPr>
-        <w:shd w:fill="F2F2F2" w:color="auto" w:val="clear"/>
+        <w:shd w:fill="F0F0E8" w:color="auto" w:val="clear"/>
         <w:spacing w:after="0"/>
       </w:pPr>
       <w:r>
@@ -1264,7 +1262,7 @@
     </w:p>
     <w:p>
       <w:pPr>
-        <w:shd w:fill="F2F2F2" w:color="auto" w:val="clear"/>
+        <w:shd w:fill="F0F0E8" w:color="auto" w:val="clear"/>
         <w:spacing w:after="0"/>
       </w:pPr>
       <w:r>
@@ -1278,7 +1276,7 @@
     </w:p>
     <w:p>
       <w:pPr>
-        <w:shd w:fill="F2F2F2" w:color="auto" w:val="clear"/>
+        <w:shd w:fill="F0F0E8" w:color="auto" w:val="clear"/>
         <w:spacing w:after="0"/>
       </w:pPr>
       <w:r>
@@ -1292,7 +1290,7 @@
     </w:p>
     <w:p>
       <w:pPr>
-        <w:shd w:fill="F2F2F2" w:color="auto" w:val="clear"/>
+        <w:shd w:fill="F0F0E8" w:color="auto" w:val="clear"/>
         <w:spacing w:after="0"/>
       </w:pPr>
       <w:r>
@@ -1306,7 +1304,7 @@
     </w:p>
     <w:p>
       <w:pPr>
-        <w:shd w:fill="F2F2F2" w:color="auto" w:val="clear"/>
+        <w:shd w:fill="F0F0E8" w:color="auto" w:val="clear"/>
         <w:spacing w:after="0"/>
       </w:pPr>
       <w:r>
@@ -1320,7 +1318,7 @@
     </w:p>
     <w:p>
       <w:pPr>
-        <w:shd w:fill="F2F2F2" w:color="auto" w:val="clear"/>
+        <w:shd w:fill="F0F0E8" w:color="auto" w:val="clear"/>
         <w:spacing w:after="0"/>
       </w:pPr>
       <w:r>
@@ -1334,7 +1332,7 @@
     </w:p>
     <w:p>
       <w:pPr>
-        <w:shd w:fill="F2F2F2" w:color="auto" w:val="clear"/>
+        <w:shd w:fill="F0F0E8" w:color="auto" w:val="clear"/>
         <w:spacing w:after="0"/>
       </w:pPr>
       <w:r>
@@ -1348,7 +1346,7 @@
     </w:p>
     <w:p>
       <w:pPr>
-        <w:shd w:fill="F2F2F2" w:color="auto" w:val="clear"/>
+        <w:shd w:fill="F0F0E8" w:color="auto" w:val="clear"/>
         <w:spacing w:after="0"/>
       </w:pPr>
       <w:r>
@@ -1362,7 +1360,7 @@
     </w:p>
     <w:p>
       <w:pPr>
-        <w:shd w:fill="F2F2F2" w:color="auto" w:val="clear"/>
+        <w:shd w:fill="F0F0E8" w:color="auto" w:val="clear"/>
         <w:spacing w:after="0"/>
       </w:pPr>
       <w:r>
@@ -1376,7 +1374,7 @@
     </w:p>
     <w:p>
       <w:pPr>
-        <w:shd w:fill="F2F2F2" w:color="auto" w:val="clear"/>
+        <w:shd w:fill="F0F0E8" w:color="auto" w:val="clear"/>
         <w:spacing w:after="0"/>
       </w:pPr>
       <w:r>
@@ -1390,7 +1388,7 @@
     </w:p>
     <w:p>
       <w:pPr>
-        <w:shd w:fill="F2F2F2" w:color="auto" w:val="clear"/>
+        <w:shd w:fill="F0F0E8" w:color="auto" w:val="clear"/>
         <w:spacing w:after="0"/>
       </w:pPr>
       <w:r>
@@ -1404,7 +1402,7 @@
     </w:p>
     <w:p>
       <w:pPr>
-        <w:shd w:fill="F2F2F2" w:color="auto" w:val="clear"/>
+        <w:shd w:fill="F0F0E8" w:color="auto" w:val="clear"/>
         <w:spacing w:after="0"/>
       </w:pPr>
       <w:r>
@@ -1422,7 +1420,7 @@
       </w:pPr>
       <w:r>
         <w:rPr>
-          <w:rFonts w:ascii="Arial" w:cs="Arial" w:eastAsia="Arial" w:hAnsi="Arial"/>
+          <w:rFonts w:ascii="Calibri" w:cs="Calibri" w:eastAsia="Calibri" w:hAnsi="Calibri"/>
           <w:sz w:val="22"/>
           <w:szCs w:val="22"/>
         </w:rPr>
@@ -1435,7 +1433,7 @@
       </w:pPr>
       <w:r>
         <w:rPr>
-          <w:rFonts w:ascii="Arial" w:cs="Arial" w:eastAsia="Arial" w:hAnsi="Arial"/>
+          <w:rFonts w:ascii="Calibri" w:cs="Calibri" w:eastAsia="Calibri" w:hAnsi="Calibri"/>
           <w:sz w:val="22"/>
           <w:szCs w:val="22"/>
         </w:rPr>
@@ -1449,7 +1447,7 @@
       </w:pPr>
       <w:r>
         <w:rPr>
-          <w:rFonts w:ascii="Arial" w:cs="Arial" w:eastAsia="Arial" w:hAnsi="Arial"/>
+          <w:rFonts w:ascii="Calibri" w:cs="Calibri" w:eastAsia="Calibri" w:hAnsi="Calibri"/>
           <w:b/>
           <w:bCs/>
           <w:color w:val="2E74B5"/>
@@ -1465,7 +1463,7 @@
       </w:pPr>
       <w:r>
         <w:rPr>
-          <w:rFonts w:ascii="Arial" w:cs="Arial" w:eastAsia="Arial" w:hAnsi="Arial"/>
+          <w:rFonts w:ascii="Calibri" w:cs="Calibri" w:eastAsia="Calibri" w:hAnsi="Calibri"/>
           <w:sz w:val="22"/>
           <w:szCs w:val="22"/>
         </w:rPr>
@@ -1478,7 +1476,7 @@
       </w:pPr>
       <w:r>
         <w:rPr>
-          <w:rFonts w:ascii="Arial" w:cs="Arial" w:eastAsia="Arial" w:hAnsi="Arial"/>
+          <w:rFonts w:ascii="Calibri" w:cs="Calibri" w:eastAsia="Calibri" w:hAnsi="Calibri"/>
           <w:sz w:val="22"/>
           <w:szCs w:val="22"/>
         </w:rPr>
@@ -1487,7 +1485,7 @@
     </w:p>
     <w:p>
       <w:pPr>
-        <w:shd w:fill="F2F2F2" w:color="auto" w:val="clear"/>
+        <w:shd w:fill="F0F0E8" w:color="auto" w:val="clear"/>
         <w:spacing w:after="0"/>
       </w:pPr>
       <w:r>
@@ -1501,7 +1499,7 @@
     </w:p>
     <w:p>
       <w:pPr>
-        <w:shd w:fill="F2F2F2" w:color="auto" w:val="clear"/>
+        <w:shd w:fill="F0F0E8" w:color="auto" w:val="clear"/>
         <w:spacing w:after="0"/>
       </w:pPr>
       <w:r>
@@ -1515,7 +1513,7 @@
     </w:p>
     <w:p>
       <w:pPr>
-        <w:shd w:fill="F2F2F2" w:color="auto" w:val="clear"/>
+        <w:shd w:fill="F0F0E8" w:color="auto" w:val="clear"/>
         <w:spacing w:after="0"/>
       </w:pPr>
       <w:r>
@@ -1529,7 +1527,7 @@
     </w:p>
     <w:p>
       <w:pPr>
-        <w:shd w:fill="F2F2F2" w:color="auto" w:val="clear"/>
+        <w:shd w:fill="F0F0E8" w:color="auto" w:val="clear"/>
         <w:spacing w:after="0"/>
       </w:pPr>
       <w:r>
@@ -1543,7 +1541,7 @@
     </w:p>
     <w:p>
       <w:pPr>
-        <w:shd w:fill="F2F2F2" w:color="auto" w:val="clear"/>
+        <w:shd w:fill="F0F0E8" w:color="auto" w:val="clear"/>
         <w:spacing w:after="0"/>
       </w:pPr>
       <w:r>
@@ -1557,7 +1555,7 @@
     </w:p>
     <w:p>
       <w:pPr>
-        <w:shd w:fill="F2F2F2" w:color="auto" w:val="clear"/>
+        <w:shd w:fill="F0F0E8" w:color="auto" w:val="clear"/>
         <w:spacing w:after="0"/>
       </w:pPr>
       <w:r>
@@ -1571,7 +1569,7 @@
     </w:p>
     <w:p>
       <w:pPr>
-        <w:shd w:fill="F2F2F2" w:color="auto" w:val="clear"/>
+        <w:shd w:fill="F0F0E8" w:color="auto" w:val="clear"/>
         <w:spacing w:after="0"/>
       </w:pPr>
       <w:r>
@@ -1585,7 +1583,7 @@
     </w:p>
     <w:p>
       <w:pPr>
-        <w:shd w:fill="F2F2F2" w:color="auto" w:val="clear"/>
+        <w:shd w:fill="F0F0E8" w:color="auto" w:val="clear"/>
         <w:spacing w:after="0"/>
       </w:pPr>
       <w:r>
@@ -1599,7 +1597,7 @@
     </w:p>
     <w:p>
       <w:pPr>
-        <w:shd w:fill="F2F2F2" w:color="auto" w:val="clear"/>
+        <w:shd w:fill="F0F0E8" w:color="auto" w:val="clear"/>
         <w:spacing w:after="0"/>
       </w:pPr>
       <w:r>
@@ -1613,7 +1611,7 @@
     </w:p>
     <w:p>
       <w:pPr>
-        <w:shd w:fill="F2F2F2" w:color="auto" w:val="clear"/>
+        <w:shd w:fill="F0F0E8" w:color="auto" w:val="clear"/>
         <w:spacing w:after="0"/>
       </w:pPr>
       <w:r>
@@ -1627,7 +1625,7 @@
     </w:p>
     <w:p>
       <w:pPr>
-        <w:shd w:fill="F2F2F2" w:color="auto" w:val="clear"/>
+        <w:shd w:fill="F0F0E8" w:color="auto" w:val="clear"/>
         <w:spacing w:after="0"/>
       </w:pPr>
       <w:r>
@@ -1641,7 +1639,7 @@
     </w:p>
     <w:p>
       <w:pPr>
-        <w:shd w:fill="F2F2F2" w:color="auto" w:val="clear"/>
+        <w:shd w:fill="F0F0E8" w:color="auto" w:val="clear"/>
         <w:spacing w:after="0"/>
       </w:pPr>
       <w:r>
@@ -1655,7 +1653,7 @@
     </w:p>
     <w:p>
       <w:pPr>
-        <w:shd w:fill="F2F2F2" w:color="auto" w:val="clear"/>
+        <w:shd w:fill="F0F0E8" w:color="auto" w:val="clear"/>
         <w:spacing w:after="0"/>
       </w:pPr>
       <w:r>
@@ -1669,7 +1667,7 @@
     </w:p>
     <w:p>
       <w:pPr>
-        <w:shd w:fill="F2F2F2" w:color="auto" w:val="clear"/>
+        <w:shd w:fill="F0F0E8" w:color="auto" w:val="clear"/>
         <w:spacing w:after="0"/>
       </w:pPr>
       <w:r>
@@ -1683,7 +1681,7 @@
     </w:p>
     <w:p>
       <w:pPr>
-        <w:shd w:fill="F2F2F2" w:color="auto" w:val="clear"/>
+        <w:shd w:fill="F0F0E8" w:color="auto" w:val="clear"/>
         <w:spacing w:after="0"/>
       </w:pPr>
       <w:r>
@@ -1697,7 +1695,7 @@
     </w:p>
     <w:p>
       <w:pPr>
-        <w:shd w:fill="F2F2F2" w:color="auto" w:val="clear"/>
+        <w:shd w:fill="F0F0E8" w:color="auto" w:val="clear"/>
         <w:spacing w:after="0"/>
       </w:pPr>
       <w:r>
@@ -1711,7 +1709,7 @@
     </w:p>
     <w:p>
       <w:pPr>
-        <w:shd w:fill="F2F2F2" w:color="auto" w:val="clear"/>
+        <w:shd w:fill="F0F0E8" w:color="auto" w:val="clear"/>
         <w:spacing w:after="0"/>
       </w:pPr>
       <w:r>
@@ -1725,7 +1723,7 @@
     </w:p>
     <w:p>
       <w:pPr>
-        <w:shd w:fill="F2F2F2" w:color="auto" w:val="clear"/>
+        <w:shd w:fill="F0F0E8" w:color="auto" w:val="clear"/>
         <w:spacing w:after="0"/>
       </w:pPr>
       <w:r>
@@ -1743,7 +1741,7 @@
       </w:pPr>
       <w:r>
         <w:rPr>
-          <w:rFonts w:ascii="Arial" w:cs="Arial" w:eastAsia="Arial" w:hAnsi="Arial"/>
+          <w:rFonts w:ascii="Calibri" w:cs="Calibri" w:eastAsia="Calibri" w:hAnsi="Calibri"/>
           <w:sz w:val="22"/>
           <w:szCs w:val="22"/>
         </w:rPr>
@@ -1756,7 +1754,7 @@
       </w:pPr>
       <w:r>
         <w:rPr>
-          <w:rFonts w:ascii="Arial" w:cs="Arial" w:eastAsia="Arial" w:hAnsi="Arial"/>
+          <w:rFonts w:ascii="Calibri" w:cs="Calibri" w:eastAsia="Calibri" w:hAnsi="Calibri"/>
           <w:sz w:val="22"/>
           <w:szCs w:val="22"/>
         </w:rPr>
@@ -1765,7 +1763,7 @@
     </w:p>
     <w:p>
       <w:pPr>
-        <w:shd w:fill="F2F2F2" w:color="auto" w:val="clear"/>
+        <w:shd w:fill="F0F0E8" w:color="auto" w:val="clear"/>
         <w:spacing w:after="0"/>
       </w:pPr>
       <w:r>
@@ -1779,7 +1777,7 @@
     </w:p>
     <w:p>
       <w:pPr>
-        <w:shd w:fill="F2F2F2" w:color="auto" w:val="clear"/>
+        <w:shd w:fill="F0F0E8" w:color="auto" w:val="clear"/>
         <w:spacing w:after="0"/>
       </w:pPr>
       <w:r>
@@ -1793,7 +1791,7 @@
     </w:p>
     <w:p>
       <w:pPr>
-        <w:shd w:fill="F2F2F2" w:color="auto" w:val="clear"/>
+        <w:shd w:fill="F0F0E8" w:color="auto" w:val="clear"/>
         <w:spacing w:after="0"/>
       </w:pPr>
       <w:r>
@@ -1807,7 +1805,7 @@
     </w:p>
     <w:p>
       <w:pPr>
-        <w:shd w:fill="F2F2F2" w:color="auto" w:val="clear"/>
+        <w:shd w:fill="F0F0E8" w:color="auto" w:val="clear"/>
         <w:spacing w:after="0"/>
       </w:pPr>
       <w:r>
@@ -1821,7 +1819,7 @@
     </w:p>
     <w:p>
       <w:pPr>
-        <w:shd w:fill="F2F2F2" w:color="auto" w:val="clear"/>
+        <w:shd w:fill="F0F0E8" w:color="auto" w:val="clear"/>
         <w:spacing w:after="0"/>
       </w:pPr>
       <w:r>
@@ -1835,7 +1833,7 @@
     </w:p>
     <w:p>
       <w:pPr>
-        <w:shd w:fill="F2F2F2" w:color="auto" w:val="clear"/>
+        <w:shd w:fill="F0F0E8" w:color="auto" w:val="clear"/>
         <w:spacing w:after="0"/>
       </w:pPr>
       <w:r>
@@ -1849,7 +1847,7 @@
     </w:p>
     <w:p>
       <w:pPr>
-        <w:shd w:fill="F2F2F2" w:color="auto" w:val="clear"/>
+        <w:shd w:fill="F0F0E8" w:color="auto" w:val="clear"/>
         <w:spacing w:after="0"/>
       </w:pPr>
       <w:r>
@@ -1863,7 +1861,7 @@
     </w:p>
     <w:p>
       <w:pPr>
-        <w:shd w:fill="F2F2F2" w:color="auto" w:val="clear"/>
+        <w:shd w:fill="F0F0E8" w:color="auto" w:val="clear"/>
         <w:spacing w:after="0"/>
       </w:pPr>
       <w:r>
@@ -1877,7 +1875,7 @@
     </w:p>
     <w:p>
       <w:pPr>
-        <w:shd w:fill="F2F2F2" w:color="auto" w:val="clear"/>
+        <w:shd w:fill="F0F0E8" w:color="auto" w:val="clear"/>
         <w:spacing w:after="0"/>
       </w:pPr>
       <w:r>
@@ -1891,7 +1889,7 @@
     </w:p>
     <w:p>
       <w:pPr>
-        <w:shd w:fill="F2F2F2" w:color="auto" w:val="clear"/>
+        <w:shd w:fill="F0F0E8" w:color="auto" w:val="clear"/>
         <w:spacing w:after="0"/>
       </w:pPr>
       <w:r>
@@ -1905,7 +1903,7 @@
     </w:p>
     <w:p>
       <w:pPr>
-        <w:shd w:fill="F2F2F2" w:color="auto" w:val="clear"/>
+        <w:shd w:fill="F0F0E8" w:color="auto" w:val="clear"/>
         <w:spacing w:after="0"/>
       </w:pPr>
       <w:r>
@@ -1919,7 +1917,7 @@
     </w:p>
     <w:p>
       <w:pPr>
-        <w:shd w:fill="F2F2F2" w:color="auto" w:val="clear"/>
+        <w:shd w:fill="F0F0E8" w:color="auto" w:val="clear"/>
         <w:spacing w:after="0"/>
       </w:pPr>
       <w:r>
@@ -1937,7 +1935,7 @@
       </w:pPr>
       <w:r>
         <w:rPr>
-          <w:rFonts w:ascii="Arial" w:cs="Arial" w:eastAsia="Arial" w:hAnsi="Arial"/>
+          <w:rFonts w:ascii="Calibri" w:cs="Calibri" w:eastAsia="Calibri" w:hAnsi="Calibri"/>
           <w:sz w:val="22"/>
           <w:szCs w:val="22"/>
         </w:rPr>
@@ -1950,7 +1948,7 @@
       </w:pPr>
       <w:r>
         <w:rPr>
-          <w:rFonts w:ascii="Arial" w:cs="Arial" w:eastAsia="Arial" w:hAnsi="Arial"/>
+          <w:rFonts w:ascii="Calibri" w:cs="Calibri" w:eastAsia="Calibri" w:hAnsi="Calibri"/>
           <w:sz w:val="22"/>
           <w:szCs w:val="22"/>
         </w:rPr>
@@ -1964,7 +1962,7 @@
       </w:pPr>
       <w:r>
         <w:rPr>
-          <w:rFonts w:ascii="Arial" w:cs="Arial" w:eastAsia="Arial" w:hAnsi="Arial"/>
+          <w:rFonts w:ascii="Calibri" w:cs="Calibri" w:eastAsia="Calibri" w:hAnsi="Calibri"/>
           <w:b/>
           <w:bCs/>
           <w:color w:val="2E74B5"/>
@@ -1998,7 +1996,7 @@
         <w:tc>
           <w:tcPr>
             <w:tcW w:type="dxa" w:w="1600"/>
-            <w:shd w:fill="1F4E78" w:color="auto" w:val="clear"/>
+            <w:shd w:fill="D4D0C8" w:color="auto" w:val="clear"/>
             <w:tcMar>
               <w:top w:type="dxa" w:w="60"/>
               <w:left w:type="dxa" w:w="100"/>
@@ -2009,10 +2007,9 @@
           <w:p>
             <w:r>
               <w:rPr>
-                <w:rFonts w:ascii="Arial" w:cs="Arial" w:eastAsia="Arial" w:hAnsi="Arial"/>
+                <w:rFonts w:ascii="Calibri" w:cs="Calibri" w:eastAsia="Calibri" w:hAnsi="Calibri"/>
                 <w:b/>
                 <w:bCs/>
-                <w:color w:val="FFFFFF"/>
                 <w:sz w:val="20"/>
                 <w:szCs w:val="20"/>
               </w:rPr>
@@ -2023,7 +2020,7 @@
         <w:tc>
           <w:tcPr>
             <w:tcW w:type="dxa" w:w="2400"/>
-            <w:shd w:fill="1F4E78" w:color="auto" w:val="clear"/>
+            <w:shd w:fill="D4D0C8" w:color="auto" w:val="clear"/>
             <w:tcMar>
               <w:top w:type="dxa" w:w="60"/>
               <w:left w:type="dxa" w:w="100"/>
@@ -2034,10 +2031,9 @@
           <w:p>
             <w:r>
               <w:rPr>
-                <w:rFonts w:ascii="Arial" w:cs="Arial" w:eastAsia="Arial" w:hAnsi="Arial"/>
+                <w:rFonts w:ascii="Calibri" w:cs="Calibri" w:eastAsia="Calibri" w:hAnsi="Calibri"/>
                 <w:b/>
                 <w:bCs/>
-                <w:color w:val="FFFFFF"/>
                 <w:sz w:val="20"/>
                 <w:szCs w:val="20"/>
               </w:rPr>
@@ -2048,7 +2044,7 @@
         <w:tc>
           <w:tcPr>
             <w:tcW w:type="dxa" w:w="5360"/>
-            <w:shd w:fill="1F4E78" w:color="auto" w:val="clear"/>
+            <w:shd w:fill="D4D0C8" w:color="auto" w:val="clear"/>
             <w:tcMar>
               <w:top w:type="dxa" w:w="60"/>
               <w:left w:type="dxa" w:w="100"/>
@@ -2059,10 +2055,9 @@
           <w:p>
             <w:r>
               <w:rPr>
-                <w:rFonts w:ascii="Arial" w:cs="Arial" w:eastAsia="Arial" w:hAnsi="Arial"/>
+                <w:rFonts w:ascii="Calibri" w:cs="Calibri" w:eastAsia="Calibri" w:hAnsi="Calibri"/>
                 <w:b/>
                 <w:bCs/>
-                <w:color w:val="FFFFFF"/>
                 <w:sz w:val="20"/>
                 <w:szCs w:val="20"/>
               </w:rPr>
@@ -2086,7 +2081,7 @@
           <w:p>
             <w:r>
               <w:rPr>
-                <w:rFonts w:ascii="Arial" w:cs="Arial" w:eastAsia="Arial" w:hAnsi="Arial"/>
+                <w:rFonts w:ascii="Calibri" w:cs="Calibri" w:eastAsia="Calibri" w:hAnsi="Calibri"/>
                 <w:sz w:val="20"/>
                 <w:szCs w:val="20"/>
               </w:rPr>
@@ -2108,7 +2103,7 @@
           <w:p>
             <w:r>
               <w:rPr>
-                <w:rFonts w:ascii="Arial" w:cs="Arial" w:eastAsia="Arial" w:hAnsi="Arial"/>
+                <w:rFonts w:ascii="Calibri" w:cs="Calibri" w:eastAsia="Calibri" w:hAnsi="Calibri"/>
                 <w:sz w:val="20"/>
                 <w:szCs w:val="20"/>
               </w:rPr>
@@ -2130,7 +2125,7 @@
           <w:p>
             <w:r>
               <w:rPr>
-                <w:rFonts w:ascii="Arial" w:cs="Arial" w:eastAsia="Arial" w:hAnsi="Arial"/>
+                <w:rFonts w:ascii="Calibri" w:cs="Calibri" w:eastAsia="Calibri" w:hAnsi="Calibri"/>
                 <w:sz w:val="20"/>
                 <w:szCs w:val="20"/>
               </w:rPr>
@@ -2143,7 +2138,7 @@
         <w:tc>
           <w:tcPr>
             <w:tcW w:type="dxa" w:w="1600"/>
-            <w:shd w:fill="F2F2F2" w:color="auto" w:val="clear"/>
+            <w:shd w:fill="F0F0E8" w:color="auto" w:val="clear"/>
             <w:tcMar>
               <w:top w:type="dxa" w:w="60"/>
               <w:left w:type="dxa" w:w="100"/>
@@ -2154,7 +2149,7 @@
           <w:p>
             <w:r>
               <w:rPr>
-                <w:rFonts w:ascii="Arial" w:cs="Arial" w:eastAsia="Arial" w:hAnsi="Arial"/>
+                <w:rFonts w:ascii="Calibri" w:cs="Calibri" w:eastAsia="Calibri" w:hAnsi="Calibri"/>
                 <w:sz w:val="20"/>
                 <w:szCs w:val="20"/>
               </w:rPr>
@@ -2165,7 +2160,7 @@
         <w:tc>
           <w:tcPr>
             <w:tcW w:type="dxa" w:w="2400"/>
-            <w:shd w:fill="F2F2F2" w:color="auto" w:val="clear"/>
+            <w:shd w:fill="F0F0E8" w:color="auto" w:val="clear"/>
             <w:tcMar>
               <w:top w:type="dxa" w:w="60"/>
               <w:left w:type="dxa" w:w="100"/>
@@ -2176,7 +2171,7 @@
           <w:p>
             <w:r>
               <w:rPr>
-                <w:rFonts w:ascii="Arial" w:cs="Arial" w:eastAsia="Arial" w:hAnsi="Arial"/>
+                <w:rFonts w:ascii="Calibri" w:cs="Calibri" w:eastAsia="Calibri" w:hAnsi="Calibri"/>
                 <w:sz w:val="20"/>
                 <w:szCs w:val="20"/>
               </w:rPr>
@@ -2187,7 +2182,7 @@
         <w:tc>
           <w:tcPr>
             <w:tcW w:type="dxa" w:w="5360"/>
-            <w:shd w:fill="F2F2F2" w:color="auto" w:val="clear"/>
+            <w:shd w:fill="F0F0E8" w:color="auto" w:val="clear"/>
             <w:tcMar>
               <w:top w:type="dxa" w:w="60"/>
               <w:left w:type="dxa" w:w="100"/>
@@ -2198,7 +2193,7 @@
           <w:p>
             <w:r>
               <w:rPr>
-                <w:rFonts w:ascii="Arial" w:cs="Arial" w:eastAsia="Arial" w:hAnsi="Arial"/>
+                <w:rFonts w:ascii="Calibri" w:cs="Calibri" w:eastAsia="Calibri" w:hAnsi="Calibri"/>
                 <w:sz w:val="20"/>
                 <w:szCs w:val="20"/>
               </w:rPr>
@@ -2222,7 +2217,7 @@
           <w:p>
             <w:r>
               <w:rPr>
-                <w:rFonts w:ascii="Arial" w:cs="Arial" w:eastAsia="Arial" w:hAnsi="Arial"/>
+                <w:rFonts w:ascii="Calibri" w:cs="Calibri" w:eastAsia="Calibri" w:hAnsi="Calibri"/>
                 <w:sz w:val="20"/>
                 <w:szCs w:val="20"/>
               </w:rPr>
@@ -2244,7 +2239,7 @@
           <w:p>
             <w:r>
               <w:rPr>
-                <w:rFonts w:ascii="Arial" w:cs="Arial" w:eastAsia="Arial" w:hAnsi="Arial"/>
+                <w:rFonts w:ascii="Calibri" w:cs="Calibri" w:eastAsia="Calibri" w:hAnsi="Calibri"/>
                 <w:sz w:val="20"/>
                 <w:szCs w:val="20"/>
               </w:rPr>
@@ -2266,7 +2261,7 @@
           <w:p>
             <w:r>
               <w:rPr>
-                <w:rFonts w:ascii="Arial" w:cs="Arial" w:eastAsia="Arial" w:hAnsi="Arial"/>
+                <w:rFonts w:ascii="Calibri" w:cs="Calibri" w:eastAsia="Calibri" w:hAnsi="Calibri"/>
                 <w:sz w:val="20"/>
                 <w:szCs w:val="20"/>
               </w:rPr>
@@ -2279,7 +2274,7 @@
         <w:tc>
           <w:tcPr>
             <w:tcW w:type="dxa" w:w="1600"/>
-            <w:shd w:fill="F2F2F2" w:color="auto" w:val="clear"/>
+            <w:shd w:fill="F0F0E8" w:color="auto" w:val="clear"/>
             <w:tcMar>
               <w:top w:type="dxa" w:w="60"/>
               <w:left w:type="dxa" w:w="100"/>
@@ -2290,7 +2285,7 @@
           <w:p>
             <w:r>
               <w:rPr>
-                <w:rFonts w:ascii="Arial" w:cs="Arial" w:eastAsia="Arial" w:hAnsi="Arial"/>
+                <w:rFonts w:ascii="Calibri" w:cs="Calibri" w:eastAsia="Calibri" w:hAnsi="Calibri"/>
                 <w:sz w:val="20"/>
                 <w:szCs w:val="20"/>
               </w:rPr>
@@ -2301,7 +2296,7 @@
         <w:tc>
           <w:tcPr>
             <w:tcW w:type="dxa" w:w="2400"/>
-            <w:shd w:fill="F2F2F2" w:color="auto" w:val="clear"/>
+            <w:shd w:fill="F0F0E8" w:color="auto" w:val="clear"/>
             <w:tcMar>
               <w:top w:type="dxa" w:w="60"/>
               <w:left w:type="dxa" w:w="100"/>
@@ -2312,7 +2307,7 @@
           <w:p>
             <w:r>
               <w:rPr>
-                <w:rFonts w:ascii="Arial" w:cs="Arial" w:eastAsia="Arial" w:hAnsi="Arial"/>
+                <w:rFonts w:ascii="Calibri" w:cs="Calibri" w:eastAsia="Calibri" w:hAnsi="Calibri"/>
                 <w:sz w:val="20"/>
                 <w:szCs w:val="20"/>
               </w:rPr>
@@ -2323,7 +2318,7 @@
         <w:tc>
           <w:tcPr>
             <w:tcW w:type="dxa" w:w="5360"/>
-            <w:shd w:fill="F2F2F2" w:color="auto" w:val="clear"/>
+            <w:shd w:fill="F0F0E8" w:color="auto" w:val="clear"/>
             <w:tcMar>
               <w:top w:type="dxa" w:w="60"/>
               <w:left w:type="dxa" w:w="100"/>
@@ -2334,7 +2329,7 @@
           <w:p>
             <w:r>
               <w:rPr>
-                <w:rFonts w:ascii="Arial" w:cs="Arial" w:eastAsia="Arial" w:hAnsi="Arial"/>
+                <w:rFonts w:ascii="Calibri" w:cs="Calibri" w:eastAsia="Calibri" w:hAnsi="Calibri"/>
                 <w:sz w:val="20"/>
                 <w:szCs w:val="20"/>
               </w:rPr>
@@ -2350,7 +2345,7 @@
       </w:pPr>
       <w:r>
         <w:rPr>
-          <w:rFonts w:ascii="Arial" w:cs="Arial" w:eastAsia="Arial" w:hAnsi="Arial"/>
+          <w:rFonts w:ascii="Calibri" w:cs="Calibri" w:eastAsia="Calibri" w:hAnsi="Calibri"/>
           <w:sz w:val="22"/>
           <w:szCs w:val="22"/>
         </w:rPr>
@@ -2363,7 +2358,7 @@
       </w:pPr>
       <w:r>
         <w:rPr>
-          <w:rFonts w:ascii="Arial" w:cs="Arial" w:eastAsia="Arial" w:hAnsi="Arial"/>
+          <w:rFonts w:ascii="Calibri" w:cs="Calibri" w:eastAsia="Calibri" w:hAnsi="Calibri"/>
           <w:sz w:val="22"/>
           <w:szCs w:val="22"/>
         </w:rPr>
@@ -2377,7 +2372,7 @@
       </w:pPr>
       <w:r>
         <w:rPr>
-          <w:rFonts w:ascii="Arial" w:cs="Arial" w:eastAsia="Arial" w:hAnsi="Arial"/>
+          <w:rFonts w:ascii="Calibri" w:cs="Calibri" w:eastAsia="Calibri" w:hAnsi="Calibri"/>
           <w:b/>
           <w:bCs/>
           <w:color w:val="2E74B5"/>
@@ -2393,7 +2388,7 @@
       </w:pPr>
       <w:r>
         <w:rPr>
-          <w:rFonts w:ascii="Arial" w:cs="Arial" w:eastAsia="Arial" w:hAnsi="Arial"/>
+          <w:rFonts w:ascii="Calibri" w:cs="Calibri" w:eastAsia="Calibri" w:hAnsi="Calibri"/>
           <w:sz w:val="22"/>
           <w:szCs w:val="22"/>
         </w:rPr>
@@ -2426,7 +2421,7 @@
         <w:tc>
           <w:tcPr>
             <w:tcW w:type="dxa" w:w="500"/>
-            <w:shd w:fill="1F4E78" w:color="auto" w:val="clear"/>
+            <w:shd w:fill="D4D0C8" w:color="auto" w:val="clear"/>
             <w:tcMar>
               <w:top w:type="dxa" w:w="60"/>
               <w:left w:type="dxa" w:w="100"/>
@@ -2437,10 +2432,9 @@
           <w:p>
             <w:r>
               <w:rPr>
-                <w:rFonts w:ascii="Arial" w:cs="Arial" w:eastAsia="Arial" w:hAnsi="Arial"/>
+                <w:rFonts w:ascii="Calibri" w:cs="Calibri" w:eastAsia="Calibri" w:hAnsi="Calibri"/>
                 <w:b/>
                 <w:bCs/>
-                <w:color w:val="FFFFFF"/>
                 <w:sz w:val="20"/>
                 <w:szCs w:val="20"/>
               </w:rPr>
@@ -2451,7 +2445,7 @@
         <w:tc>
           <w:tcPr>
             <w:tcW w:type="dxa" w:w="2000"/>
-            <w:shd w:fill="1F4E78" w:color="auto" w:val="clear"/>
+            <w:shd w:fill="D4D0C8" w:color="auto" w:val="clear"/>
             <w:tcMar>
               <w:top w:type="dxa" w:w="60"/>
               <w:left w:type="dxa" w:w="100"/>
@@ -2462,10 +2456,9 @@
           <w:p>
             <w:r>
               <w:rPr>
-                <w:rFonts w:ascii="Arial" w:cs="Arial" w:eastAsia="Arial" w:hAnsi="Arial"/>
+                <w:rFonts w:ascii="Calibri" w:cs="Calibri" w:eastAsia="Calibri" w:hAnsi="Calibri"/>
                 <w:b/>
                 <w:bCs/>
-                <w:color w:val="FFFFFF"/>
                 <w:sz w:val="20"/>
                 <w:szCs w:val="20"/>
               </w:rPr>
@@ -2476,7 +2469,7 @@
         <w:tc>
           <w:tcPr>
             <w:tcW w:type="dxa" w:w="3200"/>
-            <w:shd w:fill="1F4E78" w:color="auto" w:val="clear"/>
+            <w:shd w:fill="D4D0C8" w:color="auto" w:val="clear"/>
             <w:tcMar>
               <w:top w:type="dxa" w:w="60"/>
               <w:left w:type="dxa" w:w="100"/>
@@ -2487,10 +2480,9 @@
           <w:p>
             <w:r>
               <w:rPr>
-                <w:rFonts w:ascii="Arial" w:cs="Arial" w:eastAsia="Arial" w:hAnsi="Arial"/>
+                <w:rFonts w:ascii="Calibri" w:cs="Calibri" w:eastAsia="Calibri" w:hAnsi="Calibri"/>
                 <w:b/>
                 <w:bCs/>
-                <w:color w:val="FFFFFF"/>
                 <w:sz w:val="20"/>
                 <w:szCs w:val="20"/>
               </w:rPr>
@@ -2501,7 +2493,7 @@
         <w:tc>
           <w:tcPr>
             <w:tcW w:type="dxa" w:w="2400"/>
-            <w:shd w:fill="1F4E78" w:color="auto" w:val="clear"/>
+            <w:shd w:fill="D4D0C8" w:color="auto" w:val="clear"/>
             <w:tcMar>
               <w:top w:type="dxa" w:w="60"/>
               <w:left w:type="dxa" w:w="100"/>
@@ -2512,10 +2504,9 @@
           <w:p>
             <w:r>
               <w:rPr>
-                <w:rFonts w:ascii="Arial" w:cs="Arial" w:eastAsia="Arial" w:hAnsi="Arial"/>
+                <w:rFonts w:ascii="Calibri" w:cs="Calibri" w:eastAsia="Calibri" w:hAnsi="Calibri"/>
                 <w:b/>
                 <w:bCs/>
-                <w:color w:val="FFFFFF"/>
                 <w:sz w:val="20"/>
                 <w:szCs w:val="20"/>
               </w:rPr>
@@ -2526,7 +2517,7 @@
         <w:tc>
           <w:tcPr>
             <w:tcW w:type="dxa" w:w="1260"/>
-            <w:shd w:fill="1F4E78" w:color="auto" w:val="clear"/>
+            <w:shd w:fill="D4D0C8" w:color="auto" w:val="clear"/>
             <w:tcMar>
               <w:top w:type="dxa" w:w="60"/>
               <w:left w:type="dxa" w:w="100"/>
@@ -2537,10 +2528,9 @@
           <w:p>
             <w:r>
               <w:rPr>
-                <w:rFonts w:ascii="Arial" w:cs="Arial" w:eastAsia="Arial" w:hAnsi="Arial"/>
+                <w:rFonts w:ascii="Calibri" w:cs="Calibri" w:eastAsia="Calibri" w:hAnsi="Calibri"/>
                 <w:b/>
                 <w:bCs/>
-                <w:color w:val="FFFFFF"/>
                 <w:sz w:val="20"/>
                 <w:szCs w:val="20"/>
               </w:rPr>
@@ -2564,7 +2554,7 @@
           <w:p>
             <w:r>
               <w:rPr>
-                <w:rFonts w:ascii="Arial" w:cs="Arial" w:eastAsia="Arial" w:hAnsi="Arial"/>
+                <w:rFonts w:ascii="Calibri" w:cs="Calibri" w:eastAsia="Calibri" w:hAnsi="Calibri"/>
                 <w:sz w:val="20"/>
                 <w:szCs w:val="20"/>
               </w:rPr>
@@ -2586,7 +2576,7 @@
           <w:p>
             <w:r>
               <w:rPr>
-                <w:rFonts w:ascii="Arial" w:cs="Arial" w:eastAsia="Arial" w:hAnsi="Arial"/>
+                <w:rFonts w:ascii="Calibri" w:cs="Calibri" w:eastAsia="Calibri" w:hAnsi="Calibri"/>
                 <w:sz w:val="20"/>
                 <w:szCs w:val="20"/>
               </w:rPr>
@@ -2608,7 +2598,7 @@
           <w:p>
             <w:r>
               <w:rPr>
-                <w:rFonts w:ascii="Arial" w:cs="Arial" w:eastAsia="Arial" w:hAnsi="Arial"/>
+                <w:rFonts w:ascii="Calibri" w:cs="Calibri" w:eastAsia="Calibri" w:hAnsi="Calibri"/>
                 <w:sz w:val="20"/>
                 <w:szCs w:val="20"/>
               </w:rPr>
@@ -2630,7 +2620,7 @@
           <w:p>
             <w:r>
               <w:rPr>
-                <w:rFonts w:ascii="Arial" w:cs="Arial" w:eastAsia="Arial" w:hAnsi="Arial"/>
+                <w:rFonts w:ascii="Calibri" w:cs="Calibri" w:eastAsia="Calibri" w:hAnsi="Calibri"/>
                 <w:sz w:val="20"/>
                 <w:szCs w:val="20"/>
               </w:rPr>
@@ -2652,7 +2642,7 @@
           <w:p>
             <w:r>
               <w:rPr>
-                <w:rFonts w:ascii="Arial" w:cs="Arial" w:eastAsia="Arial" w:hAnsi="Arial"/>
+                <w:rFonts w:ascii="Calibri" w:cs="Calibri" w:eastAsia="Calibri" w:hAnsi="Calibri"/>
                 <w:sz w:val="20"/>
                 <w:szCs w:val="20"/>
               </w:rPr>
@@ -2665,7 +2655,7 @@
         <w:tc>
           <w:tcPr>
             <w:tcW w:type="dxa" w:w="500"/>
-            <w:shd w:fill="F2F2F2" w:color="auto" w:val="clear"/>
+            <w:shd w:fill="F0F0E8" w:color="auto" w:val="clear"/>
             <w:tcMar>
               <w:top w:type="dxa" w:w="60"/>
               <w:left w:type="dxa" w:w="100"/>
@@ -2676,7 +2666,7 @@
           <w:p>
             <w:r>
               <w:rPr>
-                <w:rFonts w:ascii="Arial" w:cs="Arial" w:eastAsia="Arial" w:hAnsi="Arial"/>
+                <w:rFonts w:ascii="Calibri" w:cs="Calibri" w:eastAsia="Calibri" w:hAnsi="Calibri"/>
                 <w:sz w:val="20"/>
                 <w:szCs w:val="20"/>
               </w:rPr>
@@ -2687,7 +2677,7 @@
         <w:tc>
           <w:tcPr>
             <w:tcW w:type="dxa" w:w="2000"/>
-            <w:shd w:fill="F2F2F2" w:color="auto" w:val="clear"/>
+            <w:shd w:fill="F0F0E8" w:color="auto" w:val="clear"/>
             <w:tcMar>
               <w:top w:type="dxa" w:w="60"/>
               <w:left w:type="dxa" w:w="100"/>
@@ -2698,7 +2688,7 @@
           <w:p>
             <w:r>
               <w:rPr>
-                <w:rFonts w:ascii="Arial" w:cs="Arial" w:eastAsia="Arial" w:hAnsi="Arial"/>
+                <w:rFonts w:ascii="Calibri" w:cs="Calibri" w:eastAsia="Calibri" w:hAnsi="Calibri"/>
                 <w:sz w:val="20"/>
                 <w:szCs w:val="20"/>
               </w:rPr>
@@ -2709,7 +2699,7 @@
         <w:tc>
           <w:tcPr>
             <w:tcW w:type="dxa" w:w="3200"/>
-            <w:shd w:fill="F2F2F2" w:color="auto" w:val="clear"/>
+            <w:shd w:fill="F0F0E8" w:color="auto" w:val="clear"/>
             <w:tcMar>
               <w:top w:type="dxa" w:w="60"/>
               <w:left w:type="dxa" w:w="100"/>
@@ -2720,7 +2710,7 @@
           <w:p>
             <w:r>
               <w:rPr>
-                <w:rFonts w:ascii="Arial" w:cs="Arial" w:eastAsia="Arial" w:hAnsi="Arial"/>
+                <w:rFonts w:ascii="Calibri" w:cs="Calibri" w:eastAsia="Calibri" w:hAnsi="Calibri"/>
                 <w:sz w:val="20"/>
                 <w:szCs w:val="20"/>
               </w:rPr>
@@ -2731,7 +2721,7 @@
         <w:tc>
           <w:tcPr>
             <w:tcW w:type="dxa" w:w="2400"/>
-            <w:shd w:fill="F2F2F2" w:color="auto" w:val="clear"/>
+            <w:shd w:fill="F0F0E8" w:color="auto" w:val="clear"/>
             <w:tcMar>
               <w:top w:type="dxa" w:w="60"/>
               <w:left w:type="dxa" w:w="100"/>
@@ -2742,7 +2732,7 @@
           <w:p>
             <w:r>
               <w:rPr>
-                <w:rFonts w:ascii="Arial" w:cs="Arial" w:eastAsia="Arial" w:hAnsi="Arial"/>
+                <w:rFonts w:ascii="Calibri" w:cs="Calibri" w:eastAsia="Calibri" w:hAnsi="Calibri"/>
                 <w:sz w:val="20"/>
                 <w:szCs w:val="20"/>
               </w:rPr>
@@ -2753,7 +2743,7 @@
         <w:tc>
           <w:tcPr>
             <w:tcW w:type="dxa" w:w="1260"/>
-            <w:shd w:fill="F2F2F2" w:color="auto" w:val="clear"/>
+            <w:shd w:fill="F0F0E8" w:color="auto" w:val="clear"/>
             <w:tcMar>
               <w:top w:type="dxa" w:w="60"/>
               <w:left w:type="dxa" w:w="100"/>
@@ -2764,7 +2754,7 @@
           <w:p>
             <w:r>
               <w:rPr>
-                <w:rFonts w:ascii="Arial" w:cs="Arial" w:eastAsia="Arial" w:hAnsi="Arial"/>
+                <w:rFonts w:ascii="Calibri" w:cs="Calibri" w:eastAsia="Calibri" w:hAnsi="Calibri"/>
                 <w:sz w:val="20"/>
                 <w:szCs w:val="20"/>
               </w:rPr>
@@ -2788,7 +2778,7 @@
           <w:p>
             <w:r>
               <w:rPr>
-                <w:rFonts w:ascii="Arial" w:cs="Arial" w:eastAsia="Arial" w:hAnsi="Arial"/>
+                <w:rFonts w:ascii="Calibri" w:cs="Calibri" w:eastAsia="Calibri" w:hAnsi="Calibri"/>
                 <w:sz w:val="20"/>
                 <w:szCs w:val="20"/>
               </w:rPr>
@@ -2810,7 +2800,7 @@
           <w:p>
             <w:r>
               <w:rPr>
-                <w:rFonts w:ascii="Arial" w:cs="Arial" w:eastAsia="Arial" w:hAnsi="Arial"/>
+                <w:rFonts w:ascii="Calibri" w:cs="Calibri" w:eastAsia="Calibri" w:hAnsi="Calibri"/>
                 <w:sz w:val="20"/>
                 <w:szCs w:val="20"/>
               </w:rPr>
@@ -2832,7 +2822,7 @@
           <w:p>
             <w:r>
               <w:rPr>
-                <w:rFonts w:ascii="Arial" w:cs="Arial" w:eastAsia="Arial" w:hAnsi="Arial"/>
+                <w:rFonts w:ascii="Calibri" w:cs="Calibri" w:eastAsia="Calibri" w:hAnsi="Calibri"/>
                 <w:sz w:val="20"/>
                 <w:szCs w:val="20"/>
               </w:rPr>
@@ -2854,7 +2844,7 @@
           <w:p>
             <w:r>
               <w:rPr>
-                <w:rFonts w:ascii="Arial" w:cs="Arial" w:eastAsia="Arial" w:hAnsi="Arial"/>
+                <w:rFonts w:ascii="Calibri" w:cs="Calibri" w:eastAsia="Calibri" w:hAnsi="Calibri"/>
                 <w:sz w:val="20"/>
                 <w:szCs w:val="20"/>
               </w:rPr>
@@ -2876,7 +2866,7 @@
           <w:p>
             <w:r>
               <w:rPr>
-                <w:rFonts w:ascii="Arial" w:cs="Arial" w:eastAsia="Arial" w:hAnsi="Arial"/>
+                <w:rFonts w:ascii="Calibri" w:cs="Calibri" w:eastAsia="Calibri" w:hAnsi="Calibri"/>
                 <w:sz w:val="20"/>
                 <w:szCs w:val="20"/>
               </w:rPr>
@@ -2889,7 +2879,7 @@
         <w:tc>
           <w:tcPr>
             <w:tcW w:type="dxa" w:w="500"/>
-            <w:shd w:fill="F2F2F2" w:color="auto" w:val="clear"/>
+            <w:shd w:fill="F0F0E8" w:color="auto" w:val="clear"/>
             <w:tcMar>
               <w:top w:type="dxa" w:w="60"/>
               <w:left w:type="dxa" w:w="100"/>
@@ -2900,7 +2890,7 @@
           <w:p>
             <w:r>
               <w:rPr>
-                <w:rFonts w:ascii="Arial" w:cs="Arial" w:eastAsia="Arial" w:hAnsi="Arial"/>
+                <w:rFonts w:ascii="Calibri" w:cs="Calibri" w:eastAsia="Calibri" w:hAnsi="Calibri"/>
                 <w:sz w:val="20"/>
                 <w:szCs w:val="20"/>
               </w:rPr>
@@ -2911,7 +2901,7 @@
         <w:tc>
           <w:tcPr>
             <w:tcW w:type="dxa" w:w="2000"/>
-            <w:shd w:fill="F2F2F2" w:color="auto" w:val="clear"/>
+            <w:shd w:fill="F0F0E8" w:color="auto" w:val="clear"/>
             <w:tcMar>
               <w:top w:type="dxa" w:w="60"/>
               <w:left w:type="dxa" w:w="100"/>
@@ -2922,7 +2912,7 @@
           <w:p>
             <w:r>
               <w:rPr>
-                <w:rFonts w:ascii="Arial" w:cs="Arial" w:eastAsia="Arial" w:hAnsi="Arial"/>
+                <w:rFonts w:ascii="Calibri" w:cs="Calibri" w:eastAsia="Calibri" w:hAnsi="Calibri"/>
                 <w:sz w:val="20"/>
                 <w:szCs w:val="20"/>
               </w:rPr>
@@ -2933,7 +2923,7 @@
         <w:tc>
           <w:tcPr>
             <w:tcW w:type="dxa" w:w="3200"/>
-            <w:shd w:fill="F2F2F2" w:color="auto" w:val="clear"/>
+            <w:shd w:fill="F0F0E8" w:color="auto" w:val="clear"/>
             <w:tcMar>
               <w:top w:type="dxa" w:w="60"/>
               <w:left w:type="dxa" w:w="100"/>
@@ -2944,7 +2934,7 @@
           <w:p>
             <w:r>
               <w:rPr>
-                <w:rFonts w:ascii="Arial" w:cs="Arial" w:eastAsia="Arial" w:hAnsi="Arial"/>
+                <w:rFonts w:ascii="Calibri" w:cs="Calibri" w:eastAsia="Calibri" w:hAnsi="Calibri"/>
                 <w:sz w:val="20"/>
                 <w:szCs w:val="20"/>
               </w:rPr>
@@ -2955,7 +2945,7 @@
         <w:tc>
           <w:tcPr>
             <w:tcW w:type="dxa" w:w="2400"/>
-            <w:shd w:fill="F2F2F2" w:color="auto" w:val="clear"/>
+            <w:shd w:fill="F0F0E8" w:color="auto" w:val="clear"/>
             <w:tcMar>
               <w:top w:type="dxa" w:w="60"/>
               <w:left w:type="dxa" w:w="100"/>
@@ -2966,7 +2956,7 @@
           <w:p>
             <w:r>
               <w:rPr>
-                <w:rFonts w:ascii="Arial" w:cs="Arial" w:eastAsia="Arial" w:hAnsi="Arial"/>
+                <w:rFonts w:ascii="Calibri" w:cs="Calibri" w:eastAsia="Calibri" w:hAnsi="Calibri"/>
                 <w:sz w:val="20"/>
                 <w:szCs w:val="20"/>
               </w:rPr>
@@ -2977,7 +2967,7 @@
         <w:tc>
           <w:tcPr>
             <w:tcW w:type="dxa" w:w="1260"/>
-            <w:shd w:fill="F2F2F2" w:color="auto" w:val="clear"/>
+            <w:shd w:fill="F0F0E8" w:color="auto" w:val="clear"/>
             <w:tcMar>
               <w:top w:type="dxa" w:w="60"/>
               <w:left w:type="dxa" w:w="100"/>
@@ -2988,7 +2978,7 @@
           <w:p>
             <w:r>
               <w:rPr>
-                <w:rFonts w:ascii="Arial" w:cs="Arial" w:eastAsia="Arial" w:hAnsi="Arial"/>
+                <w:rFonts w:ascii="Calibri" w:cs="Calibri" w:eastAsia="Calibri" w:hAnsi="Calibri"/>
                 <w:sz w:val="20"/>
                 <w:szCs w:val="20"/>
               </w:rPr>
@@ -3012,7 +3002,7 @@
           <w:p>
             <w:r>
               <w:rPr>
-                <w:rFonts w:ascii="Arial" w:cs="Arial" w:eastAsia="Arial" w:hAnsi="Arial"/>
+                <w:rFonts w:ascii="Calibri" w:cs="Calibri" w:eastAsia="Calibri" w:hAnsi="Calibri"/>
                 <w:sz w:val="20"/>
                 <w:szCs w:val="20"/>
               </w:rPr>
@@ -3034,7 +3024,7 @@
           <w:p>
             <w:r>
               <w:rPr>
-                <w:rFonts w:ascii="Arial" w:cs="Arial" w:eastAsia="Arial" w:hAnsi="Arial"/>
+                <w:rFonts w:ascii="Calibri" w:cs="Calibri" w:eastAsia="Calibri" w:hAnsi="Calibri"/>
                 <w:sz w:val="20"/>
                 <w:szCs w:val="20"/>
               </w:rPr>
@@ -3056,7 +3046,7 @@
           <w:p>
             <w:r>
               <w:rPr>
-                <w:rFonts w:ascii="Arial" w:cs="Arial" w:eastAsia="Arial" w:hAnsi="Arial"/>
+                <w:rFonts w:ascii="Calibri" w:cs="Calibri" w:eastAsia="Calibri" w:hAnsi="Calibri"/>
                 <w:sz w:val="20"/>
                 <w:szCs w:val="20"/>
               </w:rPr>
@@ -3078,7 +3068,7 @@
           <w:p>
             <w:r>
               <w:rPr>
-                <w:rFonts w:ascii="Arial" w:cs="Arial" w:eastAsia="Arial" w:hAnsi="Arial"/>
+                <w:rFonts w:ascii="Calibri" w:cs="Calibri" w:eastAsia="Calibri" w:hAnsi="Calibri"/>
                 <w:sz w:val="20"/>
                 <w:szCs w:val="20"/>
               </w:rPr>
@@ -3100,7 +3090,7 @@
           <w:p>
             <w:r>
               <w:rPr>
-                <w:rFonts w:ascii="Arial" w:cs="Arial" w:eastAsia="Arial" w:hAnsi="Arial"/>
+                <w:rFonts w:ascii="Calibri" w:cs="Calibri" w:eastAsia="Calibri" w:hAnsi="Calibri"/>
                 <w:sz w:val="20"/>
                 <w:szCs w:val="20"/>
               </w:rPr>
@@ -3113,7 +3103,7 @@
         <w:tc>
           <w:tcPr>
             <w:tcW w:type="dxa" w:w="500"/>
-            <w:shd w:fill="F2F2F2" w:color="auto" w:val="clear"/>
+            <w:shd w:fill="F0F0E8" w:color="auto" w:val="clear"/>
             <w:tcMar>
               <w:top w:type="dxa" w:w="60"/>
               <w:left w:type="dxa" w:w="100"/>
@@ -3124,7 +3114,7 @@
           <w:p>
             <w:r>
               <w:rPr>
-                <w:rFonts w:ascii="Arial" w:cs="Arial" w:eastAsia="Arial" w:hAnsi="Arial"/>
+                <w:rFonts w:ascii="Calibri" w:cs="Calibri" w:eastAsia="Calibri" w:hAnsi="Calibri"/>
                 <w:sz w:val="20"/>
                 <w:szCs w:val="20"/>
               </w:rPr>
@@ -3135,7 +3125,7 @@
         <w:tc>
           <w:tcPr>
             <w:tcW w:type="dxa" w:w="2000"/>
-            <w:shd w:fill="F2F2F2" w:color="auto" w:val="clear"/>
+            <w:shd w:fill="F0F0E8" w:color="auto" w:val="clear"/>
             <w:tcMar>
               <w:top w:type="dxa" w:w="60"/>
               <w:left w:type="dxa" w:w="100"/>
@@ -3146,7 +3136,7 @@
           <w:p>
             <w:r>
               <w:rPr>
-                <w:rFonts w:ascii="Arial" w:cs="Arial" w:eastAsia="Arial" w:hAnsi="Arial"/>
+                <w:rFonts w:ascii="Calibri" w:cs="Calibri" w:eastAsia="Calibri" w:hAnsi="Calibri"/>
                 <w:sz w:val="20"/>
                 <w:szCs w:val="20"/>
               </w:rPr>
@@ -3157,7 +3147,7 @@
         <w:tc>
           <w:tcPr>
             <w:tcW w:type="dxa" w:w="3200"/>
-            <w:shd w:fill="F2F2F2" w:color="auto" w:val="clear"/>
+            <w:shd w:fill="F0F0E8" w:color="auto" w:val="clear"/>
             <w:tcMar>
               <w:top w:type="dxa" w:w="60"/>
               <w:left w:type="dxa" w:w="100"/>
@@ -3168,7 +3158,7 @@
           <w:p>
             <w:r>
               <w:rPr>
-                <w:rFonts w:ascii="Arial" w:cs="Arial" w:eastAsia="Arial" w:hAnsi="Arial"/>
+                <w:rFonts w:ascii="Calibri" w:cs="Calibri" w:eastAsia="Calibri" w:hAnsi="Calibri"/>
                 <w:sz w:val="20"/>
                 <w:szCs w:val="20"/>
               </w:rPr>
@@ -3179,7 +3169,7 @@
         <w:tc>
           <w:tcPr>
             <w:tcW w:type="dxa" w:w="2400"/>
-            <w:shd w:fill="F2F2F2" w:color="auto" w:val="clear"/>
+            <w:shd w:fill="F0F0E8" w:color="auto" w:val="clear"/>
             <w:tcMar>
               <w:top w:type="dxa" w:w="60"/>
               <w:left w:type="dxa" w:w="100"/>
@@ -3190,7 +3180,7 @@
           <w:p>
             <w:r>
               <w:rPr>
-                <w:rFonts w:ascii="Arial" w:cs="Arial" w:eastAsia="Arial" w:hAnsi="Arial"/>
+                <w:rFonts w:ascii="Calibri" w:cs="Calibri" w:eastAsia="Calibri" w:hAnsi="Calibri"/>
                 <w:sz w:val="20"/>
                 <w:szCs w:val="20"/>
               </w:rPr>
@@ -3201,7 +3191,7 @@
         <w:tc>
           <w:tcPr>
             <w:tcW w:type="dxa" w:w="1260"/>
-            <w:shd w:fill="F2F2F2" w:color="auto" w:val="clear"/>
+            <w:shd w:fill="F0F0E8" w:color="auto" w:val="clear"/>
             <w:tcMar>
               <w:top w:type="dxa" w:w="60"/>
               <w:left w:type="dxa" w:w="100"/>
@@ -3212,7 +3202,7 @@
           <w:p>
             <w:r>
               <w:rPr>
-                <w:rFonts w:ascii="Arial" w:cs="Arial" w:eastAsia="Arial" w:hAnsi="Arial"/>
+                <w:rFonts w:ascii="Calibri" w:cs="Calibri" w:eastAsia="Calibri" w:hAnsi="Calibri"/>
                 <w:sz w:val="20"/>
                 <w:szCs w:val="20"/>
               </w:rPr>
@@ -3236,7 +3226,7 @@
           <w:p>
             <w:r>
               <w:rPr>
-                <w:rFonts w:ascii="Arial" w:cs="Arial" w:eastAsia="Arial" w:hAnsi="Arial"/>
+                <w:rFonts w:ascii="Calibri" w:cs="Calibri" w:eastAsia="Calibri" w:hAnsi="Calibri"/>
                 <w:sz w:val="20"/>
                 <w:szCs w:val="20"/>
               </w:rPr>
@@ -3258,7 +3248,7 @@
           <w:p>
             <w:r>
               <w:rPr>
-                <w:rFonts w:ascii="Arial" w:cs="Arial" w:eastAsia="Arial" w:hAnsi="Arial"/>
+                <w:rFonts w:ascii="Calibri" w:cs="Calibri" w:eastAsia="Calibri" w:hAnsi="Calibri"/>
                 <w:sz w:val="20"/>
                 <w:szCs w:val="20"/>
               </w:rPr>
@@ -3280,7 +3270,7 @@
           <w:p>
             <w:r>
               <w:rPr>
-                <w:rFonts w:ascii="Arial" w:cs="Arial" w:eastAsia="Arial" w:hAnsi="Arial"/>
+                <w:rFonts w:ascii="Calibri" w:cs="Calibri" w:eastAsia="Calibri" w:hAnsi="Calibri"/>
                 <w:sz w:val="20"/>
                 <w:szCs w:val="20"/>
               </w:rPr>
@@ -3302,7 +3292,7 @@
           <w:p>
             <w:r>
               <w:rPr>
-                <w:rFonts w:ascii="Arial" w:cs="Arial" w:eastAsia="Arial" w:hAnsi="Arial"/>
+                <w:rFonts w:ascii="Calibri" w:cs="Calibri" w:eastAsia="Calibri" w:hAnsi="Calibri"/>
                 <w:sz w:val="20"/>
                 <w:szCs w:val="20"/>
               </w:rPr>
@@ -3324,7 +3314,7 @@
           <w:p>
             <w:r>
               <w:rPr>
-                <w:rFonts w:ascii="Arial" w:cs="Arial" w:eastAsia="Arial" w:hAnsi="Arial"/>
+                <w:rFonts w:ascii="Calibri" w:cs="Calibri" w:eastAsia="Calibri" w:hAnsi="Calibri"/>
                 <w:sz w:val="20"/>
                 <w:szCs w:val="20"/>
               </w:rPr>
@@ -3337,7 +3327,7 @@
         <w:tc>
           <w:tcPr>
             <w:tcW w:type="dxa" w:w="500"/>
-            <w:shd w:fill="F2F2F2" w:color="auto" w:val="clear"/>
+            <w:shd w:fill="F0F0E8" w:color="auto" w:val="clear"/>
             <w:tcMar>
               <w:top w:type="dxa" w:w="60"/>
               <w:left w:type="dxa" w:w="100"/>
@@ -3348,7 +3338,7 @@
           <w:p>
             <w:r>
               <w:rPr>
-                <w:rFonts w:ascii="Arial" w:cs="Arial" w:eastAsia="Arial" w:hAnsi="Arial"/>
+                <w:rFonts w:ascii="Calibri" w:cs="Calibri" w:eastAsia="Calibri" w:hAnsi="Calibri"/>
                 <w:sz w:val="20"/>
                 <w:szCs w:val="20"/>
               </w:rPr>
@@ -3359,7 +3349,7 @@
         <w:tc>
           <w:tcPr>
             <w:tcW w:type="dxa" w:w="2000"/>
-            <w:shd w:fill="F2F2F2" w:color="auto" w:val="clear"/>
+            <w:shd w:fill="F0F0E8" w:color="auto" w:val="clear"/>
             <w:tcMar>
               <w:top w:type="dxa" w:w="60"/>
               <w:left w:type="dxa" w:w="100"/>
@@ -3370,7 +3360,7 @@
           <w:p>
             <w:r>
               <w:rPr>
-                <w:rFonts w:ascii="Arial" w:cs="Arial" w:eastAsia="Arial" w:hAnsi="Arial"/>
+                <w:rFonts w:ascii="Calibri" w:cs="Calibri" w:eastAsia="Calibri" w:hAnsi="Calibri"/>
                 <w:sz w:val="20"/>
                 <w:szCs w:val="20"/>
               </w:rPr>
@@ -3381,7 +3371,7 @@
         <w:tc>
           <w:tcPr>
             <w:tcW w:type="dxa" w:w="3200"/>
-            <w:shd w:fill="F2F2F2" w:color="auto" w:val="clear"/>
+            <w:shd w:fill="F0F0E8" w:color="auto" w:val="clear"/>
             <w:tcMar>
               <w:top w:type="dxa" w:w="60"/>
               <w:left w:type="dxa" w:w="100"/>
@@ -3392,7 +3382,7 @@
           <w:p>
             <w:r>
               <w:rPr>
-                <w:rFonts w:ascii="Arial" w:cs="Arial" w:eastAsia="Arial" w:hAnsi="Arial"/>
+                <w:rFonts w:ascii="Calibri" w:cs="Calibri" w:eastAsia="Calibri" w:hAnsi="Calibri"/>
                 <w:sz w:val="20"/>
                 <w:szCs w:val="20"/>
               </w:rPr>
@@ -3403,7 +3393,7 @@
         <w:tc>
           <w:tcPr>
             <w:tcW w:type="dxa" w:w="2400"/>
-            <w:shd w:fill="F2F2F2" w:color="auto" w:val="clear"/>
+            <w:shd w:fill="F0F0E8" w:color="auto" w:val="clear"/>
             <w:tcMar>
               <w:top w:type="dxa" w:w="60"/>
               <w:left w:type="dxa" w:w="100"/>
@@ -3414,7 +3404,7 @@
           <w:p>
             <w:r>
               <w:rPr>
-                <w:rFonts w:ascii="Arial" w:cs="Arial" w:eastAsia="Arial" w:hAnsi="Arial"/>
+                <w:rFonts w:ascii="Calibri" w:cs="Calibri" w:eastAsia="Calibri" w:hAnsi="Calibri"/>
                 <w:sz w:val="20"/>
                 <w:szCs w:val="20"/>
               </w:rPr>
@@ -3425,7 +3415,7 @@
         <w:tc>
           <w:tcPr>
             <w:tcW w:type="dxa" w:w="1260"/>
-            <w:shd w:fill="F2F2F2" w:color="auto" w:val="clear"/>
+            <w:shd w:fill="F0F0E8" w:color="auto" w:val="clear"/>
             <w:tcMar>
               <w:top w:type="dxa" w:w="60"/>
               <w:left w:type="dxa" w:w="100"/>
@@ -3436,7 +3426,7 @@
           <w:p>
             <w:r>
               <w:rPr>
-                <w:rFonts w:ascii="Arial" w:cs="Arial" w:eastAsia="Arial" w:hAnsi="Arial"/>
+                <w:rFonts w:ascii="Calibri" w:cs="Calibri" w:eastAsia="Calibri" w:hAnsi="Calibri"/>
                 <w:sz w:val="20"/>
                 <w:szCs w:val="20"/>
               </w:rPr>
@@ -3460,7 +3450,7 @@
           <w:p>
             <w:r>
               <w:rPr>
-                <w:rFonts w:ascii="Arial" w:cs="Arial" w:eastAsia="Arial" w:hAnsi="Arial"/>
+                <w:rFonts w:ascii="Calibri" w:cs="Calibri" w:eastAsia="Calibri" w:hAnsi="Calibri"/>
                 <w:sz w:val="20"/>
                 <w:szCs w:val="20"/>
               </w:rPr>
@@ -3482,7 +3472,7 @@
           <w:p>
             <w:r>
               <w:rPr>
-                <w:rFonts w:ascii="Arial" w:cs="Arial" w:eastAsia="Arial" w:hAnsi="Arial"/>
+                <w:rFonts w:ascii="Calibri" w:cs="Calibri" w:eastAsia="Calibri" w:hAnsi="Calibri"/>
                 <w:sz w:val="20"/>
                 <w:szCs w:val="20"/>
               </w:rPr>
@@ -3504,7 +3494,7 @@
           <w:p>
             <w:r>
               <w:rPr>
-                <w:rFonts w:ascii="Arial" w:cs="Arial" w:eastAsia="Arial" w:hAnsi="Arial"/>
+                <w:rFonts w:ascii="Calibri" w:cs="Calibri" w:eastAsia="Calibri" w:hAnsi="Calibri"/>
                 <w:sz w:val="20"/>
                 <w:szCs w:val="20"/>
               </w:rPr>
@@ -3526,7 +3516,7 @@
           <w:p>
             <w:r>
               <w:rPr>
-                <w:rFonts w:ascii="Arial" w:cs="Arial" w:eastAsia="Arial" w:hAnsi="Arial"/>
+                <w:rFonts w:ascii="Calibri" w:cs="Calibri" w:eastAsia="Calibri" w:hAnsi="Calibri"/>
                 <w:sz w:val="20"/>
                 <w:szCs w:val="20"/>
               </w:rPr>
@@ -3548,7 +3538,7 @@
           <w:p>
             <w:r>
               <w:rPr>
-                <w:rFonts w:ascii="Arial" w:cs="Arial" w:eastAsia="Arial" w:hAnsi="Arial"/>
+                <w:rFonts w:ascii="Calibri" w:cs="Calibri" w:eastAsia="Calibri" w:hAnsi="Calibri"/>
                 <w:sz w:val="20"/>
                 <w:szCs w:val="20"/>
               </w:rPr>
@@ -3561,7 +3551,7 @@
         <w:tc>
           <w:tcPr>
             <w:tcW w:type="dxa" w:w="500"/>
-            <w:shd w:fill="F2F2F2" w:color="auto" w:val="clear"/>
+            <w:shd w:fill="F0F0E8" w:color="auto" w:val="clear"/>
             <w:tcMar>
               <w:top w:type="dxa" w:w="60"/>
               <w:left w:type="dxa" w:w="100"/>
@@ -3572,7 +3562,7 @@
           <w:p>
             <w:r>
               <w:rPr>
-                <w:rFonts w:ascii="Arial" w:cs="Arial" w:eastAsia="Arial" w:hAnsi="Arial"/>
+                <w:rFonts w:ascii="Calibri" w:cs="Calibri" w:eastAsia="Calibri" w:hAnsi="Calibri"/>
                 <w:sz w:val="20"/>
                 <w:szCs w:val="20"/>
               </w:rPr>
@@ -3583,7 +3573,7 @@
         <w:tc>
           <w:tcPr>
             <w:tcW w:type="dxa" w:w="2000"/>
-            <w:shd w:fill="F2F2F2" w:color="auto" w:val="clear"/>
+            <w:shd w:fill="F0F0E8" w:color="auto" w:val="clear"/>
             <w:tcMar>
               <w:top w:type="dxa" w:w="60"/>
               <w:left w:type="dxa" w:w="100"/>
@@ -3594,7 +3584,7 @@
           <w:p>
             <w:r>
               <w:rPr>
-                <w:rFonts w:ascii="Arial" w:cs="Arial" w:eastAsia="Arial" w:hAnsi="Arial"/>
+                <w:rFonts w:ascii="Calibri" w:cs="Calibri" w:eastAsia="Calibri" w:hAnsi="Calibri"/>
                 <w:sz w:val="20"/>
                 <w:szCs w:val="20"/>
               </w:rPr>
@@ -3605,7 +3595,7 @@
         <w:tc>
           <w:tcPr>
             <w:tcW w:type="dxa" w:w="3200"/>
-            <w:shd w:fill="F2F2F2" w:color="auto" w:val="clear"/>
+            <w:shd w:fill="F0F0E8" w:color="auto" w:val="clear"/>
             <w:tcMar>
               <w:top w:type="dxa" w:w="60"/>
               <w:left w:type="dxa" w:w="100"/>
@@ -3616,7 +3606,7 @@
           <w:p>
             <w:r>
               <w:rPr>
-                <w:rFonts w:ascii="Arial" w:cs="Arial" w:eastAsia="Arial" w:hAnsi="Arial"/>
+                <w:rFonts w:ascii="Calibri" w:cs="Calibri" w:eastAsia="Calibri" w:hAnsi="Calibri"/>
                 <w:sz w:val="20"/>
                 <w:szCs w:val="20"/>
               </w:rPr>
@@ -3627,7 +3617,7 @@
         <w:tc>
           <w:tcPr>
             <w:tcW w:type="dxa" w:w="2400"/>
-            <w:shd w:fill="F2F2F2" w:color="auto" w:val="clear"/>
+            <w:shd w:fill="F0F0E8" w:color="auto" w:val="clear"/>
             <w:tcMar>
               <w:top w:type="dxa" w:w="60"/>
               <w:left w:type="dxa" w:w="100"/>
@@ -3638,7 +3628,7 @@
           <w:p>
             <w:r>
               <w:rPr>
-                <w:rFonts w:ascii="Arial" w:cs="Arial" w:eastAsia="Arial" w:hAnsi="Arial"/>
+                <w:rFonts w:ascii="Calibri" w:cs="Calibri" w:eastAsia="Calibri" w:hAnsi="Calibri"/>
                 <w:sz w:val="20"/>
                 <w:szCs w:val="20"/>
               </w:rPr>
@@ -3649,7 +3639,7 @@
         <w:tc>
           <w:tcPr>
             <w:tcW w:type="dxa" w:w="1260"/>
-            <w:shd w:fill="F2F2F2" w:color="auto" w:val="clear"/>
+            <w:shd w:fill="F0F0E8" w:color="auto" w:val="clear"/>
             <w:tcMar>
               <w:top w:type="dxa" w:w="60"/>
               <w:left w:type="dxa" w:w="100"/>
@@ -3660,7 +3650,7 @@
           <w:p>
             <w:r>
               <w:rPr>
-                <w:rFonts w:ascii="Arial" w:cs="Arial" w:eastAsia="Arial" w:hAnsi="Arial"/>
+                <w:rFonts w:ascii="Calibri" w:cs="Calibri" w:eastAsia="Calibri" w:hAnsi="Calibri"/>
                 <w:sz w:val="20"/>
                 <w:szCs w:val="20"/>
               </w:rPr>
@@ -3684,7 +3674,7 @@
           <w:p>
             <w:r>
               <w:rPr>
-                <w:rFonts w:ascii="Arial" w:cs="Arial" w:eastAsia="Arial" w:hAnsi="Arial"/>
+                <w:rFonts w:ascii="Calibri" w:cs="Calibri" w:eastAsia="Calibri" w:hAnsi="Calibri"/>
                 <w:sz w:val="20"/>
                 <w:szCs w:val="20"/>
               </w:rPr>
@@ -3706,7 +3696,7 @@
           <w:p>
             <w:r>
               <w:rPr>
-                <w:rFonts w:ascii="Arial" w:cs="Arial" w:eastAsia="Arial" w:hAnsi="Arial"/>
+                <w:rFonts w:ascii="Calibri" w:cs="Calibri" w:eastAsia="Calibri" w:hAnsi="Calibri"/>
                 <w:sz w:val="20"/>
                 <w:szCs w:val="20"/>
               </w:rPr>
@@ -3728,7 +3718,7 @@
           <w:p>
             <w:r>
               <w:rPr>
-                <w:rFonts w:ascii="Arial" w:cs="Arial" w:eastAsia="Arial" w:hAnsi="Arial"/>
+                <w:rFonts w:ascii="Calibri" w:cs="Calibri" w:eastAsia="Calibri" w:hAnsi="Calibri"/>
                 <w:sz w:val="20"/>
                 <w:szCs w:val="20"/>
               </w:rPr>
@@ -3750,7 +3740,7 @@
           <w:p>
             <w:r>
               <w:rPr>
-                <w:rFonts w:ascii="Arial" w:cs="Arial" w:eastAsia="Arial" w:hAnsi="Arial"/>
+                <w:rFonts w:ascii="Calibri" w:cs="Calibri" w:eastAsia="Calibri" w:hAnsi="Calibri"/>
                 <w:sz w:val="20"/>
                 <w:szCs w:val="20"/>
               </w:rPr>
@@ -3772,7 +3762,7 @@
           <w:p>
             <w:r>
               <w:rPr>
-                <w:rFonts w:ascii="Arial" w:cs="Arial" w:eastAsia="Arial" w:hAnsi="Arial"/>
+                <w:rFonts w:ascii="Calibri" w:cs="Calibri" w:eastAsia="Calibri" w:hAnsi="Calibri"/>
                 <w:sz w:val="20"/>
                 <w:szCs w:val="20"/>
               </w:rPr>
@@ -3785,7 +3775,7 @@
         <w:tc>
           <w:tcPr>
             <w:tcW w:type="dxa" w:w="500"/>
-            <w:shd w:fill="F2F2F2" w:color="auto" w:val="clear"/>
+            <w:shd w:fill="F0F0E8" w:color="auto" w:val="clear"/>
             <w:tcMar>
               <w:top w:type="dxa" w:w="60"/>
               <w:left w:type="dxa" w:w="100"/>
@@ -3796,7 +3786,7 @@
           <w:p>
             <w:r>
               <w:rPr>
-                <w:rFonts w:ascii="Arial" w:cs="Arial" w:eastAsia="Arial" w:hAnsi="Arial"/>
+                <w:rFonts w:ascii="Calibri" w:cs="Calibri" w:eastAsia="Calibri" w:hAnsi="Calibri"/>
                 <w:sz w:val="20"/>
                 <w:szCs w:val="20"/>
               </w:rPr>
@@ -3807,7 +3797,7 @@
         <w:tc>
           <w:tcPr>
             <w:tcW w:type="dxa" w:w="2000"/>
-            <w:shd w:fill="F2F2F2" w:color="auto" w:val="clear"/>
+            <w:shd w:fill="F0F0E8" w:color="auto" w:val="clear"/>
             <w:tcMar>
               <w:top w:type="dxa" w:w="60"/>
               <w:left w:type="dxa" w:w="100"/>
@@ -3818,7 +3808,7 @@
           <w:p>
             <w:r>
               <w:rPr>
-                <w:rFonts w:ascii="Arial" w:cs="Arial" w:eastAsia="Arial" w:hAnsi="Arial"/>
+                <w:rFonts w:ascii="Calibri" w:cs="Calibri" w:eastAsia="Calibri" w:hAnsi="Calibri"/>
                 <w:sz w:val="20"/>
                 <w:szCs w:val="20"/>
               </w:rPr>
@@ -3829,7 +3819,7 @@
         <w:tc>
           <w:tcPr>
             <w:tcW w:type="dxa" w:w="3200"/>
-            <w:shd w:fill="F2F2F2" w:color="auto" w:val="clear"/>
+            <w:shd w:fill="F0F0E8" w:color="auto" w:val="clear"/>
             <w:tcMar>
               <w:top w:type="dxa" w:w="60"/>
               <w:left w:type="dxa" w:w="100"/>
@@ -3840,7 +3830,7 @@
           <w:p>
             <w:r>
               <w:rPr>
-                <w:rFonts w:ascii="Arial" w:cs="Arial" w:eastAsia="Arial" w:hAnsi="Arial"/>
+                <w:rFonts w:ascii="Calibri" w:cs="Calibri" w:eastAsia="Calibri" w:hAnsi="Calibri"/>
                 <w:sz w:val="20"/>
                 <w:szCs w:val="20"/>
               </w:rPr>
@@ -3851,7 +3841,7 @@
         <w:tc>
           <w:tcPr>
             <w:tcW w:type="dxa" w:w="2400"/>
-            <w:shd w:fill="F2F2F2" w:color="auto" w:val="clear"/>
+            <w:shd w:fill="F0F0E8" w:color="auto" w:val="clear"/>
             <w:tcMar>
               <w:top w:type="dxa" w:w="60"/>
               <w:left w:type="dxa" w:w="100"/>
@@ -3862,7 +3852,7 @@
           <w:p>
             <w:r>
               <w:rPr>
-                <w:rFonts w:ascii="Arial" w:cs="Arial" w:eastAsia="Arial" w:hAnsi="Arial"/>
+                <w:rFonts w:ascii="Calibri" w:cs="Calibri" w:eastAsia="Calibri" w:hAnsi="Calibri"/>
                 <w:sz w:val="20"/>
                 <w:szCs w:val="20"/>
               </w:rPr>
@@ -3873,7 +3863,7 @@
         <w:tc>
           <w:tcPr>
             <w:tcW w:type="dxa" w:w="1260"/>
-            <w:shd w:fill="F2F2F2" w:color="auto" w:val="clear"/>
+            <w:shd w:fill="F0F0E8" w:color="auto" w:val="clear"/>
             <w:tcMar>
               <w:top w:type="dxa" w:w="60"/>
               <w:left w:type="dxa" w:w="100"/>
@@ -3884,7 +3874,7 @@
           <w:p>
             <w:r>
               <w:rPr>
-                <w:rFonts w:ascii="Arial" w:cs="Arial" w:eastAsia="Arial" w:hAnsi="Arial"/>
+                <w:rFonts w:ascii="Calibri" w:cs="Calibri" w:eastAsia="Calibri" w:hAnsi="Calibri"/>
                 <w:sz w:val="20"/>
                 <w:szCs w:val="20"/>
               </w:rPr>
@@ -3908,7 +3898,7 @@
           <w:p>
             <w:r>
               <w:rPr>
-                <w:rFonts w:ascii="Arial" w:cs="Arial" w:eastAsia="Arial" w:hAnsi="Arial"/>
+                <w:rFonts w:ascii="Calibri" w:cs="Calibri" w:eastAsia="Calibri" w:hAnsi="Calibri"/>
                 <w:sz w:val="20"/>
                 <w:szCs w:val="20"/>
               </w:rPr>
@@ -3930,7 +3920,7 @@
           <w:p>
             <w:r>
               <w:rPr>
-                <w:rFonts w:ascii="Arial" w:cs="Arial" w:eastAsia="Arial" w:hAnsi="Arial"/>
+                <w:rFonts w:ascii="Calibri" w:cs="Calibri" w:eastAsia="Calibri" w:hAnsi="Calibri"/>
                 <w:sz w:val="20"/>
                 <w:szCs w:val="20"/>
               </w:rPr>
@@ -3952,7 +3942,7 @@
           <w:p>
             <w:r>
               <w:rPr>
-                <w:rFonts w:ascii="Arial" w:cs="Arial" w:eastAsia="Arial" w:hAnsi="Arial"/>
+                <w:rFonts w:ascii="Calibri" w:cs="Calibri" w:eastAsia="Calibri" w:hAnsi="Calibri"/>
                 <w:sz w:val="20"/>
                 <w:szCs w:val="20"/>
               </w:rPr>
@@ -3974,7 +3964,7 @@
           <w:p>
             <w:r>
               <w:rPr>
-                <w:rFonts w:ascii="Arial" w:cs="Arial" w:eastAsia="Arial" w:hAnsi="Arial"/>
+                <w:rFonts w:ascii="Calibri" w:cs="Calibri" w:eastAsia="Calibri" w:hAnsi="Calibri"/>
                 <w:sz w:val="20"/>
                 <w:szCs w:val="20"/>
               </w:rPr>
@@ -3996,7 +3986,7 @@
           <w:p>
             <w:r>
               <w:rPr>
-                <w:rFonts w:ascii="Arial" w:cs="Arial" w:eastAsia="Arial" w:hAnsi="Arial"/>
+                <w:rFonts w:ascii="Calibri" w:cs="Calibri" w:eastAsia="Calibri" w:hAnsi="Calibri"/>
                 <w:sz w:val="20"/>
                 <w:szCs w:val="20"/>
               </w:rPr>
@@ -4012,7 +4002,7 @@
       </w:pPr>
       <w:r>
         <w:rPr>
-          <w:rFonts w:ascii="Arial" w:cs="Arial" w:eastAsia="Arial" w:hAnsi="Arial"/>
+          <w:rFonts w:ascii="Calibri" w:cs="Calibri" w:eastAsia="Calibri" w:hAnsi="Calibri"/>
           <w:sz w:val="22"/>
           <w:szCs w:val="22"/>
         </w:rPr>
@@ -4025,7 +4015,7 @@
       </w:pPr>
       <w:r>
         <w:rPr>
-          <w:rFonts w:ascii="Arial" w:cs="Arial" w:eastAsia="Arial" w:hAnsi="Arial"/>
+          <w:rFonts w:ascii="Calibri" w:cs="Calibri" w:eastAsia="Calibri" w:hAnsi="Calibri"/>
           <w:sz w:val="22"/>
           <w:szCs w:val="22"/>
         </w:rPr>
@@ -4039,7 +4029,7 @@
       </w:pPr>
       <w:r>
         <w:rPr>
-          <w:rFonts w:ascii="Arial" w:cs="Arial" w:eastAsia="Arial" w:hAnsi="Arial"/>
+          <w:rFonts w:ascii="Calibri" w:cs="Calibri" w:eastAsia="Calibri" w:hAnsi="Calibri"/>
           <w:b/>
           <w:bCs/>
           <w:color w:val="2E74B5"/>
@@ -4055,7 +4045,7 @@
       </w:pPr>
       <w:r>
         <w:rPr>
-          <w:rFonts w:ascii="Arial" w:cs="Arial" w:eastAsia="Arial" w:hAnsi="Arial"/>
+          <w:rFonts w:ascii="Calibri" w:cs="Calibri" w:eastAsia="Calibri" w:hAnsi="Calibri"/>
           <w:sz w:val="22"/>
           <w:szCs w:val="22"/>
         </w:rPr>
@@ -4068,7 +4058,7 @@
       </w:pPr>
       <w:r>
         <w:rPr>
-          <w:rFonts w:ascii="Arial" w:cs="Arial" w:eastAsia="Arial" w:hAnsi="Arial"/>
+          <w:rFonts w:ascii="Calibri" w:cs="Calibri" w:eastAsia="Calibri" w:hAnsi="Calibri"/>
           <w:sz w:val="22"/>
           <w:szCs w:val="22"/>
         </w:rPr>
@@ -4082,7 +4072,7 @@
       </w:pPr>
       <w:r>
         <w:rPr>
-          <w:rFonts w:ascii="Arial" w:cs="Arial" w:eastAsia="Arial" w:hAnsi="Arial"/>
+          <w:rFonts w:ascii="Calibri" w:cs="Calibri" w:eastAsia="Calibri" w:hAnsi="Calibri"/>
           <w:b/>
           <w:bCs/>
           <w:color w:val="2E74B5"/>
@@ -4103,7 +4093,7 @@
       </w:pPr>
       <w:r>
         <w:rPr>
-          <w:rFonts w:ascii="Arial" w:cs="Arial" w:eastAsia="Arial" w:hAnsi="Arial"/>
+          <w:rFonts w:ascii="Calibri" w:cs="Calibri" w:eastAsia="Calibri" w:hAnsi="Calibri"/>
           <w:sz w:val="22"/>
           <w:szCs w:val="22"/>
         </w:rPr>
@@ -4121,7 +4111,7 @@
       </w:pPr>
       <w:r>
         <w:rPr>
-          <w:rFonts w:ascii="Arial" w:cs="Arial" w:eastAsia="Arial" w:hAnsi="Arial"/>
+          <w:rFonts w:ascii="Calibri" w:cs="Calibri" w:eastAsia="Calibri" w:hAnsi="Calibri"/>
           <w:sz w:val="22"/>
           <w:szCs w:val="22"/>
         </w:rPr>
@@ -4139,7 +4129,7 @@
       </w:pPr>
       <w:r>
         <w:rPr>
-          <w:rFonts w:ascii="Arial" w:cs="Arial" w:eastAsia="Arial" w:hAnsi="Arial"/>
+          <w:rFonts w:ascii="Calibri" w:cs="Calibri" w:eastAsia="Calibri" w:hAnsi="Calibri"/>
           <w:sz w:val="22"/>
           <w:szCs w:val="22"/>
         </w:rPr>
@@ -4158,7 +4148,7 @@
       </w:pPr>
       <w:r>
         <w:rPr>
-          <w:rFonts w:ascii="Arial" w:cs="Arial" w:eastAsia="Arial" w:hAnsi="Arial"/>
+          <w:rFonts w:ascii="Calibri" w:cs="Calibri" w:eastAsia="Calibri" w:hAnsi="Calibri"/>
           <w:b/>
           <w:bCs/>
           <w:color w:val="2E74B5"/>
@@ -4174,7 +4164,7 @@
       </w:pPr>
       <w:r>
         <w:rPr>
-          <w:rFonts w:ascii="Arial" w:cs="Arial" w:eastAsia="Arial" w:hAnsi="Arial"/>
+          <w:rFonts w:ascii="Calibri" w:cs="Calibri" w:eastAsia="Calibri" w:hAnsi="Calibri"/>
           <w:i/>
           <w:iCs/>
           <w:sz w:val="22"/>
@@ -4185,7 +4175,7 @@
     </w:p>
     <w:p>
       <w:pPr>
-        <w:shd w:fill="F2F2F2" w:color="auto" w:val="clear"/>
+        <w:shd w:fill="F0F0E8" w:color="auto" w:val="clear"/>
         <w:spacing w:after="0"/>
       </w:pPr>
       <w:r>
@@ -4199,7 +4189,7 @@
     </w:p>
     <w:p>
       <w:pPr>
-        <w:shd w:fill="F2F2F2" w:color="auto" w:val="clear"/>
+        <w:shd w:fill="F0F0E8" w:color="auto" w:val="clear"/>
         <w:spacing w:after="0"/>
       </w:pPr>
       <w:r>
@@ -4213,7 +4203,7 @@
     </w:p>
     <w:p>
       <w:pPr>
-        <w:shd w:fill="F2F2F2" w:color="auto" w:val="clear"/>
+        <w:shd w:fill="F0F0E8" w:color="auto" w:val="clear"/>
         <w:spacing w:after="0"/>
       </w:pPr>
       <w:r>
@@ -4227,7 +4217,7 @@
     </w:p>
     <w:p>
       <w:pPr>
-        <w:shd w:fill="F2F2F2" w:color="auto" w:val="clear"/>
+        <w:shd w:fill="F0F0E8" w:color="auto" w:val="clear"/>
         <w:spacing w:after="0"/>
       </w:pPr>
       <w:r>
@@ -4241,7 +4231,7 @@
     </w:p>
     <w:p>
       <w:pPr>
-        <w:shd w:fill="F2F2F2" w:color="auto" w:val="clear"/>
+        <w:shd w:fill="F0F0E8" w:color="auto" w:val="clear"/>
         <w:spacing w:after="0"/>
       </w:pPr>
       <w:r>
@@ -4255,7 +4245,7 @@
     </w:p>
     <w:p>
       <w:pPr>
-        <w:shd w:fill="F2F2F2" w:color="auto" w:val="clear"/>
+        <w:shd w:fill="F0F0E8" w:color="auto" w:val="clear"/>
         <w:spacing w:after="0"/>
       </w:pPr>
       <w:r>
@@ -4269,7 +4259,7 @@
     </w:p>
     <w:p>
       <w:pPr>
-        <w:shd w:fill="F2F2F2" w:color="auto" w:val="clear"/>
+        <w:shd w:fill="F0F0E8" w:color="auto" w:val="clear"/>
         <w:spacing w:after="0"/>
       </w:pPr>
       <w:r>
@@ -4283,7 +4273,7 @@
     </w:p>
     <w:p>
       <w:pPr>
-        <w:shd w:fill="F2F2F2" w:color="auto" w:val="clear"/>
+        <w:shd w:fill="F0F0E8" w:color="auto" w:val="clear"/>
         <w:spacing w:after="0"/>
       </w:pPr>
       <w:r>
@@ -4297,7 +4287,7 @@
     </w:p>
     <w:p>
       <w:pPr>
-        <w:shd w:fill="F2F2F2" w:color="auto" w:val="clear"/>
+        <w:shd w:fill="F0F0E8" w:color="auto" w:val="clear"/>
         <w:spacing w:after="0"/>
       </w:pPr>
       <w:r>
@@ -4311,7 +4301,7 @@
     </w:p>
     <w:p>
       <w:pPr>
-        <w:shd w:fill="F2F2F2" w:color="auto" w:val="clear"/>
+        <w:shd w:fill="F0F0E8" w:color="auto" w:val="clear"/>
         <w:spacing w:after="0"/>
       </w:pPr>
       <w:r>
@@ -4325,7 +4315,7 @@
     </w:p>
     <w:p>
       <w:pPr>
-        <w:shd w:fill="F2F2F2" w:color="auto" w:val="clear"/>
+        <w:shd w:fill="F0F0E8" w:color="auto" w:val="clear"/>
         <w:spacing w:after="0"/>
       </w:pPr>
       <w:r>
@@ -4339,7 +4329,7 @@
     </w:p>
     <w:p>
       <w:pPr>
-        <w:shd w:fill="F2F2F2" w:color="auto" w:val="clear"/>
+        <w:shd w:fill="F0F0E8" w:color="auto" w:val="clear"/>
         <w:spacing w:after="0"/>
       </w:pPr>
       <w:r>
@@ -4353,7 +4343,7 @@
     </w:p>
     <w:p>
       <w:pPr>
-        <w:shd w:fill="F2F2F2" w:color="auto" w:val="clear"/>
+        <w:shd w:fill="F0F0E8" w:color="auto" w:val="clear"/>
         <w:spacing w:after="0"/>
       </w:pPr>
       <w:r>
@@ -4367,7 +4357,7 @@
     </w:p>
     <w:p>
       <w:pPr>
-        <w:shd w:fill="F2F2F2" w:color="auto" w:val="clear"/>
+        <w:shd w:fill="F0F0E8" w:color="auto" w:val="clear"/>
         <w:spacing w:after="0"/>
       </w:pPr>
       <w:r>
@@ -4381,7 +4371,7 @@
     </w:p>
     <w:p>
       <w:pPr>
-        <w:shd w:fill="F2F2F2" w:color="auto" w:val="clear"/>
+        <w:shd w:fill="F0F0E8" w:color="auto" w:val="clear"/>
         <w:spacing w:after="0"/>
       </w:pPr>
       <w:r>
@@ -4395,7 +4385,7 @@
     </w:p>
     <w:p>
       <w:pPr>
-        <w:shd w:fill="F2F2F2" w:color="auto" w:val="clear"/>
+        <w:shd w:fill="F0F0E8" w:color="auto" w:val="clear"/>
         <w:spacing w:after="0"/>
       </w:pPr>
       <w:r>
@@ -4409,7 +4399,7 @@
     </w:p>
     <w:p>
       <w:pPr>
-        <w:shd w:fill="F2F2F2" w:color="auto" w:val="clear"/>
+        <w:shd w:fill="F0F0E8" w:color="auto" w:val="clear"/>
         <w:spacing w:after="0"/>
       </w:pPr>
       <w:r>
@@ -4423,7 +4413,7 @@
     </w:p>
     <w:p>
       <w:pPr>
-        <w:shd w:fill="F2F2F2" w:color="auto" w:val="clear"/>
+        <w:shd w:fill="F0F0E8" w:color="auto" w:val="clear"/>
         <w:spacing w:after="0"/>
       </w:pPr>
       <w:r>
@@ -4437,7 +4427,7 @@
     </w:p>
     <w:p>
       <w:pPr>
-        <w:shd w:fill="F2F2F2" w:color="auto" w:val="clear"/>
+        <w:shd w:fill="F0F0E8" w:color="auto" w:val="clear"/>
         <w:spacing w:after="0"/>
       </w:pPr>
       <w:r>
@@ -4451,7 +4441,7 @@
     </w:p>
     <w:p>
       <w:pPr>
-        <w:shd w:fill="F2F2F2" w:color="auto" w:val="clear"/>
+        <w:shd w:fill="F0F0E8" w:color="auto" w:val="clear"/>
         <w:spacing w:after="0"/>
       </w:pPr>
       <w:r>
@@ -4465,7 +4455,7 @@
     </w:p>
     <w:p>
       <w:pPr>
-        <w:shd w:fill="F2F2F2" w:color="auto" w:val="clear"/>
+        <w:shd w:fill="F0F0E8" w:color="auto" w:val="clear"/>
         <w:spacing w:after="0"/>
       </w:pPr>
       <w:r>
@@ -4479,7 +4469,7 @@
     </w:p>
     <w:p>
       <w:pPr>
-        <w:shd w:fill="F2F2F2" w:color="auto" w:val="clear"/>
+        <w:shd w:fill="F0F0E8" w:color="auto" w:val="clear"/>
         <w:spacing w:after="0"/>
       </w:pPr>
       <w:r>
@@ -4493,7 +4483,7 @@
     </w:p>
     <w:p>
       <w:pPr>
-        <w:shd w:fill="F2F2F2" w:color="auto" w:val="clear"/>
+        <w:shd w:fill="F0F0E8" w:color="auto" w:val="clear"/>
         <w:spacing w:after="0"/>
       </w:pPr>
       <w:r>
@@ -4507,7 +4497,7 @@
     </w:p>
     <w:p>
       <w:pPr>
-        <w:shd w:fill="F2F2F2" w:color="auto" w:val="clear"/>
+        <w:shd w:fill="F0F0E8" w:color="auto" w:val="clear"/>
         <w:spacing w:after="0"/>
       </w:pPr>
       <w:r>
@@ -4521,7 +4511,7 @@
     </w:p>
     <w:p>
       <w:pPr>
-        <w:shd w:fill="F2F2F2" w:color="auto" w:val="clear"/>
+        <w:shd w:fill="F0F0E8" w:color="auto" w:val="clear"/>
         <w:spacing w:after="0"/>
       </w:pPr>
       <w:r>
@@ -4535,7 +4525,7 @@
     </w:p>
     <w:p>
       <w:pPr>
-        <w:shd w:fill="F2F2F2" w:color="auto" w:val="clear"/>
+        <w:shd w:fill="F0F0E8" w:color="auto" w:val="clear"/>
         <w:spacing w:after="0"/>
       </w:pPr>
       <w:r>
@@ -4549,7 +4539,7 @@
     </w:p>
     <w:p>
       <w:pPr>
-        <w:shd w:fill="F2F2F2" w:color="auto" w:val="clear"/>
+        <w:shd w:fill="F0F0E8" w:color="auto" w:val="clear"/>
         <w:spacing w:after="0"/>
       </w:pPr>
       <w:r>
@@ -4563,7 +4553,7 @@
     </w:p>
     <w:p>
       <w:pPr>
-        <w:shd w:fill="F2F2F2" w:color="auto" w:val="clear"/>
+        <w:shd w:fill="F0F0E8" w:color="auto" w:val="clear"/>
         <w:spacing w:after="0"/>
       </w:pPr>
       <w:r>
@@ -4577,7 +4567,7 @@
     </w:p>
     <w:p>
       <w:pPr>
-        <w:shd w:fill="F2F2F2" w:color="auto" w:val="clear"/>
+        <w:shd w:fill="F0F0E8" w:color="auto" w:val="clear"/>
         <w:spacing w:after="0"/>
       </w:pPr>
       <w:r>
@@ -4591,7 +4581,7 @@
     </w:p>
     <w:p>
       <w:pPr>
-        <w:shd w:fill="F2F2F2" w:color="auto" w:val="clear"/>
+        <w:shd w:fill="F0F0E8" w:color="auto" w:val="clear"/>
         <w:spacing w:after="0"/>
       </w:pPr>
       <w:r>
@@ -4605,7 +4595,7 @@
     </w:p>
     <w:p>
       <w:pPr>
-        <w:shd w:fill="F2F2F2" w:color="auto" w:val="clear"/>
+        <w:shd w:fill="F0F0E8" w:color="auto" w:val="clear"/>
         <w:spacing w:after="0"/>
       </w:pPr>
       <w:r>
@@ -4619,7 +4609,7 @@
     </w:p>
     <w:p>
       <w:pPr>
-        <w:shd w:fill="F2F2F2" w:color="auto" w:val="clear"/>
+        <w:shd w:fill="F0F0E8" w:color="auto" w:val="clear"/>
         <w:spacing w:after="0"/>
       </w:pPr>
       <w:r>
@@ -4633,7 +4623,7 @@
     </w:p>
     <w:p>
       <w:pPr>
-        <w:shd w:fill="F2F2F2" w:color="auto" w:val="clear"/>
+        <w:shd w:fill="F0F0E8" w:color="auto" w:val="clear"/>
         <w:spacing w:after="0"/>
       </w:pPr>
       <w:r>
@@ -4647,7 +4637,7 @@
     </w:p>
     <w:p>
       <w:pPr>
-        <w:shd w:fill="F2F2F2" w:color="auto" w:val="clear"/>
+        <w:shd w:fill="F0F0E8" w:color="auto" w:val="clear"/>
         <w:spacing w:after="0"/>
       </w:pPr>
       <w:r>
@@ -4661,7 +4651,7 @@
     </w:p>
     <w:p>
       <w:pPr>
-        <w:shd w:fill="F2F2F2" w:color="auto" w:val="clear"/>
+        <w:shd w:fill="F0F0E8" w:color="auto" w:val="clear"/>
         <w:spacing w:after="0"/>
       </w:pPr>
       <w:r>
@@ -4675,7 +4665,7 @@
     </w:p>
     <w:p>
       <w:pPr>
-        <w:shd w:fill="F2F2F2" w:color="auto" w:val="clear"/>
+        <w:shd w:fill="F0F0E8" w:color="auto" w:val="clear"/>
         <w:spacing w:after="0"/>
       </w:pPr>
       <w:r>
@@ -4689,7 +4679,7 @@
     </w:p>
     <w:p>
       <w:pPr>
-        <w:shd w:fill="F2F2F2" w:color="auto" w:val="clear"/>
+        <w:shd w:fill="F0F0E8" w:color="auto" w:val="clear"/>
         <w:spacing w:after="0"/>
       </w:pPr>
       <w:r>
@@ -4703,7 +4693,7 @@
     </w:p>
     <w:p>
       <w:pPr>
-        <w:shd w:fill="F2F2F2" w:color="auto" w:val="clear"/>
+        <w:shd w:fill="F0F0E8" w:color="auto" w:val="clear"/>
         <w:spacing w:after="0"/>
       </w:pPr>
       <w:r>
@@ -4717,7 +4707,7 @@
     </w:p>
     <w:p>
       <w:pPr>
-        <w:shd w:fill="F2F2F2" w:color="auto" w:val="clear"/>
+        <w:shd w:fill="F0F0E8" w:color="auto" w:val="clear"/>
         <w:spacing w:after="0"/>
       </w:pPr>
       <w:r>
@@ -4731,7 +4721,7 @@
     </w:p>
     <w:p>
       <w:pPr>
-        <w:shd w:fill="F2F2F2" w:color="auto" w:val="clear"/>
+        <w:shd w:fill="F0F0E8" w:color="auto" w:val="clear"/>
         <w:spacing w:after="0"/>
       </w:pPr>
       <w:r>
@@ -4745,7 +4735,7 @@
     </w:p>
     <w:p>
       <w:pPr>
-        <w:shd w:fill="F2F2F2" w:color="auto" w:val="clear"/>
+        <w:shd w:fill="F0F0E8" w:color="auto" w:val="clear"/>
         <w:spacing w:after="0"/>
       </w:pPr>
       <w:r>
@@ -4759,7 +4749,7 @@
     </w:p>
     <w:p>
       <w:pPr>
-        <w:shd w:fill="F2F2F2" w:color="auto" w:val="clear"/>
+        <w:shd w:fill="F0F0E8" w:color="auto" w:val="clear"/>
         <w:spacing w:after="0"/>
       </w:pPr>
       <w:r>
@@ -4773,7 +4763,7 @@
     </w:p>
     <w:p>
       <w:pPr>
-        <w:shd w:fill="F2F2F2" w:color="auto" w:val="clear"/>
+        <w:shd w:fill="F0F0E8" w:color="auto" w:val="clear"/>
         <w:spacing w:after="0"/>
       </w:pPr>
       <w:r>
@@ -4787,7 +4777,7 @@
     </w:p>
     <w:p>
       <w:pPr>
-        <w:shd w:fill="F2F2F2" w:color="auto" w:val="clear"/>
+        <w:shd w:fill="F0F0E8" w:color="auto" w:val="clear"/>
         <w:spacing w:after="0"/>
       </w:pPr>
       <w:r>
@@ -4801,7 +4791,7 @@
     </w:p>
     <w:p>
       <w:pPr>
-        <w:shd w:fill="F2F2F2" w:color="auto" w:val="clear"/>
+        <w:shd w:fill="F0F0E8" w:color="auto" w:val="clear"/>
         <w:spacing w:after="0"/>
       </w:pPr>
       <w:r>
@@ -4815,7 +4805,7 @@
     </w:p>
     <w:p>
       <w:pPr>
-        <w:shd w:fill="F2F2F2" w:color="auto" w:val="clear"/>
+        <w:shd w:fill="F0F0E8" w:color="auto" w:val="clear"/>
         <w:spacing w:after="0"/>
       </w:pPr>
       <w:r>
@@ -4829,7 +4819,7 @@
     </w:p>
     <w:p>
       <w:pPr>
-        <w:shd w:fill="F2F2F2" w:color="auto" w:val="clear"/>
+        <w:shd w:fill="F0F0E8" w:color="auto" w:val="clear"/>
         <w:spacing w:after="0"/>
       </w:pPr>
       <w:r>
@@ -4843,7 +4833,7 @@
     </w:p>
     <w:p>
       <w:pPr>
-        <w:shd w:fill="F2F2F2" w:color="auto" w:val="clear"/>
+        <w:shd w:fill="F0F0E8" w:color="auto" w:val="clear"/>
         <w:spacing w:after="0"/>
       </w:pPr>
       <w:r>
@@ -4857,7 +4847,7 @@
     </w:p>
     <w:p>
       <w:pPr>
-        <w:shd w:fill="F2F2F2" w:color="auto" w:val="clear"/>
+        <w:shd w:fill="F0F0E8" w:color="auto" w:val="clear"/>
         <w:spacing w:after="0"/>
       </w:pPr>
       <w:r>
@@ -4871,7 +4861,7 @@
     </w:p>
     <w:p>
       <w:pPr>
-        <w:shd w:fill="F2F2F2" w:color="auto" w:val="clear"/>
+        <w:shd w:fill="F0F0E8" w:color="auto" w:val="clear"/>
         <w:spacing w:after="0"/>
       </w:pPr>
       <w:r>
@@ -4885,7 +4875,7 @@
     </w:p>
     <w:p>
       <w:pPr>
-        <w:shd w:fill="F2F2F2" w:color="auto" w:val="clear"/>
+        <w:shd w:fill="F0F0E8" w:color="auto" w:val="clear"/>
         <w:spacing w:after="0"/>
       </w:pPr>
       <w:r>
@@ -4899,7 +4889,7 @@
     </w:p>
     <w:p>
       <w:pPr>
-        <w:shd w:fill="F2F2F2" w:color="auto" w:val="clear"/>
+        <w:shd w:fill="F0F0E8" w:color="auto" w:val="clear"/>
         <w:spacing w:after="0"/>
       </w:pPr>
       <w:r>
@@ -4913,7 +4903,7 @@
     </w:p>
     <w:p>
       <w:pPr>
-        <w:shd w:fill="F2F2F2" w:color="auto" w:val="clear"/>
+        <w:shd w:fill="F0F0E8" w:color="auto" w:val="clear"/>
         <w:spacing w:after="0"/>
       </w:pPr>
       <w:r>
@@ -4927,7 +4917,7 @@
     </w:p>
     <w:p>
       <w:pPr>
-        <w:shd w:fill="F2F2F2" w:color="auto" w:val="clear"/>
+        <w:shd w:fill="F0F0E8" w:color="auto" w:val="clear"/>
         <w:spacing w:after="0"/>
       </w:pPr>
       <w:r>
@@ -4941,7 +4931,7 @@
     </w:p>
     <w:p>
       <w:pPr>
-        <w:shd w:fill="F2F2F2" w:color="auto" w:val="clear"/>
+        <w:shd w:fill="F0F0E8" w:color="auto" w:val="clear"/>
         <w:spacing w:after="0"/>
       </w:pPr>
       <w:r>
@@ -4955,7 +4945,7 @@
     </w:p>
     <w:p>
       <w:pPr>
-        <w:shd w:fill="F2F2F2" w:color="auto" w:val="clear"/>
+        <w:shd w:fill="F0F0E8" w:color="auto" w:val="clear"/>
         <w:spacing w:after="0"/>
       </w:pPr>
       <w:r>
@@ -4969,7 +4959,7 @@
     </w:p>
     <w:p>
       <w:pPr>
-        <w:shd w:fill="F2F2F2" w:color="auto" w:val="clear"/>
+        <w:shd w:fill="F0F0E8" w:color="auto" w:val="clear"/>
         <w:spacing w:after="0"/>
       </w:pPr>
       <w:r>
@@ -4983,7 +4973,7 @@
     </w:p>
     <w:p>
       <w:pPr>
-        <w:shd w:fill="F2F2F2" w:color="auto" w:val="clear"/>
+        <w:shd w:fill="F0F0E8" w:color="auto" w:val="clear"/>
         <w:spacing w:after="0"/>
       </w:pPr>
       <w:r>
@@ -4997,7 +4987,7 @@
     </w:p>
     <w:p>
       <w:pPr>
-        <w:shd w:fill="F2F2F2" w:color="auto" w:val="clear"/>
+        <w:shd w:fill="F0F0E8" w:color="auto" w:val="clear"/>
         <w:spacing w:after="0"/>
       </w:pPr>
       <w:r>
@@ -5011,7 +5001,7 @@
     </w:p>
     <w:p>
       <w:pPr>
-        <w:shd w:fill="F2F2F2" w:color="auto" w:val="clear"/>
+        <w:shd w:fill="F0F0E8" w:color="auto" w:val="clear"/>
         <w:spacing w:after="0"/>
       </w:pPr>
       <w:r>
@@ -5025,7 +5015,7 @@
     </w:p>
     <w:p>
       <w:pPr>
-        <w:shd w:fill="F2F2F2" w:color="auto" w:val="clear"/>
+        <w:shd w:fill="F0F0E8" w:color="auto" w:val="clear"/>
         <w:spacing w:after="0"/>
       </w:pPr>
       <w:r>
@@ -5039,7 +5029,7 @@
     </w:p>
     <w:p>
       <w:pPr>
-        <w:shd w:fill="F2F2F2" w:color="auto" w:val="clear"/>
+        <w:shd w:fill="F0F0E8" w:color="auto" w:val="clear"/>
         <w:spacing w:after="0"/>
       </w:pPr>
       <w:r>
@@ -5053,7 +5043,7 @@
     </w:p>
     <w:p>
       <w:pPr>
-        <w:shd w:fill="F2F2F2" w:color="auto" w:val="clear"/>
+        <w:shd w:fill="F0F0E8" w:color="auto" w:val="clear"/>
         <w:spacing w:after="0"/>
       </w:pPr>
       <w:r>
@@ -5067,7 +5057,7 @@
     </w:p>
     <w:p>
       <w:pPr>
-        <w:shd w:fill="F2F2F2" w:color="auto" w:val="clear"/>
+        <w:shd w:fill="F0F0E8" w:color="auto" w:val="clear"/>
         <w:spacing w:after="0"/>
       </w:pPr>
       <w:r>
@@ -5081,7 +5071,7 @@
     </w:p>
     <w:p>
       <w:pPr>
-        <w:shd w:fill="F2F2F2" w:color="auto" w:val="clear"/>
+        <w:shd w:fill="F0F0E8" w:color="auto" w:val="clear"/>
         <w:spacing w:after="0"/>
       </w:pPr>
       <w:r>
@@ -5095,7 +5085,7 @@
     </w:p>
     <w:p>
       <w:pPr>
-        <w:shd w:fill="F2F2F2" w:color="auto" w:val="clear"/>
+        <w:shd w:fill="F0F0E8" w:color="auto" w:val="clear"/>
         <w:spacing w:after="0"/>
       </w:pPr>
       <w:r>
@@ -5109,7 +5099,7 @@
     </w:p>
     <w:p>
       <w:pPr>
-        <w:shd w:fill="F2F2F2" w:color="auto" w:val="clear"/>
+        <w:shd w:fill="F0F0E8" w:color="auto" w:val="clear"/>
         <w:spacing w:after="0"/>
       </w:pPr>
       <w:r>
@@ -5123,7 +5113,7 @@
     </w:p>
     <w:p>
       <w:pPr>
-        <w:shd w:fill="F2F2F2" w:color="auto" w:val="clear"/>
+        <w:shd w:fill="F0F0E8" w:color="auto" w:val="clear"/>
         <w:spacing w:after="0"/>
       </w:pPr>
       <w:r>
@@ -5137,7 +5127,7 @@
     </w:p>
     <w:p>
       <w:pPr>
-        <w:shd w:fill="F2F2F2" w:color="auto" w:val="clear"/>
+        <w:shd w:fill="F0F0E8" w:color="auto" w:val="clear"/>
         <w:spacing w:after="0"/>
       </w:pPr>
       <w:r>
@@ -5151,7 +5141,7 @@
     </w:p>
     <w:p>
       <w:pPr>
-        <w:shd w:fill="F2F2F2" w:color="auto" w:val="clear"/>
+        <w:shd w:fill="F0F0E8" w:color="auto" w:val="clear"/>
         <w:spacing w:after="0"/>
       </w:pPr>
       <w:r>
@@ -5165,7 +5155,7 @@
     </w:p>
     <w:p>
       <w:pPr>
-        <w:shd w:fill="F2F2F2" w:color="auto" w:val="clear"/>
+        <w:shd w:fill="F0F0E8" w:color="auto" w:val="clear"/>
         <w:spacing w:after="0"/>
       </w:pPr>
       <w:r>
@@ -5179,7 +5169,7 @@
     </w:p>
     <w:p>
       <w:pPr>
-        <w:shd w:fill="F2F2F2" w:color="auto" w:val="clear"/>
+        <w:shd w:fill="F0F0E8" w:color="auto" w:val="clear"/>
         <w:spacing w:after="0"/>
       </w:pPr>
       <w:r>
@@ -5193,7 +5183,7 @@
     </w:p>
     <w:p>
       <w:pPr>
-        <w:shd w:fill="F2F2F2" w:color="auto" w:val="clear"/>
+        <w:shd w:fill="F0F0E8" w:color="auto" w:val="clear"/>
         <w:spacing w:after="0"/>
       </w:pPr>
       <w:r>
@@ -5207,7 +5197,7 @@
     </w:p>
     <w:p>
       <w:pPr>
-        <w:shd w:fill="F2F2F2" w:color="auto" w:val="clear"/>
+        <w:shd w:fill="F0F0E8" w:color="auto" w:val="clear"/>
         <w:spacing w:after="0"/>
       </w:pPr>
       <w:r>
@@ -5221,7 +5211,7 @@
     </w:p>
     <w:p>
       <w:pPr>
-        <w:shd w:fill="F2F2F2" w:color="auto" w:val="clear"/>
+        <w:shd w:fill="F0F0E8" w:color="auto" w:val="clear"/>
         <w:spacing w:after="0"/>
       </w:pPr>
       <w:r>
@@ -5235,7 +5225,7 @@
     </w:p>
     <w:p>
       <w:pPr>
-        <w:shd w:fill="F2F2F2" w:color="auto" w:val="clear"/>
+        <w:shd w:fill="F0F0E8" w:color="auto" w:val="clear"/>
         <w:spacing w:after="0"/>
       </w:pPr>
       <w:r>
@@ -5249,7 +5239,7 @@
     </w:p>
     <w:p>
       <w:pPr>
-        <w:shd w:fill="F2F2F2" w:color="auto" w:val="clear"/>
+        <w:shd w:fill="F0F0E8" w:color="auto" w:val="clear"/>
         <w:spacing w:after="0"/>
       </w:pPr>
       <w:r>
@@ -5263,7 +5253,7 @@
     </w:p>
     <w:p>
       <w:pPr>
-        <w:shd w:fill="F2F2F2" w:color="auto" w:val="clear"/>
+        <w:shd w:fill="F0F0E8" w:color="auto" w:val="clear"/>
         <w:spacing w:after="0"/>
       </w:pPr>
       <w:r>
@@ -5277,7 +5267,7 @@
     </w:p>
     <w:p>
       <w:pPr>
-        <w:shd w:fill="F2F2F2" w:color="auto" w:val="clear"/>
+        <w:shd w:fill="F0F0E8" w:color="auto" w:val="clear"/>
         <w:spacing w:after="0"/>
       </w:pPr>
       <w:r>
@@ -5291,7 +5281,7 @@
     </w:p>
     <w:p>
       <w:pPr>
-        <w:shd w:fill="F2F2F2" w:color="auto" w:val="clear"/>
+        <w:shd w:fill="F0F0E8" w:color="auto" w:val="clear"/>
         <w:spacing w:after="0"/>
       </w:pPr>
       <w:r>
@@ -5305,7 +5295,7 @@
     </w:p>
     <w:p>
       <w:pPr>
-        <w:shd w:fill="F2F2F2" w:color="auto" w:val="clear"/>
+        <w:shd w:fill="F0F0E8" w:color="auto" w:val="clear"/>
         <w:spacing w:after="0"/>
       </w:pPr>
       <w:r>
@@ -5319,7 +5309,7 @@
     </w:p>
     <w:p>
       <w:pPr>
-        <w:shd w:fill="F2F2F2" w:color="auto" w:val="clear"/>
+        <w:shd w:fill="F0F0E8" w:color="auto" w:val="clear"/>
         <w:spacing w:after="0"/>
       </w:pPr>
       <w:r>
@@ -5333,7 +5323,7 @@
     </w:p>
     <w:p>
       <w:pPr>
-        <w:shd w:fill="F2F2F2" w:color="auto" w:val="clear"/>
+        <w:shd w:fill="F0F0E8" w:color="auto" w:val="clear"/>
         <w:spacing w:after="0"/>
       </w:pPr>
       <w:r>
@@ -5347,7 +5337,7 @@
     </w:p>
     <w:p>
       <w:pPr>
-        <w:shd w:fill="F2F2F2" w:color="auto" w:val="clear"/>
+        <w:shd w:fill="F0F0E8" w:color="auto" w:val="clear"/>
         <w:spacing w:after="0"/>
       </w:pPr>
       <w:r>
@@ -5361,7 +5351,7 @@
     </w:p>
     <w:p>
       <w:pPr>
-        <w:shd w:fill="F2F2F2" w:color="auto" w:val="clear"/>
+        <w:shd w:fill="F0F0E8" w:color="auto" w:val="clear"/>
         <w:spacing w:after="0"/>
       </w:pPr>
       <w:r>
@@ -5375,7 +5365,7 @@
     </w:p>
     <w:p>
       <w:pPr>
-        <w:shd w:fill="F2F2F2" w:color="auto" w:val="clear"/>
+        <w:shd w:fill="F0F0E8" w:color="auto" w:val="clear"/>
         <w:spacing w:after="0"/>
       </w:pPr>
       <w:r>
@@ -5389,7 +5379,7 @@
     </w:p>
     <w:p>
       <w:pPr>
-        <w:shd w:fill="F2F2F2" w:color="auto" w:val="clear"/>
+        <w:shd w:fill="F0F0E8" w:color="auto" w:val="clear"/>
         <w:spacing w:after="0"/>
       </w:pPr>
       <w:r>
@@ -5403,7 +5393,7 @@
     </w:p>
     <w:p>
       <w:pPr>
-        <w:shd w:fill="F2F2F2" w:color="auto" w:val="clear"/>
+        <w:shd w:fill="F0F0E8" w:color="auto" w:val="clear"/>
         <w:spacing w:after="0"/>
       </w:pPr>
       <w:r>
@@ -5417,7 +5407,7 @@
     </w:p>
     <w:p>
       <w:pPr>
-        <w:shd w:fill="F2F2F2" w:color="auto" w:val="clear"/>
+        <w:shd w:fill="F0F0E8" w:color="auto" w:val="clear"/>
         <w:spacing w:after="0"/>
       </w:pPr>
       <w:r>
@@ -5431,7 +5421,7 @@
     </w:p>
     <w:p>
       <w:pPr>
-        <w:shd w:fill="F2F2F2" w:color="auto" w:val="clear"/>
+        <w:shd w:fill="F0F0E8" w:color="auto" w:val="clear"/>
         <w:spacing w:after="0"/>
       </w:pPr>
       <w:r>
@@ -5445,7 +5435,7 @@
     </w:p>
     <w:p>
       <w:pPr>
-        <w:shd w:fill="F2F2F2" w:color="auto" w:val="clear"/>
+        <w:shd w:fill="F0F0E8" w:color="auto" w:val="clear"/>
         <w:spacing w:after="0"/>
       </w:pPr>
       <w:r>
@@ -5459,7 +5449,7 @@
     </w:p>
     <w:p>
       <w:pPr>
-        <w:shd w:fill="F2F2F2" w:color="auto" w:val="clear"/>
+        <w:shd w:fill="F0F0E8" w:color="auto" w:val="clear"/>
         <w:spacing w:after="0"/>
       </w:pPr>
       <w:r>
@@ -5473,7 +5463,7 @@
     </w:p>
     <w:p>
       <w:pPr>
-        <w:shd w:fill="F2F2F2" w:color="auto" w:val="clear"/>
+        <w:shd w:fill="F0F0E8" w:color="auto" w:val="clear"/>
         <w:spacing w:after="0"/>
       </w:pPr>
       <w:r>
@@ -5487,7 +5477,7 @@
     </w:p>
     <w:p>
       <w:pPr>
-        <w:shd w:fill="F2F2F2" w:color="auto" w:val="clear"/>
+        <w:shd w:fill="F0F0E8" w:color="auto" w:val="clear"/>
         <w:spacing w:after="0"/>
       </w:pPr>
       <w:r>
@@ -5501,7 +5491,7 @@
     </w:p>
     <w:p>
       <w:pPr>
-        <w:shd w:fill="F2F2F2" w:color="auto" w:val="clear"/>
+        <w:shd w:fill="F0F0E8" w:color="auto" w:val="clear"/>
         <w:spacing w:after="0"/>
       </w:pPr>
       <w:r>
@@ -5515,7 +5505,7 @@
     </w:p>
     <w:p>
       <w:pPr>
-        <w:shd w:fill="F2F2F2" w:color="auto" w:val="clear"/>
+        <w:shd w:fill="F0F0E8" w:color="auto" w:val="clear"/>
         <w:spacing w:after="0"/>
       </w:pPr>
       <w:r>
@@ -5529,7 +5519,7 @@
     </w:p>
     <w:p>
       <w:pPr>
-        <w:shd w:fill="F2F2F2" w:color="auto" w:val="clear"/>
+        <w:shd w:fill="F0F0E8" w:color="auto" w:val="clear"/>
         <w:spacing w:after="0"/>
       </w:pPr>
       <w:r>
@@ -5543,7 +5533,7 @@
     </w:p>
     <w:p>
       <w:pPr>
-        <w:shd w:fill="F2F2F2" w:color="auto" w:val="clear"/>
+        <w:shd w:fill="F0F0E8" w:color="auto" w:val="clear"/>
         <w:spacing w:after="0"/>
       </w:pPr>
       <w:r>
@@ -5557,7 +5547,7 @@
     </w:p>
     <w:p>
       <w:pPr>
-        <w:shd w:fill="F2F2F2" w:color="auto" w:val="clear"/>
+        <w:shd w:fill="F0F0E8" w:color="auto" w:val="clear"/>
         <w:spacing w:after="0"/>
       </w:pPr>
       <w:r>
@@ -5571,7 +5561,7 @@
     </w:p>
     <w:p>
       <w:pPr>
-        <w:shd w:fill="F2F2F2" w:color="auto" w:val="clear"/>
+        <w:shd w:fill="F0F0E8" w:color="auto" w:val="clear"/>
         <w:spacing w:after="0"/>
       </w:pPr>
       <w:r>
@@ -5585,7 +5575,7 @@
     </w:p>
     <w:p>
       <w:pPr>
-        <w:shd w:fill="F2F2F2" w:color="auto" w:val="clear"/>
+        <w:shd w:fill="F0F0E8" w:color="auto" w:val="clear"/>
         <w:spacing w:after="0"/>
       </w:pPr>
       <w:r>
@@ -5599,7 +5589,7 @@
     </w:p>
     <w:p>
       <w:pPr>
-        <w:shd w:fill="F2F2F2" w:color="auto" w:val="clear"/>
+        <w:shd w:fill="F0F0E8" w:color="auto" w:val="clear"/>
         <w:spacing w:after="0"/>
       </w:pPr>
       <w:r>
@@ -5613,7 +5603,7 @@
     </w:p>
     <w:p>
       <w:pPr>
-        <w:shd w:fill="F2F2F2" w:color="auto" w:val="clear"/>
+        <w:shd w:fill="F0F0E8" w:color="auto" w:val="clear"/>
         <w:spacing w:after="0"/>
       </w:pPr>
       <w:r>
@@ -5627,7 +5617,7 @@
     </w:p>
     <w:p>
       <w:pPr>
-        <w:shd w:fill="F2F2F2" w:color="auto" w:val="clear"/>
+        <w:shd w:fill="F0F0E8" w:color="auto" w:val="clear"/>
         <w:spacing w:after="0"/>
       </w:pPr>
       <w:r>
@@ -5641,7 +5631,7 @@
     </w:p>
     <w:p>
       <w:pPr>
-        <w:shd w:fill="F2F2F2" w:color="auto" w:val="clear"/>
+        <w:shd w:fill="F0F0E8" w:color="auto" w:val="clear"/>
         <w:spacing w:after="0"/>
       </w:pPr>
       <w:r>
@@ -5655,7 +5645,7 @@
     </w:p>
     <w:p>
       <w:pPr>
-        <w:shd w:fill="F2F2F2" w:color="auto" w:val="clear"/>
+        <w:shd w:fill="F0F0E8" w:color="auto" w:val="clear"/>
         <w:spacing w:after="0"/>
       </w:pPr>
       <w:r>
@@ -5669,7 +5659,7 @@
     </w:p>
     <w:p>
       <w:pPr>
-        <w:shd w:fill="F2F2F2" w:color="auto" w:val="clear"/>
+        <w:shd w:fill="F0F0E8" w:color="auto" w:val="clear"/>
         <w:spacing w:after="0"/>
       </w:pPr>
       <w:r>
@@ -5683,7 +5673,7 @@
     </w:p>
     <w:p>
       <w:pPr>
-        <w:shd w:fill="F2F2F2" w:color="auto" w:val="clear"/>
+        <w:shd w:fill="F0F0E8" w:color="auto" w:val="clear"/>
         <w:spacing w:after="0"/>
       </w:pPr>
       <w:r>
@@ -5697,7 +5687,7 @@
     </w:p>
     <w:p>
       <w:pPr>
-        <w:shd w:fill="F2F2F2" w:color="auto" w:val="clear"/>
+        <w:shd w:fill="F0F0E8" w:color="auto" w:val="clear"/>
         <w:spacing w:after="0"/>
       </w:pPr>
       <w:r>
@@ -5711,7 +5701,7 @@
     </w:p>
     <w:p>
       <w:pPr>
-        <w:shd w:fill="F2F2F2" w:color="auto" w:val="clear"/>
+        <w:shd w:fill="F0F0E8" w:color="auto" w:val="clear"/>
         <w:spacing w:after="0"/>
       </w:pPr>
       <w:r>
@@ -5725,7 +5715,7 @@
     </w:p>
     <w:p>
       <w:pPr>
-        <w:shd w:fill="F2F2F2" w:color="auto" w:val="clear"/>
+        <w:shd w:fill="F0F0E8" w:color="auto" w:val="clear"/>
         <w:spacing w:after="0"/>
       </w:pPr>
       <w:r>
@@ -5739,7 +5729,7 @@
     </w:p>
     <w:p>
       <w:pPr>
-        <w:shd w:fill="F2F2F2" w:color="auto" w:val="clear"/>
+        <w:shd w:fill="F0F0E8" w:color="auto" w:val="clear"/>
         <w:spacing w:after="0"/>
       </w:pPr>
       <w:r>
@@ -5753,7 +5743,7 @@
     </w:p>
     <w:p>
       <w:pPr>
-        <w:shd w:fill="F2F2F2" w:color="auto" w:val="clear"/>
+        <w:shd w:fill="F0F0E8" w:color="auto" w:val="clear"/>
         <w:spacing w:after="0"/>
       </w:pPr>
       <w:r>
@@ -5767,7 +5757,7 @@
     </w:p>
     <w:p>
       <w:pPr>
-        <w:shd w:fill="F2F2F2" w:color="auto" w:val="clear"/>
+        <w:shd w:fill="F0F0E8" w:color="auto" w:val="clear"/>
         <w:spacing w:after="0"/>
       </w:pPr>
       <w:r>
@@ -5781,7 +5771,7 @@
     </w:p>
     <w:p>
       <w:pPr>
-        <w:shd w:fill="F2F2F2" w:color="auto" w:val="clear"/>
+        <w:shd w:fill="F0F0E8" w:color="auto" w:val="clear"/>
         <w:spacing w:after="0"/>
       </w:pPr>
       <w:r>
@@ -5795,7 +5785,7 @@
     </w:p>
     <w:p>
       <w:pPr>
-        <w:shd w:fill="F2F2F2" w:color="auto" w:val="clear"/>
+        <w:shd w:fill="F0F0E8" w:color="auto" w:val="clear"/>
         <w:spacing w:after="0"/>
       </w:pPr>
       <w:r>
@@ -5809,7 +5799,7 @@
     </w:p>
     <w:p>
       <w:pPr>
-        <w:shd w:fill="F2F2F2" w:color="auto" w:val="clear"/>
+        <w:shd w:fill="F0F0E8" w:color="auto" w:val="clear"/>
         <w:spacing w:after="0"/>
       </w:pPr>
       <w:r>
@@ -5823,7 +5813,7 @@
     </w:p>
     <w:p>
       <w:pPr>
-        <w:shd w:fill="F2F2F2" w:color="auto" w:val="clear"/>
+        <w:shd w:fill="F0F0E8" w:color="auto" w:val="clear"/>
         <w:spacing w:after="0"/>
       </w:pPr>
       <w:r>
@@ -5837,7 +5827,7 @@
     </w:p>
     <w:p>
       <w:pPr>
-        <w:shd w:fill="F2F2F2" w:color="auto" w:val="clear"/>
+        <w:shd w:fill="F0F0E8" w:color="auto" w:val="clear"/>
         <w:spacing w:after="0"/>
       </w:pPr>
       <w:r>
@@ -5851,7 +5841,7 @@
     </w:p>
     <w:p>
       <w:pPr>
-        <w:shd w:fill="F2F2F2" w:color="auto" w:val="clear"/>
+        <w:shd w:fill="F0F0E8" w:color="auto" w:val="clear"/>
         <w:spacing w:after="0"/>
       </w:pPr>
       <w:r>
@@ -5865,7 +5855,7 @@
     </w:p>
     <w:p>
       <w:pPr>
-        <w:shd w:fill="F2F2F2" w:color="auto" w:val="clear"/>
+        <w:shd w:fill="F0F0E8" w:color="auto" w:val="clear"/>
         <w:spacing w:after="0"/>
       </w:pPr>
       <w:r>
@@ -5879,7 +5869,7 @@
     </w:p>
     <w:p>
       <w:pPr>
-        <w:shd w:fill="F2F2F2" w:color="auto" w:val="clear"/>
+        <w:shd w:fill="F0F0E8" w:color="auto" w:val="clear"/>
         <w:spacing w:after="0"/>
       </w:pPr>
       <w:r>
@@ -5893,7 +5883,7 @@
     </w:p>
     <w:p>
       <w:pPr>
-        <w:shd w:fill="F2F2F2" w:color="auto" w:val="clear"/>
+        <w:shd w:fill="F0F0E8" w:color="auto" w:val="clear"/>
         <w:spacing w:after="0"/>
       </w:pPr>
       <w:r>
@@ -5907,7 +5897,7 @@
     </w:p>
     <w:p>
       <w:pPr>
-        <w:shd w:fill="F2F2F2" w:color="auto" w:val="clear"/>
+        <w:shd w:fill="F0F0E8" w:color="auto" w:val="clear"/>
         <w:spacing w:after="0"/>
       </w:pPr>
       <w:r>
@@ -5921,7 +5911,7 @@
     </w:p>
     <w:p>
       <w:pPr>
-        <w:shd w:fill="F2F2F2" w:color="auto" w:val="clear"/>
+        <w:shd w:fill="F0F0E8" w:color="auto" w:val="clear"/>
         <w:spacing w:after="0"/>
       </w:pPr>
       <w:r>
@@ -5935,7 +5925,7 @@
     </w:p>
     <w:p>
       <w:pPr>
-        <w:shd w:fill="F2F2F2" w:color="auto" w:val="clear"/>
+        <w:shd w:fill="F0F0E8" w:color="auto" w:val="clear"/>
         <w:spacing w:after="0"/>
       </w:pPr>
       <w:r>
@@ -5949,7 +5939,7 @@
     </w:p>
     <w:p>
       <w:pPr>
-        <w:shd w:fill="F2F2F2" w:color="auto" w:val="clear"/>
+        <w:shd w:fill="F0F0E8" w:color="auto" w:val="clear"/>
         <w:spacing w:after="0"/>
       </w:pPr>
       <w:r>
@@ -5963,7 +5953,7 @@
     </w:p>
     <w:p>
       <w:pPr>
-        <w:shd w:fill="F2F2F2" w:color="auto" w:val="clear"/>
+        <w:shd w:fill="F0F0E8" w:color="auto" w:val="clear"/>
         <w:spacing w:after="0"/>
       </w:pPr>
       <w:r>
@@ -5977,7 +5967,7 @@
     </w:p>
     <w:p>
       <w:pPr>
-        <w:shd w:fill="F2F2F2" w:color="auto" w:val="clear"/>
+        <w:shd w:fill="F0F0E8" w:color="auto" w:val="clear"/>
         <w:spacing w:after="0"/>
       </w:pPr>
       <w:r>
@@ -5991,7 +5981,7 @@
     </w:p>
     <w:p>
       <w:pPr>
-        <w:shd w:fill="F2F2F2" w:color="auto" w:val="clear"/>
+        <w:shd w:fill="F0F0E8" w:color="auto" w:val="clear"/>
         <w:spacing w:after="0"/>
       </w:pPr>
       <w:r>
@@ -6005,7 +5995,7 @@
     </w:p>
     <w:p>
       <w:pPr>
-        <w:shd w:fill="F2F2F2" w:color="auto" w:val="clear"/>
+        <w:shd w:fill="F0F0E8" w:color="auto" w:val="clear"/>
         <w:spacing w:after="0"/>
       </w:pPr>
       <w:r>
@@ -6019,7 +6009,7 @@
     </w:p>
     <w:p>
       <w:pPr>
-        <w:shd w:fill="F2F2F2" w:color="auto" w:val="clear"/>
+        <w:shd w:fill="F0F0E8" w:color="auto" w:val="clear"/>
         <w:spacing w:after="0"/>
       </w:pPr>
       <w:r>
@@ -6033,7 +6023,7 @@
     </w:p>
     <w:p>
       <w:pPr>
-        <w:shd w:fill="F2F2F2" w:color="auto" w:val="clear"/>
+        <w:shd w:fill="F0F0E8" w:color="auto" w:val="clear"/>
         <w:spacing w:after="0"/>
       </w:pPr>
       <w:r>
@@ -6047,7 +6037,7 @@
     </w:p>
     <w:p>
       <w:pPr>
-        <w:shd w:fill="F2F2F2" w:color="auto" w:val="clear"/>
+        <w:shd w:fill="F0F0E8" w:color="auto" w:val="clear"/>
         <w:spacing w:after="0"/>
       </w:pPr>
       <w:r>
@@ -6061,7 +6051,7 @@
     </w:p>
     <w:p>
       <w:pPr>
-        <w:shd w:fill="F2F2F2" w:color="auto" w:val="clear"/>
+        <w:shd w:fill="F0F0E8" w:color="auto" w:val="clear"/>
         <w:spacing w:after="0"/>
       </w:pPr>
       <w:r>
@@ -6075,7 +6065,7 @@
     </w:p>
     <w:p>
       <w:pPr>
-        <w:shd w:fill="F2F2F2" w:color="auto" w:val="clear"/>
+        <w:shd w:fill="F0F0E8" w:color="auto" w:val="clear"/>
         <w:spacing w:after="0"/>
       </w:pPr>
       <w:r>
@@ -6089,7 +6079,7 @@
     </w:p>
     <w:p>
       <w:pPr>
-        <w:shd w:fill="F2F2F2" w:color="auto" w:val="clear"/>
+        <w:shd w:fill="F0F0E8" w:color="auto" w:val="clear"/>
         <w:spacing w:after="0"/>
       </w:pPr>
       <w:r>
@@ -6103,7 +6093,7 @@
     </w:p>
     <w:p>
       <w:pPr>
-        <w:shd w:fill="F2F2F2" w:color="auto" w:val="clear"/>
+        <w:shd w:fill="F0F0E8" w:color="auto" w:val="clear"/>
         <w:spacing w:after="0"/>
       </w:pPr>
       <w:r>
@@ -6117,7 +6107,7 @@
     </w:p>
     <w:p>
       <w:pPr>
-        <w:shd w:fill="F2F2F2" w:color="auto" w:val="clear"/>
+        <w:shd w:fill="F0F0E8" w:color="auto" w:val="clear"/>
         <w:spacing w:after="0"/>
       </w:pPr>
       <w:r>
@@ -6131,7 +6121,7 @@
     </w:p>
     <w:p>
       <w:pPr>
-        <w:shd w:fill="F2F2F2" w:color="auto" w:val="clear"/>
+        <w:shd w:fill="F0F0E8" w:color="auto" w:val="clear"/>
         <w:spacing w:after="0"/>
       </w:pPr>
       <w:r>
@@ -6145,7 +6135,7 @@
     </w:p>
     <w:p>
       <w:pPr>
-        <w:shd w:fill="F2F2F2" w:color="auto" w:val="clear"/>
+        <w:shd w:fill="F0F0E8" w:color="auto" w:val="clear"/>
         <w:spacing w:after="0"/>
       </w:pPr>
       <w:r>
@@ -6159,7 +6149,7 @@
     </w:p>
     <w:p>
       <w:pPr>
-        <w:shd w:fill="F2F2F2" w:color="auto" w:val="clear"/>
+        <w:shd w:fill="F0F0E8" w:color="auto" w:val="clear"/>
         <w:spacing w:after="0"/>
       </w:pPr>
       <w:r>
@@ -6173,7 +6163,7 @@
     </w:p>
     <w:p>
       <w:pPr>
-        <w:shd w:fill="F2F2F2" w:color="auto" w:val="clear"/>
+        <w:shd w:fill="F0F0E8" w:color="auto" w:val="clear"/>
         <w:spacing w:after="0"/>
       </w:pPr>
       <w:r>
@@ -6187,7 +6177,7 @@
     </w:p>
     <w:p>
       <w:pPr>
-        <w:shd w:fill="F2F2F2" w:color="auto" w:val="clear"/>
+        <w:shd w:fill="F0F0E8" w:color="auto" w:val="clear"/>
         <w:spacing w:after="0"/>
       </w:pPr>
       <w:r>
@@ -6201,7 +6191,7 @@
     </w:p>
     <w:p>
       <w:pPr>
-        <w:shd w:fill="F2F2F2" w:color="auto" w:val="clear"/>
+        <w:shd w:fill="F0F0E8" w:color="auto" w:val="clear"/>
         <w:spacing w:after="0"/>
       </w:pPr>
       <w:r>
@@ -6215,7 +6205,7 @@
     </w:p>
     <w:p>
       <w:pPr>
-        <w:shd w:fill="F2F2F2" w:color="auto" w:val="clear"/>
+        <w:shd w:fill="F0F0E8" w:color="auto" w:val="clear"/>
         <w:spacing w:after="0"/>
       </w:pPr>
       <w:r>
@@ -6229,7 +6219,7 @@
     </w:p>
     <w:p>
       <w:pPr>
-        <w:shd w:fill="F2F2F2" w:color="auto" w:val="clear"/>
+        <w:shd w:fill="F0F0E8" w:color="auto" w:val="clear"/>
         <w:spacing w:after="0"/>
       </w:pPr>
       <w:r>
@@ -6243,7 +6233,7 @@
     </w:p>
     <w:p>
       <w:pPr>
-        <w:shd w:fill="F2F2F2" w:color="auto" w:val="clear"/>
+        <w:shd w:fill="F0F0E8" w:color="auto" w:val="clear"/>
         <w:spacing w:after="0"/>
       </w:pPr>
       <w:r>
@@ -6257,7 +6247,7 @@
     </w:p>
     <w:p>
       <w:pPr>
-        <w:shd w:fill="F2F2F2" w:color="auto" w:val="clear"/>
+        <w:shd w:fill="F0F0E8" w:color="auto" w:val="clear"/>
         <w:spacing w:after="0"/>
       </w:pPr>
       <w:r>
@@ -6271,7 +6261,7 @@
     </w:p>
     <w:p>
       <w:pPr>
-        <w:shd w:fill="F2F2F2" w:color="auto" w:val="clear"/>
+        <w:shd w:fill="F0F0E8" w:color="auto" w:val="clear"/>
         <w:spacing w:after="0"/>
       </w:pPr>
       <w:r>
@@ -6285,7 +6275,7 @@
     </w:p>
     <w:p>
       <w:pPr>
-        <w:shd w:fill="F2F2F2" w:color="auto" w:val="clear"/>
+        <w:shd w:fill="F0F0E8" w:color="auto" w:val="clear"/>
         <w:spacing w:after="0"/>
       </w:pPr>
       <w:r>
@@ -6299,7 +6289,7 @@
     </w:p>
     <w:p>
       <w:pPr>
-        <w:shd w:fill="F2F2F2" w:color="auto" w:val="clear"/>
+        <w:shd w:fill="F0F0E8" w:color="auto" w:val="clear"/>
         <w:spacing w:after="0"/>
       </w:pPr>
       <w:r>
@@ -6313,7 +6303,7 @@
     </w:p>
     <w:p>
       <w:pPr>
-        <w:shd w:fill="F2F2F2" w:color="auto" w:val="clear"/>
+        <w:shd w:fill="F0F0E8" w:color="auto" w:val="clear"/>
         <w:spacing w:after="0"/>
       </w:pPr>
       <w:r>
@@ -6327,7 +6317,7 @@
     </w:p>
     <w:p>
       <w:pPr>
-        <w:shd w:fill="F2F2F2" w:color="auto" w:val="clear"/>
+        <w:shd w:fill="F0F0E8" w:color="auto" w:val="clear"/>
         <w:spacing w:after="0"/>
       </w:pPr>
       <w:r>
@@ -6341,7 +6331,7 @@
     </w:p>
     <w:p>
       <w:pPr>
-        <w:shd w:fill="F2F2F2" w:color="auto" w:val="clear"/>
+        <w:shd w:fill="F0F0E8" w:color="auto" w:val="clear"/>
         <w:spacing w:after="0"/>
       </w:pPr>
       <w:r>
@@ -6355,7 +6345,7 @@
     </w:p>
     <w:p>
       <w:pPr>
-        <w:shd w:fill="F2F2F2" w:color="auto" w:val="clear"/>
+        <w:shd w:fill="F0F0E8" w:color="auto" w:val="clear"/>
         <w:spacing w:after="0"/>
       </w:pPr>
       <w:r>
@@ -6369,7 +6359,7 @@
     </w:p>
     <w:p>
       <w:pPr>
-        <w:shd w:fill="F2F2F2" w:color="auto" w:val="clear"/>
+        <w:shd w:fill="F0F0E8" w:color="auto" w:val="clear"/>
         <w:spacing w:after="0"/>
       </w:pPr>
       <w:r>
@@ -6383,7 +6373,7 @@
     </w:p>
     <w:p>
       <w:pPr>
-        <w:shd w:fill="F2F2F2" w:color="auto" w:val="clear"/>
+        <w:shd w:fill="F0F0E8" w:color="auto" w:val="clear"/>
         <w:spacing w:after="0"/>
       </w:pPr>
       <w:r>
@@ -6397,7 +6387,7 @@
     </w:p>
     <w:p>
       <w:pPr>
-        <w:shd w:fill="F2F2F2" w:color="auto" w:val="clear"/>
+        <w:shd w:fill="F0F0E8" w:color="auto" w:val="clear"/>
         <w:spacing w:after="0"/>
       </w:pPr>
       <w:r>
@@ -6411,7 +6401,7 @@
     </w:p>
     <w:p>
       <w:pPr>
-        <w:shd w:fill="F2F2F2" w:color="auto" w:val="clear"/>
+        <w:shd w:fill="F0F0E8" w:color="auto" w:val="clear"/>
         <w:spacing w:after="0"/>
       </w:pPr>
       <w:r>
@@ -6425,7 +6415,7 @@
     </w:p>
     <w:p>
       <w:pPr>
-        <w:shd w:fill="F2F2F2" w:color="auto" w:val="clear"/>
+        <w:shd w:fill="F0F0E8" w:color="auto" w:val="clear"/>
         <w:spacing w:after="0"/>
       </w:pPr>
       <w:r>
@@ -6439,7 +6429,7 @@
     </w:p>
     <w:p>
       <w:pPr>
-        <w:shd w:fill="F2F2F2" w:color="auto" w:val="clear"/>
+        <w:shd w:fill="F0F0E8" w:color="auto" w:val="clear"/>
         <w:spacing w:after="0"/>
       </w:pPr>
       <w:r>
@@ -6453,7 +6443,7 @@
     </w:p>
     <w:p>
       <w:pPr>
-        <w:shd w:fill="F2F2F2" w:color="auto" w:val="clear"/>
+        <w:shd w:fill="F0F0E8" w:color="auto" w:val="clear"/>
         <w:spacing w:after="0"/>
       </w:pPr>
       <w:r>
@@ -6467,7 +6457,7 @@
     </w:p>
     <w:p>
       <w:pPr>
-        <w:shd w:fill="F2F2F2" w:color="auto" w:val="clear"/>
+        <w:shd w:fill="F0F0E8" w:color="auto" w:val="clear"/>
         <w:spacing w:after="0"/>
       </w:pPr>
       <w:r>
@@ -6481,7 +6471,7 @@
     </w:p>
     <w:p>
       <w:pPr>
-        <w:shd w:fill="F2F2F2" w:color="auto" w:val="clear"/>
+        <w:shd w:fill="F0F0E8" w:color="auto" w:val="clear"/>
         <w:spacing w:after="0"/>
       </w:pPr>
       <w:r>
@@ -6495,7 +6485,7 @@
     </w:p>
     <w:p>
       <w:pPr>
-        <w:shd w:fill="F2F2F2" w:color="auto" w:val="clear"/>
+        <w:shd w:fill="F0F0E8" w:color="auto" w:val="clear"/>
         <w:spacing w:after="0"/>
       </w:pPr>
       <w:r>
@@ -6509,7 +6499,7 @@
     </w:p>
     <w:p>
       <w:pPr>
-        <w:shd w:fill="F2F2F2" w:color="auto" w:val="clear"/>
+        <w:shd w:fill="F0F0E8" w:color="auto" w:val="clear"/>
         <w:spacing w:after="0"/>
       </w:pPr>
       <w:r>
@@ -6523,7 +6513,7 @@
     </w:p>
     <w:p>
       <w:pPr>
-        <w:shd w:fill="F2F2F2" w:color="auto" w:val="clear"/>
+        <w:shd w:fill="F0F0E8" w:color="auto" w:val="clear"/>
         <w:spacing w:after="0"/>
       </w:pPr>
       <w:r>
@@ -6537,7 +6527,7 @@
     </w:p>
     <w:p>
       <w:pPr>
-        <w:shd w:fill="F2F2F2" w:color="auto" w:val="clear"/>
+        <w:shd w:fill="F0F0E8" w:color="auto" w:val="clear"/>
         <w:spacing w:after="0"/>
       </w:pPr>
       <w:r>
@@ -6551,7 +6541,7 @@
     </w:p>
     <w:p>
       <w:pPr>
-        <w:shd w:fill="F2F2F2" w:color="auto" w:val="clear"/>
+        <w:shd w:fill="F0F0E8" w:color="auto" w:val="clear"/>
         <w:spacing w:after="0"/>
       </w:pPr>
       <w:r>
@@ -6565,7 +6555,7 @@
     </w:p>
     <w:p>
       <w:pPr>
-        <w:shd w:fill="F2F2F2" w:color="auto" w:val="clear"/>
+        <w:shd w:fill="F0F0E8" w:color="auto" w:val="clear"/>
         <w:spacing w:after="0"/>
       </w:pPr>
       <w:r>
@@ -6579,7 +6569,7 @@
     </w:p>
     <w:p>
       <w:pPr>
-        <w:shd w:fill="F2F2F2" w:color="auto" w:val="clear"/>
+        <w:shd w:fill="F0F0E8" w:color="auto" w:val="clear"/>
         <w:spacing w:after="0"/>
       </w:pPr>
       <w:r>
@@ -6593,7 +6583,7 @@
     </w:p>
     <w:p>
       <w:pPr>
-        <w:shd w:fill="F2F2F2" w:color="auto" w:val="clear"/>
+        <w:shd w:fill="F0F0E8" w:color="auto" w:val="clear"/>
         <w:spacing w:after="0"/>
       </w:pPr>
       <w:r>
@@ -6607,7 +6597,7 @@
     </w:p>
     <w:p>
       <w:pPr>
-        <w:shd w:fill="F2F2F2" w:color="auto" w:val="clear"/>
+        <w:shd w:fill="F0F0E8" w:color="auto" w:val="clear"/>
         <w:spacing w:after="0"/>
       </w:pPr>
       <w:r>
@@ -6621,7 +6611,7 @@
     </w:p>
     <w:p>
       <w:pPr>
-        <w:shd w:fill="F2F2F2" w:color="auto" w:val="clear"/>
+        <w:shd w:fill="F0F0E8" w:color="auto" w:val="clear"/>
         <w:spacing w:after="0"/>
       </w:pPr>
       <w:r>
@@ -6635,7 +6625,7 @@
     </w:p>
     <w:p>
       <w:pPr>
-        <w:shd w:fill="F2F2F2" w:color="auto" w:val="clear"/>
+        <w:shd w:fill="F0F0E8" w:color="auto" w:val="clear"/>
         <w:spacing w:after="0"/>
       </w:pPr>
       <w:r>
@@ -6649,7 +6639,7 @@
     </w:p>
     <w:p>
       <w:pPr>
-        <w:shd w:fill="F2F2F2" w:color="auto" w:val="clear"/>
+        <w:shd w:fill="F0F0E8" w:color="auto" w:val="clear"/>
         <w:spacing w:after="0"/>
       </w:pPr>
       <w:r>
@@ -6663,7 +6653,7 @@
     </w:p>
     <w:p>
       <w:pPr>
-        <w:shd w:fill="F2F2F2" w:color="auto" w:val="clear"/>
+        <w:shd w:fill="F0F0E8" w:color="auto" w:val="clear"/>
         <w:spacing w:after="0"/>
       </w:pPr>
       <w:r>
@@ -6677,7 +6667,7 @@
     </w:p>
     <w:p>
       <w:pPr>
-        <w:shd w:fill="F2F2F2" w:color="auto" w:val="clear"/>
+        <w:shd w:fill="F0F0E8" w:color="auto" w:val="clear"/>
         <w:spacing w:after="0"/>
       </w:pPr>
       <w:r>
@@ -6691,7 +6681,7 @@
     </w:p>
     <w:p>
       <w:pPr>
-        <w:shd w:fill="F2F2F2" w:color="auto" w:val="clear"/>
+        <w:shd w:fill="F0F0E8" w:color="auto" w:val="clear"/>
         <w:spacing w:after="0"/>
       </w:pPr>
       <w:r>
@@ -6705,7 +6695,7 @@
     </w:p>
     <w:p>
       <w:pPr>
-        <w:shd w:fill="F2F2F2" w:color="auto" w:val="clear"/>
+        <w:shd w:fill="F0F0E8" w:color="auto" w:val="clear"/>
         <w:spacing w:after="0"/>
       </w:pPr>
       <w:r>
@@ -6719,7 +6709,7 @@
     </w:p>
     <w:p>
       <w:pPr>
-        <w:shd w:fill="F2F2F2" w:color="auto" w:val="clear"/>
+        <w:shd w:fill="F0F0E8" w:color="auto" w:val="clear"/>
         <w:spacing w:after="0"/>
       </w:pPr>
       <w:r>
@@ -6733,7 +6723,7 @@
     </w:p>
     <w:p>
       <w:pPr>
-        <w:shd w:fill="F2F2F2" w:color="auto" w:val="clear"/>
+        <w:shd w:fill="F0F0E8" w:color="auto" w:val="clear"/>
         <w:spacing w:after="0"/>
       </w:pPr>
       <w:r>
@@ -6747,7 +6737,7 @@
     </w:p>
     <w:p>
       <w:pPr>
-        <w:shd w:fill="F2F2F2" w:color="auto" w:val="clear"/>
+        <w:shd w:fill="F0F0E8" w:color="auto" w:val="clear"/>
         <w:spacing w:after="0"/>
       </w:pPr>
       <w:r>
@@ -6761,7 +6751,7 @@
     </w:p>
     <w:p>
       <w:pPr>
-        <w:shd w:fill="F2F2F2" w:color="auto" w:val="clear"/>
+        <w:shd w:fill="F0F0E8" w:color="auto" w:val="clear"/>
         <w:spacing w:after="0"/>
       </w:pPr>
       <w:r>
@@ -6775,7 +6765,7 @@
     </w:p>
     <w:p>
       <w:pPr>
-        <w:shd w:fill="F2F2F2" w:color="auto" w:val="clear"/>
+        <w:shd w:fill="F0F0E8" w:color="auto" w:val="clear"/>
         <w:spacing w:after="0"/>
       </w:pPr>
       <w:r>
@@ -6789,7 +6779,7 @@
     </w:p>
     <w:p>
       <w:pPr>
-        <w:shd w:fill="F2F2F2" w:color="auto" w:val="clear"/>
+        <w:shd w:fill="F0F0E8" w:color="auto" w:val="clear"/>
         <w:spacing w:after="0"/>
       </w:pPr>
       <w:r>
@@ -6803,7 +6793,7 @@
     </w:p>
     <w:p>
       <w:pPr>
-        <w:shd w:fill="F2F2F2" w:color="auto" w:val="clear"/>
+        <w:shd w:fill="F0F0E8" w:color="auto" w:val="clear"/>
         <w:spacing w:after="0"/>
       </w:pPr>
       <w:r>
@@ -6817,7 +6807,7 @@
     </w:p>
     <w:p>
       <w:pPr>
-        <w:shd w:fill="F2F2F2" w:color="auto" w:val="clear"/>
+        <w:shd w:fill="F0F0E8" w:color="auto" w:val="clear"/>
         <w:spacing w:after="0"/>
       </w:pPr>
       <w:r>
@@ -6831,7 +6821,7 @@
     </w:p>
     <w:p>
       <w:pPr>
-        <w:shd w:fill="F2F2F2" w:color="auto" w:val="clear"/>
+        <w:shd w:fill="F0F0E8" w:color="auto" w:val="clear"/>
         <w:spacing w:after="0"/>
       </w:pPr>
       <w:r>
@@ -6845,7 +6835,7 @@
     </w:p>
     <w:p>
       <w:pPr>
-        <w:shd w:fill="F2F2F2" w:color="auto" w:val="clear"/>
+        <w:shd w:fill="F0F0E8" w:color="auto" w:val="clear"/>
         <w:spacing w:after="0"/>
       </w:pPr>
       <w:r>
@@ -6859,7 +6849,7 @@
     </w:p>
     <w:p>
       <w:pPr>
-        <w:shd w:fill="F2F2F2" w:color="auto" w:val="clear"/>
+        <w:shd w:fill="F0F0E8" w:color="auto" w:val="clear"/>
         <w:spacing w:after="0"/>
       </w:pPr>
       <w:r>
@@ -6873,7 +6863,7 @@
     </w:p>
     <w:p>
       <w:pPr>
-        <w:shd w:fill="F2F2F2" w:color="auto" w:val="clear"/>
+        <w:shd w:fill="F0F0E8" w:color="auto" w:val="clear"/>
         <w:spacing w:after="0"/>
       </w:pPr>
       <w:r>
@@ -6887,7 +6877,7 @@
     </w:p>
     <w:p>
       <w:pPr>
-        <w:shd w:fill="F2F2F2" w:color="auto" w:val="clear"/>
+        <w:shd w:fill="F0F0E8" w:color="auto" w:val="clear"/>
         <w:spacing w:after="0"/>
       </w:pPr>
       <w:r>
@@ -6901,7 +6891,7 @@
     </w:p>
     <w:p>
       <w:pPr>
-        <w:shd w:fill="F2F2F2" w:color="auto" w:val="clear"/>
+        <w:shd w:fill="F0F0E8" w:color="auto" w:val="clear"/>
         <w:spacing w:after="0"/>
       </w:pPr>
       <w:r>
@@ -6915,7 +6905,7 @@
     </w:p>
     <w:p>
       <w:pPr>
-        <w:shd w:fill="F2F2F2" w:color="auto" w:val="clear"/>
+        <w:shd w:fill="F0F0E8" w:color="auto" w:val="clear"/>
         <w:spacing w:after="0"/>
       </w:pPr>
       <w:r>
@@ -6929,7 +6919,7 @@
     </w:p>
     <w:p>
       <w:pPr>
-        <w:shd w:fill="F2F2F2" w:color="auto" w:val="clear"/>
+        <w:shd w:fill="F0F0E8" w:color="auto" w:val="clear"/>
         <w:spacing w:after="0"/>
       </w:pPr>
       <w:r>
@@ -6943,7 +6933,7 @@
     </w:p>
     <w:p>
       <w:pPr>
-        <w:shd w:fill="F2F2F2" w:color="auto" w:val="clear"/>
+        <w:shd w:fill="F0F0E8" w:color="auto" w:val="clear"/>
         <w:spacing w:after="0"/>
       </w:pPr>
       <w:r>
@@ -6957,7 +6947,7 @@
     </w:p>
     <w:p>
       <w:pPr>
-        <w:shd w:fill="F2F2F2" w:color="auto" w:val="clear"/>
+        <w:shd w:fill="F0F0E8" w:color="auto" w:val="clear"/>
         <w:spacing w:after="0"/>
       </w:pPr>
       <w:r>
@@ -6971,7 +6961,7 @@
     </w:p>
     <w:p>
       <w:pPr>
-        <w:shd w:fill="F2F2F2" w:color="auto" w:val="clear"/>
+        <w:shd w:fill="F0F0E8" w:color="auto" w:val="clear"/>
         <w:spacing w:after="0"/>
       </w:pPr>
       <w:r>
@@ -6985,7 +6975,7 @@
     </w:p>
     <w:p>
       <w:pPr>
-        <w:shd w:fill="F2F2F2" w:color="auto" w:val="clear"/>
+        <w:shd w:fill="F0F0E8" w:color="auto" w:val="clear"/>
         <w:spacing w:after="0"/>
       </w:pPr>
       <w:r>
@@ -6999,7 +6989,7 @@
     </w:p>
     <w:p>
       <w:pPr>
-        <w:shd w:fill="F2F2F2" w:color="auto" w:val="clear"/>
+        <w:shd w:fill="F0F0E8" w:color="auto" w:val="clear"/>
         <w:spacing w:after="0"/>
       </w:pPr>
       <w:r>
@@ -7013,7 +7003,7 @@
     </w:p>
     <w:p>
       <w:pPr>
-        <w:shd w:fill="F2F2F2" w:color="auto" w:val="clear"/>
+        <w:shd w:fill="F0F0E8" w:color="auto" w:val="clear"/>
         <w:spacing w:after="0"/>
       </w:pPr>
       <w:r>
@@ -7027,7 +7017,7 @@
     </w:p>
     <w:p>
       <w:pPr>
-        <w:shd w:fill="F2F2F2" w:color="auto" w:val="clear"/>
+        <w:shd w:fill="F0F0E8" w:color="auto" w:val="clear"/>
         <w:spacing w:after="0"/>
       </w:pPr>
       <w:r>
@@ -7041,7 +7031,7 @@
     </w:p>
     <w:p>
       <w:pPr>
-        <w:shd w:fill="F2F2F2" w:color="auto" w:val="clear"/>
+        <w:shd w:fill="F0F0E8" w:color="auto" w:val="clear"/>
         <w:spacing w:after="0"/>
       </w:pPr>
       <w:r>
@@ -7055,7 +7045,7 @@
     </w:p>
     <w:p>
       <w:pPr>
-        <w:shd w:fill="F2F2F2" w:color="auto" w:val="clear"/>
+        <w:shd w:fill="F0F0E8" w:color="auto" w:val="clear"/>
         <w:spacing w:after="0"/>
       </w:pPr>
       <w:r>
@@ -7069,7 +7059,7 @@
     </w:p>
     <w:p>
       <w:pPr>
-        <w:shd w:fill="F2F2F2" w:color="auto" w:val="clear"/>
+        <w:shd w:fill="F0F0E8" w:color="auto" w:val="clear"/>
         <w:spacing w:after="0"/>
       </w:pPr>
       <w:r>
@@ -7083,7 +7073,7 @@
     </w:p>
     <w:p>
       <w:pPr>
-        <w:shd w:fill="F2F2F2" w:color="auto" w:val="clear"/>
+        <w:shd w:fill="F0F0E8" w:color="auto" w:val="clear"/>
         <w:spacing w:after="0"/>
       </w:pPr>
       <w:r>
@@ -7097,7 +7087,7 @@
     </w:p>
     <w:p>
       <w:pPr>
-        <w:shd w:fill="F2F2F2" w:color="auto" w:val="clear"/>
+        <w:shd w:fill="F0F0E8" w:color="auto" w:val="clear"/>
         <w:spacing w:after="0"/>
       </w:pPr>
       <w:r>
@@ -7111,7 +7101,7 @@
     </w:p>
     <w:p>
       <w:pPr>
-        <w:shd w:fill="F2F2F2" w:color="auto" w:val="clear"/>
+        <w:shd w:fill="F0F0E8" w:color="auto" w:val="clear"/>
         <w:spacing w:after="0"/>
       </w:pPr>
       <w:r>
@@ -7125,7 +7115,7 @@
     </w:p>
     <w:p>
       <w:pPr>
-        <w:shd w:fill="F2F2F2" w:color="auto" w:val="clear"/>
+        <w:shd w:fill="F0F0E8" w:color="auto" w:val="clear"/>
         <w:spacing w:after="0"/>
       </w:pPr>
       <w:r>
@@ -7139,7 +7129,7 @@
     </w:p>
     <w:p>
       <w:pPr>
-        <w:shd w:fill="F2F2F2" w:color="auto" w:val="clear"/>
+        <w:shd w:fill="F0F0E8" w:color="auto" w:val="clear"/>
         <w:spacing w:after="0"/>
       </w:pPr>
       <w:r>
@@ -7153,7 +7143,7 @@
     </w:p>
     <w:p>
       <w:pPr>
-        <w:shd w:fill="F2F2F2" w:color="auto" w:val="clear"/>
+        <w:shd w:fill="F0F0E8" w:color="auto" w:val="clear"/>
         <w:spacing w:after="0"/>
       </w:pPr>
       <w:r>
@@ -7167,7 +7157,7 @@
     </w:p>
     <w:p>
       <w:pPr>
-        <w:shd w:fill="F2F2F2" w:color="auto" w:val="clear"/>
+        <w:shd w:fill="F0F0E8" w:color="auto" w:val="clear"/>
         <w:spacing w:after="0"/>
       </w:pPr>
       <w:r>
@@ -7181,7 +7171,7 @@
     </w:p>
     <w:p>
       <w:pPr>
-        <w:shd w:fill="F2F2F2" w:color="auto" w:val="clear"/>
+        <w:shd w:fill="F0F0E8" w:color="auto" w:val="clear"/>
         <w:spacing w:after="0"/>
       </w:pPr>
       <w:r>
@@ -7195,7 +7185,7 @@
     </w:p>
     <w:p>
       <w:pPr>
-        <w:shd w:fill="F2F2F2" w:color="auto" w:val="clear"/>
+        <w:shd w:fill="F0F0E8" w:color="auto" w:val="clear"/>
         <w:spacing w:after="0"/>
       </w:pPr>
       <w:r>
@@ -7209,7 +7199,7 @@
     </w:p>
     <w:p>
       <w:pPr>
-        <w:shd w:fill="F2F2F2" w:color="auto" w:val="clear"/>
+        <w:shd w:fill="F0F0E8" w:color="auto" w:val="clear"/>
         <w:spacing w:after="0"/>
       </w:pPr>
       <w:r>
@@ -7223,7 +7213,7 @@
     </w:p>
     <w:p>
       <w:pPr>
-        <w:shd w:fill="F2F2F2" w:color="auto" w:val="clear"/>
+        <w:shd w:fill="F0F0E8" w:color="auto" w:val="clear"/>
         <w:spacing w:after="0"/>
       </w:pPr>
       <w:r>
@@ -7237,7 +7227,7 @@
     </w:p>
     <w:p>
       <w:pPr>
-        <w:shd w:fill="F2F2F2" w:color="auto" w:val="clear"/>
+        <w:shd w:fill="F0F0E8" w:color="auto" w:val="clear"/>
         <w:spacing w:after="0"/>
       </w:pPr>
       <w:r>
@@ -7251,7 +7241,7 @@
     </w:p>
     <w:p>
       <w:pPr>
-        <w:shd w:fill="F2F2F2" w:color="auto" w:val="clear"/>
+        <w:shd w:fill="F0F0E8" w:color="auto" w:val="clear"/>
         <w:spacing w:after="0"/>
       </w:pPr>
       <w:r>
@@ -7265,7 +7255,7 @@
     </w:p>
     <w:p>
       <w:pPr>
-        <w:shd w:fill="F2F2F2" w:color="auto" w:val="clear"/>
+        <w:shd w:fill="F0F0E8" w:color="auto" w:val="clear"/>
         <w:spacing w:after="0"/>
       </w:pPr>
       <w:r>
@@ -7279,7 +7269,7 @@
     </w:p>
     <w:p>
       <w:pPr>
-        <w:shd w:fill="F2F2F2" w:color="auto" w:val="clear"/>
+        <w:shd w:fill="F0F0E8" w:color="auto" w:val="clear"/>
         <w:spacing w:after="0"/>
       </w:pPr>
       <w:r>
@@ -7293,7 +7283,7 @@
     </w:p>
     <w:p>
       <w:pPr>
-        <w:shd w:fill="F2F2F2" w:color="auto" w:val="clear"/>
+        <w:shd w:fill="F0F0E8" w:color="auto" w:val="clear"/>
         <w:spacing w:after="0"/>
       </w:pPr>
       <w:r>
@@ -7307,7 +7297,7 @@
     </w:p>
     <w:p>
       <w:pPr>
-        <w:shd w:fill="F2F2F2" w:color="auto" w:val="clear"/>
+        <w:shd w:fill="F0F0E8" w:color="auto" w:val="clear"/>
         <w:spacing w:after="0"/>
       </w:pPr>
       <w:r>
@@ -7321,7 +7311,7 @@
     </w:p>
     <w:p>
       <w:pPr>
-        <w:shd w:fill="F2F2F2" w:color="auto" w:val="clear"/>
+        <w:shd w:fill="F0F0E8" w:color="auto" w:val="clear"/>
         <w:spacing w:after="0"/>
       </w:pPr>
       <w:r>
@@ -7335,7 +7325,7 @@
     </w:p>
     <w:p>
       <w:pPr>
-        <w:shd w:fill="F2F2F2" w:color="auto" w:val="clear"/>
+        <w:shd w:fill="F0F0E8" w:color="auto" w:val="clear"/>
         <w:spacing w:after="0"/>
       </w:pPr>
       <w:r>
@@ -7349,7 +7339,7 @@
     </w:p>
     <w:p>
       <w:pPr>
-        <w:shd w:fill="F2F2F2" w:color="auto" w:val="clear"/>
+        <w:shd w:fill="F0F0E8" w:color="auto" w:val="clear"/>
         <w:spacing w:after="0"/>
       </w:pPr>
       <w:r>
@@ -7363,7 +7353,7 @@
     </w:p>
     <w:p>
       <w:pPr>
-        <w:shd w:fill="F2F2F2" w:color="auto" w:val="clear"/>
+        <w:shd w:fill="F0F0E8" w:color="auto" w:val="clear"/>
         <w:spacing w:after="0"/>
       </w:pPr>
       <w:r>
@@ -7377,7 +7367,7 @@
     </w:p>
     <w:p>
       <w:pPr>
-        <w:shd w:fill="F2F2F2" w:color="auto" w:val="clear"/>
+        <w:shd w:fill="F0F0E8" w:color="auto" w:val="clear"/>
         <w:spacing w:after="0"/>
       </w:pPr>
       <w:r>
@@ -7391,7 +7381,7 @@
     </w:p>
     <w:p>
       <w:pPr>
-        <w:shd w:fill="F2F2F2" w:color="auto" w:val="clear"/>
+        <w:shd w:fill="F0F0E8" w:color="auto" w:val="clear"/>
         <w:spacing w:after="0"/>
       </w:pPr>
       <w:r>
@@ -7405,7 +7395,7 @@
     </w:p>
     <w:p>
       <w:pPr>
-        <w:shd w:fill="F2F2F2" w:color="auto" w:val="clear"/>
+        <w:shd w:fill="F0F0E8" w:color="auto" w:val="clear"/>
         <w:spacing w:after="0"/>
       </w:pPr>
       <w:r>
@@ -7419,7 +7409,7 @@
     </w:p>
     <w:p>
       <w:pPr>
-        <w:shd w:fill="F2F2F2" w:color="auto" w:val="clear"/>
+        <w:shd w:fill="F0F0E8" w:color="auto" w:val="clear"/>
         <w:spacing w:after="0"/>
       </w:pPr>
       <w:r>
@@ -7433,7 +7423,7 @@
     </w:p>
     <w:p>
       <w:pPr>
-        <w:shd w:fill="F2F2F2" w:color="auto" w:val="clear"/>
+        <w:shd w:fill="F0F0E8" w:color="auto" w:val="clear"/>
         <w:spacing w:after="0"/>
       </w:pPr>
       <w:r>
@@ -7447,7 +7437,7 @@
     </w:p>
     <w:p>
       <w:pPr>
-        <w:shd w:fill="F2F2F2" w:color="auto" w:val="clear"/>
+        <w:shd w:fill="F0F0E8" w:color="auto" w:val="clear"/>
         <w:spacing w:after="0"/>
       </w:pPr>
       <w:r>
@@ -7461,7 +7451,7 @@
     </w:p>
     <w:p>
       <w:pPr>
-        <w:shd w:fill="F2F2F2" w:color="auto" w:val="clear"/>
+        <w:shd w:fill="F0F0E8" w:color="auto" w:val="clear"/>
         <w:spacing w:after="0"/>
       </w:pPr>
       <w:r>
@@ -7475,7 +7465,7 @@
     </w:p>
     <w:p>
       <w:pPr>
-        <w:shd w:fill="F2F2F2" w:color="auto" w:val="clear"/>
+        <w:shd w:fill="F0F0E8" w:color="auto" w:val="clear"/>
         <w:spacing w:after="0"/>
       </w:pPr>
       <w:r>
@@ -7489,7 +7479,7 @@
     </w:p>
     <w:p>
       <w:pPr>
-        <w:shd w:fill="F2F2F2" w:color="auto" w:val="clear"/>
+        <w:shd w:fill="F0F0E8" w:color="auto" w:val="clear"/>
         <w:spacing w:after="0"/>
       </w:pPr>
       <w:r>
@@ -7503,7 +7493,7 @@
     </w:p>
     <w:p>
       <w:pPr>
-        <w:shd w:fill="F2F2F2" w:color="auto" w:val="clear"/>
+        <w:shd w:fill="F0F0E8" w:color="auto" w:val="clear"/>
         <w:spacing w:after="0"/>
       </w:pPr>
       <w:r>
@@ -7517,7 +7507,7 @@
     </w:p>
     <w:p>
       <w:pPr>
-        <w:shd w:fill="F2F2F2" w:color="auto" w:val="clear"/>
+        <w:shd w:fill="F0F0E8" w:color="auto" w:val="clear"/>
         <w:spacing w:after="0"/>
       </w:pPr>
       <w:r>
@@ -7531,7 +7521,7 @@
     </w:p>
     <w:p>
       <w:pPr>
-        <w:shd w:fill="F2F2F2" w:color="auto" w:val="clear"/>
+        <w:shd w:fill="F0F0E8" w:color="auto" w:val="clear"/>
         <w:spacing w:after="0"/>
       </w:pPr>
       <w:r>
@@ -7545,7 +7535,7 @@
     </w:p>
     <w:p>
       <w:pPr>
-        <w:shd w:fill="F2F2F2" w:color="auto" w:val="clear"/>
+        <w:shd w:fill="F0F0E8" w:color="auto" w:val="clear"/>
         <w:spacing w:after="0"/>
       </w:pPr>
       <w:r>
@@ -7559,7 +7549,7 @@
     </w:p>
     <w:p>
       <w:pPr>
-        <w:shd w:fill="F2F2F2" w:color="auto" w:val="clear"/>
+        <w:shd w:fill="F0F0E8" w:color="auto" w:val="clear"/>
         <w:spacing w:after="0"/>
       </w:pPr>
       <w:r>
@@ -7573,7 +7563,7 @@
     </w:p>
     <w:p>
       <w:pPr>
-        <w:shd w:fill="F2F2F2" w:color="auto" w:val="clear"/>
+        <w:shd w:fill="F0F0E8" w:color="auto" w:val="clear"/>
         <w:spacing w:after="0"/>
       </w:pPr>
       <w:r>
@@ -7587,7 +7577,7 @@
     </w:p>
     <w:p>
       <w:pPr>
-        <w:shd w:fill="F2F2F2" w:color="auto" w:val="clear"/>
+        <w:shd w:fill="F0F0E8" w:color="auto" w:val="clear"/>
         <w:spacing w:after="0"/>
       </w:pPr>
       <w:r>
@@ -7601,7 +7591,7 @@
     </w:p>
     <w:p>
       <w:pPr>
-        <w:shd w:fill="F2F2F2" w:color="auto" w:val="clear"/>
+        <w:shd w:fill="F0F0E8" w:color="auto" w:val="clear"/>
         <w:spacing w:after="0"/>
       </w:pPr>
       <w:r>
@@ -7615,7 +7605,7 @@
     </w:p>
     <w:p>
       <w:pPr>
-        <w:shd w:fill="F2F2F2" w:color="auto" w:val="clear"/>
+        <w:shd w:fill="F0F0E8" w:color="auto" w:val="clear"/>
         <w:spacing w:after="0"/>
       </w:pPr>
       <w:r>
@@ -7629,7 +7619,7 @@
     </w:p>
     <w:p>
       <w:pPr>
-        <w:shd w:fill="F2F2F2" w:color="auto" w:val="clear"/>
+        <w:shd w:fill="F0F0E8" w:color="auto" w:val="clear"/>
         <w:spacing w:after="0"/>
       </w:pPr>
       <w:r>
@@ -7643,7 +7633,7 @@
     </w:p>
     <w:p>
       <w:pPr>
-        <w:shd w:fill="F2F2F2" w:color="auto" w:val="clear"/>
+        <w:shd w:fill="F0F0E8" w:color="auto" w:val="clear"/>
         <w:spacing w:after="0"/>
       </w:pPr>
       <w:r>
@@ -7657,7 +7647,7 @@
     </w:p>
     <w:p>
       <w:pPr>
-        <w:shd w:fill="F2F2F2" w:color="auto" w:val="clear"/>
+        <w:shd w:fill="F0F0E8" w:color="auto" w:val="clear"/>
         <w:spacing w:after="0"/>
       </w:pPr>
       <w:r>
@@ -7671,7 +7661,7 @@
     </w:p>
     <w:p>
       <w:pPr>
-        <w:shd w:fill="F2F2F2" w:color="auto" w:val="clear"/>
+        <w:shd w:fill="F0F0E8" w:color="auto" w:val="clear"/>
         <w:spacing w:after="0"/>
       </w:pPr>
       <w:r>
@@ -7685,7 +7675,7 @@
     </w:p>
     <w:p>
       <w:pPr>
-        <w:shd w:fill="F2F2F2" w:color="auto" w:val="clear"/>
+        <w:shd w:fill="F0F0E8" w:color="auto" w:val="clear"/>
         <w:spacing w:after="0"/>
       </w:pPr>
       <w:r>
@@ -7699,7 +7689,7 @@
     </w:p>
     <w:p>
       <w:pPr>
-        <w:shd w:fill="F2F2F2" w:color="auto" w:val="clear"/>
+        <w:shd w:fill="F0F0E8" w:color="auto" w:val="clear"/>
         <w:spacing w:after="0"/>
       </w:pPr>
       <w:r>
@@ -7713,7 +7703,7 @@
     </w:p>
     <w:p>
       <w:pPr>
-        <w:shd w:fill="F2F2F2" w:color="auto" w:val="clear"/>
+        <w:shd w:fill="F0F0E8" w:color="auto" w:val="clear"/>
         <w:spacing w:after="0"/>
       </w:pPr>
       <w:r>
@@ -7727,7 +7717,7 @@
     </w:p>
     <w:p>
       <w:pPr>
-        <w:shd w:fill="F2F2F2" w:color="auto" w:val="clear"/>
+        <w:shd w:fill="F0F0E8" w:color="auto" w:val="clear"/>
         <w:spacing w:after="0"/>
       </w:pPr>
       <w:r>
@@ -7741,7 +7731,7 @@
     </w:p>
     <w:p>
       <w:pPr>
-        <w:shd w:fill="F2F2F2" w:color="auto" w:val="clear"/>
+        <w:shd w:fill="F0F0E8" w:color="auto" w:val="clear"/>
         <w:spacing w:after="0"/>
       </w:pPr>
       <w:r>
@@ -7755,7 +7745,7 @@
     </w:p>
     <w:p>
       <w:pPr>
-        <w:shd w:fill="F2F2F2" w:color="auto" w:val="clear"/>
+        <w:shd w:fill="F0F0E8" w:color="auto" w:val="clear"/>
         <w:spacing w:after="0"/>
       </w:pPr>
       <w:r>
@@ -7769,7 +7759,7 @@
     </w:p>
     <w:p>
       <w:pPr>
-        <w:shd w:fill="F2F2F2" w:color="auto" w:val="clear"/>
+        <w:shd w:fill="F0F0E8" w:color="auto" w:val="clear"/>
         <w:spacing w:after="0"/>
       </w:pPr>
       <w:r>
@@ -7783,7 +7773,7 @@
     </w:p>
     <w:p>
       <w:pPr>
-        <w:shd w:fill="F2F2F2" w:color="auto" w:val="clear"/>
+        <w:shd w:fill="F0F0E8" w:color="auto" w:val="clear"/>
         <w:spacing w:after="0"/>
       </w:pPr>
       <w:r>
@@ -7797,7 +7787,7 @@
     </w:p>
     <w:p>
       <w:pPr>
-        <w:shd w:fill="F2F2F2" w:color="auto" w:val="clear"/>
+        <w:shd w:fill="F0F0E8" w:color="auto" w:val="clear"/>
         <w:spacing w:after="0"/>
       </w:pPr>
       <w:r>
@@ -7811,7 +7801,7 @@
     </w:p>
     <w:p>
       <w:pPr>
-        <w:shd w:fill="F2F2F2" w:color="auto" w:val="clear"/>
+        <w:shd w:fill="F0F0E8" w:color="auto" w:val="clear"/>
         <w:spacing w:after="0"/>
       </w:pPr>
       <w:r>
@@ -7825,7 +7815,7 @@
     </w:p>
     <w:p>
       <w:pPr>
-        <w:shd w:fill="F2F2F2" w:color="auto" w:val="clear"/>
+        <w:shd w:fill="F0F0E8" w:color="auto" w:val="clear"/>
         <w:spacing w:after="0"/>
       </w:pPr>
       <w:r>
@@ -7839,7 +7829,7 @@
     </w:p>
     <w:p>
       <w:pPr>
-        <w:shd w:fill="F2F2F2" w:color="auto" w:val="clear"/>
+        <w:shd w:fill="F0F0E8" w:color="auto" w:val="clear"/>
         <w:spacing w:after="0"/>
       </w:pPr>
       <w:r>
@@ -7853,7 +7843,7 @@
     </w:p>
     <w:p>
       <w:pPr>
-        <w:shd w:fill="F2F2F2" w:color="auto" w:val="clear"/>
+        <w:shd w:fill="F0F0E8" w:color="auto" w:val="clear"/>
         <w:spacing w:after="0"/>
       </w:pPr>
       <w:r>
@@ -7867,7 +7857,7 @@
     </w:p>
     <w:p>
       <w:pPr>
-        <w:shd w:fill="F2F2F2" w:color="auto" w:val="clear"/>
+        <w:shd w:fill="F0F0E8" w:color="auto" w:val="clear"/>
         <w:spacing w:after="0"/>
       </w:pPr>
       <w:r>
@@ -7881,7 +7871,7 @@
     </w:p>
     <w:p>
       <w:pPr>
-        <w:shd w:fill="F2F2F2" w:color="auto" w:val="clear"/>
+        <w:shd w:fill="F0F0E8" w:color="auto" w:val="clear"/>
         <w:spacing w:after="0"/>
       </w:pPr>
       <w:r>
@@ -7895,7 +7885,7 @@
     </w:p>
     <w:p>
       <w:pPr>
-        <w:shd w:fill="F2F2F2" w:color="auto" w:val="clear"/>
+        <w:shd w:fill="F0F0E8" w:color="auto" w:val="clear"/>
         <w:spacing w:after="0"/>
       </w:pPr>
       <w:r>
@@ -7909,7 +7899,7 @@
     </w:p>
     <w:p>
       <w:pPr>
-        <w:shd w:fill="F2F2F2" w:color="auto" w:val="clear"/>
+        <w:shd w:fill="F0F0E8" w:color="auto" w:val="clear"/>
         <w:spacing w:after="0"/>
       </w:pPr>
       <w:r>
@@ -7923,7 +7913,7 @@
     </w:p>
     <w:p>
       <w:pPr>
-        <w:shd w:fill="F2F2F2" w:color="auto" w:val="clear"/>
+        <w:shd w:fill="F0F0E8" w:color="auto" w:val="clear"/>
         <w:spacing w:after="0"/>
       </w:pPr>
       <w:r>
@@ -7937,7 +7927,7 @@
     </w:p>
     <w:p>
       <w:pPr>
-        <w:shd w:fill="F2F2F2" w:color="auto" w:val="clear"/>
+        <w:shd w:fill="F0F0E8" w:color="auto" w:val="clear"/>
         <w:spacing w:after="0"/>
       </w:pPr>
       <w:r>
@@ -7951,7 +7941,7 @@
     </w:p>
     <w:p>
       <w:pPr>
-        <w:shd w:fill="F2F2F2" w:color="auto" w:val="clear"/>
+        <w:shd w:fill="F0F0E8" w:color="auto" w:val="clear"/>
         <w:spacing w:after="0"/>
       </w:pPr>
       <w:r>
@@ -7965,7 +7955,7 @@
     </w:p>
     <w:p>
       <w:pPr>
-        <w:shd w:fill="F2F2F2" w:color="auto" w:val="clear"/>
+        <w:shd w:fill="F0F0E8" w:color="auto" w:val="clear"/>
         <w:spacing w:after="0"/>
       </w:pPr>
       <w:r>
@@ -7979,7 +7969,7 @@
     </w:p>
     <w:p>
       <w:pPr>
-        <w:shd w:fill="F2F2F2" w:color="auto" w:val="clear"/>
+        <w:shd w:fill="F0F0E8" w:color="auto" w:val="clear"/>
         <w:spacing w:after="0"/>
       </w:pPr>
       <w:r>
@@ -7993,7 +7983,7 @@
     </w:p>
     <w:p>
       <w:pPr>
-        <w:shd w:fill="F2F2F2" w:color="auto" w:val="clear"/>
+        <w:shd w:fill="F0F0E8" w:color="auto" w:val="clear"/>
         <w:spacing w:after="0"/>
       </w:pPr>
       <w:r>
@@ -8007,7 +7997,7 @@
     </w:p>
     <w:p>
       <w:pPr>
-        <w:shd w:fill="F2F2F2" w:color="auto" w:val="clear"/>
+        <w:shd w:fill="F0F0E8" w:color="auto" w:val="clear"/>
         <w:spacing w:after="0"/>
       </w:pPr>
       <w:r>
@@ -8021,7 +8011,7 @@
     </w:p>
     <w:p>
       <w:pPr>
-        <w:shd w:fill="F2F2F2" w:color="auto" w:val="clear"/>
+        <w:shd w:fill="F0F0E8" w:color="auto" w:val="clear"/>
         <w:spacing w:after="0"/>
       </w:pPr>
       <w:r>
@@ -8035,7 +8025,7 @@
     </w:p>
     <w:p>
       <w:pPr>
-        <w:shd w:fill="F2F2F2" w:color="auto" w:val="clear"/>
+        <w:shd w:fill="F0F0E8" w:color="auto" w:val="clear"/>
         <w:spacing w:after="0"/>
       </w:pPr>
       <w:r>
@@ -8049,7 +8039,7 @@
     </w:p>
     <w:p>
       <w:pPr>
-        <w:shd w:fill="F2F2F2" w:color="auto" w:val="clear"/>
+        <w:shd w:fill="F0F0E8" w:color="auto" w:val="clear"/>
         <w:spacing w:after="0"/>
       </w:pPr>
       <w:r>
@@ -8063,7 +8053,7 @@
     </w:p>
     <w:p>
       <w:pPr>
-        <w:shd w:fill="F2F2F2" w:color="auto" w:val="clear"/>
+        <w:shd w:fill="F0F0E8" w:color="auto" w:val="clear"/>
         <w:spacing w:after="0"/>
       </w:pPr>
       <w:r>
@@ -8077,7 +8067,7 @@
     </w:p>
     <w:p>
       <w:pPr>
-        <w:shd w:fill="F2F2F2" w:color="auto" w:val="clear"/>
+        <w:shd w:fill="F0F0E8" w:color="auto" w:val="clear"/>
         <w:spacing w:after="0"/>
       </w:pPr>
       <w:r>
@@ -8091,7 +8081,7 @@
     </w:p>
     <w:p>
       <w:pPr>
-        <w:shd w:fill="F2F2F2" w:color="auto" w:val="clear"/>
+        <w:shd w:fill="F0F0E8" w:color="auto" w:val="clear"/>
         <w:spacing w:after="0"/>
       </w:pPr>
       <w:r>
@@ -8105,7 +8095,7 @@
     </w:p>
     <w:p>
       <w:pPr>
-        <w:shd w:fill="F2F2F2" w:color="auto" w:val="clear"/>
+        <w:shd w:fill="F0F0E8" w:color="auto" w:val="clear"/>
         <w:spacing w:after="0"/>
       </w:pPr>
       <w:r>
@@ -8119,7 +8109,7 @@
     </w:p>
     <w:p>
       <w:pPr>
-        <w:shd w:fill="F2F2F2" w:color="auto" w:val="clear"/>
+        <w:shd w:fill="F0F0E8" w:color="auto" w:val="clear"/>
         <w:spacing w:after="0"/>
       </w:pPr>
       <w:r>
@@ -8133,7 +8123,7 @@
     </w:p>
     <w:p>
       <w:pPr>
-        <w:shd w:fill="F2F2F2" w:color="auto" w:val="clear"/>
+        <w:shd w:fill="F0F0E8" w:color="auto" w:val="clear"/>
         <w:spacing w:after="0"/>
       </w:pPr>
       <w:r>
@@ -8147,7 +8137,7 @@
     </w:p>
     <w:p>
       <w:pPr>
-        <w:shd w:fill="F2F2F2" w:color="auto" w:val="clear"/>
+        <w:shd w:fill="F0F0E8" w:color="auto" w:val="clear"/>
         <w:spacing w:after="0"/>
       </w:pPr>
       <w:r>
@@ -8161,7 +8151,7 @@
     </w:p>
     <w:p>
       <w:pPr>
-        <w:shd w:fill="F2F2F2" w:color="auto" w:val="clear"/>
+        <w:shd w:fill="F0F0E8" w:color="auto" w:val="clear"/>
         <w:spacing w:after="0"/>
       </w:pPr>
       <w:r>
@@ -8175,7 +8165,7 @@
     </w:p>
     <w:p>
       <w:pPr>
-        <w:shd w:fill="F2F2F2" w:color="auto" w:val="clear"/>
+        <w:shd w:fill="F0F0E8" w:color="auto" w:val="clear"/>
         <w:spacing w:after="0"/>
       </w:pPr>
       <w:r>
@@ -8189,7 +8179,7 @@
     </w:p>
     <w:p>
       <w:pPr>
-        <w:shd w:fill="F2F2F2" w:color="auto" w:val="clear"/>
+        <w:shd w:fill="F0F0E8" w:color="auto" w:val="clear"/>
         <w:spacing w:after="0"/>
       </w:pPr>
       <w:r>
@@ -8203,7 +8193,7 @@
     </w:p>
     <w:p>
       <w:pPr>
-        <w:shd w:fill="F2F2F2" w:color="auto" w:val="clear"/>
+        <w:shd w:fill="F0F0E8" w:color="auto" w:val="clear"/>
         <w:spacing w:after="0"/>
       </w:pPr>
       <w:r>
@@ -8217,7 +8207,7 @@
     </w:p>
     <w:p>
       <w:pPr>
-        <w:shd w:fill="F2F2F2" w:color="auto" w:val="clear"/>
+        <w:shd w:fill="F0F0E8" w:color="auto" w:val="clear"/>
         <w:spacing w:after="0"/>
       </w:pPr>
       <w:r>
@@ -8231,7 +8221,7 @@
     </w:p>
     <w:p>
       <w:pPr>
-        <w:shd w:fill="F2F2F2" w:color="auto" w:val="clear"/>
+        <w:shd w:fill="F0F0E8" w:color="auto" w:val="clear"/>
         <w:spacing w:after="0"/>
       </w:pPr>
       <w:r>
@@ -8245,7 +8235,7 @@
     </w:p>
     <w:p>
       <w:pPr>
-        <w:shd w:fill="F2F2F2" w:color="auto" w:val="clear"/>
+        <w:shd w:fill="F0F0E8" w:color="auto" w:val="clear"/>
         <w:spacing w:after="0"/>
       </w:pPr>
       <w:r>
@@ -8259,7 +8249,7 @@
     </w:p>
     <w:p>
       <w:pPr>
-        <w:shd w:fill="F2F2F2" w:color="auto" w:val="clear"/>
+        <w:shd w:fill="F0F0E8" w:color="auto" w:val="clear"/>
         <w:spacing w:after="0"/>
       </w:pPr>
       <w:r>
@@ -8273,7 +8263,7 @@
     </w:p>
     <w:p>
       <w:pPr>
-        <w:shd w:fill="F2F2F2" w:color="auto" w:val="clear"/>
+        <w:shd w:fill="F0F0E8" w:color="auto" w:val="clear"/>
         <w:spacing w:after="0"/>
       </w:pPr>
       <w:r>
@@ -8287,7 +8277,7 @@
     </w:p>
     <w:p>
       <w:pPr>
-        <w:shd w:fill="F2F2F2" w:color="auto" w:val="clear"/>
+        <w:shd w:fill="F0F0E8" w:color="auto" w:val="clear"/>
         <w:spacing w:after="0"/>
       </w:pPr>
       <w:r>
@@ -8301,7 +8291,7 @@
     </w:p>
     <w:p>
       <w:pPr>
-        <w:shd w:fill="F2F2F2" w:color="auto" w:val="clear"/>
+        <w:shd w:fill="F0F0E8" w:color="auto" w:val="clear"/>
         <w:spacing w:after="0"/>
       </w:pPr>
       <w:r>
@@ -8315,7 +8305,7 @@
     </w:p>
     <w:p>
       <w:pPr>
-        <w:shd w:fill="F2F2F2" w:color="auto" w:val="clear"/>
+        <w:shd w:fill="F0F0E8" w:color="auto" w:val="clear"/>
         <w:spacing w:after="0"/>
       </w:pPr>
       <w:r>
@@ -8329,7 +8319,7 @@
     </w:p>
     <w:p>
       <w:pPr>
-        <w:shd w:fill="F2F2F2" w:color="auto" w:val="clear"/>
+        <w:shd w:fill="F0F0E8" w:color="auto" w:val="clear"/>
         <w:spacing w:after="0"/>
       </w:pPr>
       <w:r>
@@ -8343,7 +8333,7 @@
     </w:p>
     <w:p>
       <w:pPr>
-        <w:shd w:fill="F2F2F2" w:color="auto" w:val="clear"/>
+        <w:shd w:fill="F0F0E8" w:color="auto" w:val="clear"/>
         <w:spacing w:after="0"/>
       </w:pPr>
       <w:r>
@@ -8357,7 +8347,7 @@
     </w:p>
     <w:p>
       <w:pPr>
-        <w:shd w:fill="F2F2F2" w:color="auto" w:val="clear"/>
+        <w:shd w:fill="F0F0E8" w:color="auto" w:val="clear"/>
         <w:spacing w:after="0"/>
       </w:pPr>
       <w:r>
@@ -8371,7 +8361,7 @@
     </w:p>
     <w:p>
       <w:pPr>
-        <w:shd w:fill="F2F2F2" w:color="auto" w:val="clear"/>
+        <w:shd w:fill="F0F0E8" w:color="auto" w:val="clear"/>
         <w:spacing w:after="0"/>
       </w:pPr>
       <w:r>
@@ -8385,7 +8375,7 @@
     </w:p>
     <w:p>
       <w:pPr>
-        <w:shd w:fill="F2F2F2" w:color="auto" w:val="clear"/>
+        <w:shd w:fill="F0F0E8" w:color="auto" w:val="clear"/>
         <w:spacing w:after="0"/>
       </w:pPr>
       <w:r>
@@ -8399,7 +8389,7 @@
     </w:p>
     <w:p>
       <w:pPr>
-        <w:shd w:fill="F2F2F2" w:color="auto" w:val="clear"/>
+        <w:shd w:fill="F0F0E8" w:color="auto" w:val="clear"/>
         <w:spacing w:after="0"/>
       </w:pPr>
       <w:r>
@@ -8413,7 +8403,7 @@
     </w:p>
     <w:p>
       <w:pPr>
-        <w:shd w:fill="F2F2F2" w:color="auto" w:val="clear"/>
+        <w:shd w:fill="F0F0E8" w:color="auto" w:val="clear"/>
         <w:spacing w:after="0"/>
       </w:pPr>
       <w:r>
@@ -8427,7 +8417,7 @@
     </w:p>
     <w:p>
       <w:pPr>
-        <w:shd w:fill="F2F2F2" w:color="auto" w:val="clear"/>
+        <w:shd w:fill="F0F0E8" w:color="auto" w:val="clear"/>
         <w:spacing w:after="0"/>
       </w:pPr>
       <w:r>
@@ -8441,7 +8431,7 @@
     </w:p>
     <w:p>
       <w:pPr>
-        <w:shd w:fill="F2F2F2" w:color="auto" w:val="clear"/>
+        <w:shd w:fill="F0F0E8" w:color="auto" w:val="clear"/>
         <w:spacing w:after="0"/>
       </w:pPr>
       <w:r>
@@ -8455,7 +8445,7 @@
     </w:p>
     <w:p>
       <w:pPr>
-        <w:shd w:fill="F2F2F2" w:color="auto" w:val="clear"/>
+        <w:shd w:fill="F0F0E8" w:color="auto" w:val="clear"/>
         <w:spacing w:after="0"/>
       </w:pPr>
       <w:r>
@@ -8469,7 +8459,7 @@
     </w:p>
     <w:p>
       <w:pPr>
-        <w:shd w:fill="F2F2F2" w:color="auto" w:val="clear"/>
+        <w:shd w:fill="F0F0E8" w:color="auto" w:val="clear"/>
         <w:spacing w:after="0"/>
       </w:pPr>
       <w:r>
@@ -8483,7 +8473,7 @@
     </w:p>
     <w:p>
       <w:pPr>
-        <w:shd w:fill="F2F2F2" w:color="auto" w:val="clear"/>
+        <w:shd w:fill="F0F0E8" w:color="auto" w:val="clear"/>
         <w:spacing w:after="0"/>
       </w:pPr>
       <w:r>
@@ -8497,7 +8487,7 @@
     </w:p>
     <w:p>
       <w:pPr>
-        <w:shd w:fill="F2F2F2" w:color="auto" w:val="clear"/>
+        <w:shd w:fill="F0F0E8" w:color="auto" w:val="clear"/>
         <w:spacing w:after="0"/>
       </w:pPr>
       <w:r>
@@ -8511,7 +8501,7 @@
     </w:p>
     <w:p>
       <w:pPr>
-        <w:shd w:fill="F2F2F2" w:color="auto" w:val="clear"/>
+        <w:shd w:fill="F0F0E8" w:color="auto" w:val="clear"/>
         <w:spacing w:after="0"/>
       </w:pPr>
       <w:r>
@@ -8525,7 +8515,7 @@
     </w:p>
     <w:p>
       <w:pPr>
-        <w:shd w:fill="F2F2F2" w:color="auto" w:val="clear"/>
+        <w:shd w:fill="F0F0E8" w:color="auto" w:val="clear"/>
         <w:spacing w:after="0"/>
       </w:pPr>
       <w:r>
@@ -8539,7 +8529,7 @@
     </w:p>
     <w:p>
       <w:pPr>
-        <w:shd w:fill="F2F2F2" w:color="auto" w:val="clear"/>
+        <w:shd w:fill="F0F0E8" w:color="auto" w:val="clear"/>
         <w:spacing w:after="0"/>
       </w:pPr>
       <w:r>
@@ -8553,7 +8543,7 @@
     </w:p>
     <w:p>
       <w:pPr>
-        <w:shd w:fill="F2F2F2" w:color="auto" w:val="clear"/>
+        <w:shd w:fill="F0F0E8" w:color="auto" w:val="clear"/>
         <w:spacing w:after="0"/>
       </w:pPr>
       <w:r>
@@ -8567,7 +8557,7 @@
     </w:p>
     <w:p>
       <w:pPr>
-        <w:shd w:fill="F2F2F2" w:color="auto" w:val="clear"/>
+        <w:shd w:fill="F0F0E8" w:color="auto" w:val="clear"/>
         <w:spacing w:after="0"/>
       </w:pPr>
       <w:r>
@@ -8581,7 +8571,7 @@
     </w:p>
     <w:p>
       <w:pPr>
-        <w:shd w:fill="F2F2F2" w:color="auto" w:val="clear"/>
+        <w:shd w:fill="F0F0E8" w:color="auto" w:val="clear"/>
         <w:spacing w:after="0"/>
       </w:pPr>
       <w:r>
@@ -8595,7 +8585,7 @@
     </w:p>
     <w:p>
       <w:pPr>
-        <w:shd w:fill="F2F2F2" w:color="auto" w:val="clear"/>
+        <w:shd w:fill="F0F0E8" w:color="auto" w:val="clear"/>
         <w:spacing w:after="0"/>
       </w:pPr>
       <w:r>
@@ -8609,7 +8599,7 @@
     </w:p>
     <w:p>
       <w:pPr>
-        <w:shd w:fill="F2F2F2" w:color="auto" w:val="clear"/>
+        <w:shd w:fill="F0F0E8" w:color="auto" w:val="clear"/>
         <w:spacing w:after="0"/>
       </w:pPr>
       <w:r>
@@ -8623,7 +8613,7 @@
     </w:p>
     <w:p>
       <w:pPr>
-        <w:shd w:fill="F2F2F2" w:color="auto" w:val="clear"/>
+        <w:shd w:fill="F0F0E8" w:color="auto" w:val="clear"/>
         <w:spacing w:after="0"/>
       </w:pPr>
       <w:r>
@@ -8637,7 +8627,7 @@
     </w:p>
     <w:p>
       <w:pPr>
-        <w:shd w:fill="F2F2F2" w:color="auto" w:val="clear"/>
+        <w:shd w:fill="F0F0E8" w:color="auto" w:val="clear"/>
         <w:spacing w:after="0"/>
       </w:pPr>
       <w:r>
@@ -8651,7 +8641,7 @@
     </w:p>
     <w:p>
       <w:pPr>
-        <w:shd w:fill="F2F2F2" w:color="auto" w:val="clear"/>
+        <w:shd w:fill="F0F0E8" w:color="auto" w:val="clear"/>
         <w:spacing w:after="0"/>
       </w:pPr>
       <w:r>
@@ -8665,7 +8655,7 @@
     </w:p>
     <w:p>
       <w:pPr>
-        <w:shd w:fill="F2F2F2" w:color="auto" w:val="clear"/>
+        <w:shd w:fill="F0F0E8" w:color="auto" w:val="clear"/>
         <w:spacing w:after="0"/>
       </w:pPr>
       <w:r>
@@ -8679,7 +8669,7 @@
     </w:p>
     <w:p>
       <w:pPr>
-        <w:shd w:fill="F2F2F2" w:color="auto" w:val="clear"/>
+        <w:shd w:fill="F0F0E8" w:color="auto" w:val="clear"/>
         <w:spacing w:after="0"/>
       </w:pPr>
       <w:r>
@@ -8693,7 +8683,7 @@
     </w:p>
     <w:p>
       <w:pPr>
-        <w:shd w:fill="F2F2F2" w:color="auto" w:val="clear"/>
+        <w:shd w:fill="F0F0E8" w:color="auto" w:val="clear"/>
         <w:spacing w:after="0"/>
       </w:pPr>
       <w:r>
@@ -8707,7 +8697,7 @@
     </w:p>
     <w:p>
       <w:pPr>
-        <w:shd w:fill="F2F2F2" w:color="auto" w:val="clear"/>
+        <w:shd w:fill="F0F0E8" w:color="auto" w:val="clear"/>
         <w:spacing w:after="0"/>
       </w:pPr>
       <w:r>
@@ -8721,7 +8711,7 @@
     </w:p>
     <w:p>
       <w:pPr>
-        <w:shd w:fill="F2F2F2" w:color="auto" w:val="clear"/>
+        <w:shd w:fill="F0F0E8" w:color="auto" w:val="clear"/>
         <w:spacing w:after="0"/>
       </w:pPr>
       <w:r>
@@ -8735,7 +8725,7 @@
     </w:p>
     <w:p>
       <w:pPr>
-        <w:shd w:fill="F2F2F2" w:color="auto" w:val="clear"/>
+        <w:shd w:fill="F0F0E8" w:color="auto" w:val="clear"/>
         <w:spacing w:after="0"/>
       </w:pPr>
       <w:r>
@@ -8749,7 +8739,7 @@
     </w:p>
     <w:p>
       <w:pPr>
-        <w:shd w:fill="F2F2F2" w:color="auto" w:val="clear"/>
+        <w:shd w:fill="F0F0E8" w:color="auto" w:val="clear"/>
         <w:spacing w:after="0"/>
       </w:pPr>
       <w:r>
@@ -8763,7 +8753,7 @@
     </w:p>
     <w:p>
       <w:pPr>
-        <w:shd w:fill="F2F2F2" w:color="auto" w:val="clear"/>
+        <w:shd w:fill="F0F0E8" w:color="auto" w:val="clear"/>
         <w:spacing w:after="0"/>
       </w:pPr>
       <w:r>
@@ -8777,7 +8767,7 @@
     </w:p>
     <w:p>
       <w:pPr>
-        <w:shd w:fill="F2F2F2" w:color="auto" w:val="clear"/>
+        <w:shd w:fill="F0F0E8" w:color="auto" w:val="clear"/>
         <w:spacing w:after="0"/>
       </w:pPr>
       <w:r>
@@ -8791,7 +8781,7 @@
     </w:p>
     <w:p>
       <w:pPr>
-        <w:shd w:fill="F2F2F2" w:color="auto" w:val="clear"/>
+        <w:shd w:fill="F0F0E8" w:color="auto" w:val="clear"/>
         <w:spacing w:after="0"/>
       </w:pPr>
       <w:r>
@@ -8805,7 +8795,7 @@
     </w:p>
     <w:p>
       <w:pPr>
-        <w:shd w:fill="F2F2F2" w:color="auto" w:val="clear"/>
+        <w:shd w:fill="F0F0E8" w:color="auto" w:val="clear"/>
         <w:spacing w:after="0"/>
       </w:pPr>
       <w:r>
@@ -8819,7 +8809,7 @@
     </w:p>
     <w:p>
       <w:pPr>
-        <w:shd w:fill="F2F2F2" w:color="auto" w:val="clear"/>
+        <w:shd w:fill="F0F0E8" w:color="auto" w:val="clear"/>
         <w:spacing w:after="0"/>
       </w:pPr>
       <w:r>
@@ -8833,7 +8823,7 @@
     </w:p>
     <w:p>
       <w:pPr>
-        <w:shd w:fill="F2F2F2" w:color="auto" w:val="clear"/>
+        <w:shd w:fill="F0F0E8" w:color="auto" w:val="clear"/>
         <w:spacing w:after="0"/>
       </w:pPr>
       <w:r>
@@ -8847,7 +8837,7 @@
     </w:p>
     <w:p>
       <w:pPr>
-        <w:shd w:fill="F2F2F2" w:color="auto" w:val="clear"/>
+        <w:shd w:fill="F0F0E8" w:color="auto" w:val="clear"/>
         <w:spacing w:after="0"/>
       </w:pPr>
       <w:r>
@@ -8861,7 +8851,7 @@
     </w:p>
     <w:p>
       <w:pPr>
-        <w:shd w:fill="F2F2F2" w:color="auto" w:val="clear"/>
+        <w:shd w:fill="F0F0E8" w:color="auto" w:val="clear"/>
         <w:spacing w:after="0"/>
       </w:pPr>
       <w:r>
@@ -8875,7 +8865,7 @@
     </w:p>
     <w:p>
       <w:pPr>
-        <w:shd w:fill="F2F2F2" w:color="auto" w:val="clear"/>
+        <w:shd w:fill="F0F0E8" w:color="auto" w:val="clear"/>
         <w:spacing w:after="0"/>
       </w:pPr>
       <w:r>
@@ -8889,7 +8879,7 @@
     </w:p>
     <w:p>
       <w:pPr>
-        <w:shd w:fill="F2F2F2" w:color="auto" w:val="clear"/>
+        <w:shd w:fill="F0F0E8" w:color="auto" w:val="clear"/>
         <w:spacing w:after="0"/>
       </w:pPr>
       <w:r>
@@ -8903,7 +8893,7 @@
     </w:p>
     <w:p>
       <w:pPr>
-        <w:shd w:fill="F2F2F2" w:color="auto" w:val="clear"/>
+        <w:shd w:fill="F0F0E8" w:color="auto" w:val="clear"/>
         <w:spacing w:after="0"/>
       </w:pPr>
       <w:r>
@@ -8917,7 +8907,7 @@
     </w:p>
     <w:p>
       <w:pPr>
-        <w:shd w:fill="F2F2F2" w:color="auto" w:val="clear"/>
+        <w:shd w:fill="F0F0E8" w:color="auto" w:val="clear"/>
         <w:spacing w:after="0"/>
       </w:pPr>
       <w:r>
@@ -8931,7 +8921,7 @@
     </w:p>
     <w:p>
       <w:pPr>
-        <w:shd w:fill="F2F2F2" w:color="auto" w:val="clear"/>
+        <w:shd w:fill="F0F0E8" w:color="auto" w:val="clear"/>
         <w:spacing w:after="0"/>
       </w:pPr>
       <w:r>
@@ -8945,7 +8935,7 @@
     </w:p>
     <w:p>
       <w:pPr>
-        <w:shd w:fill="F2F2F2" w:color="auto" w:val="clear"/>
+        <w:shd w:fill="F0F0E8" w:color="auto" w:val="clear"/>
         <w:spacing w:after="0"/>
       </w:pPr>
       <w:r>
@@ -8959,7 +8949,7 @@
     </w:p>
     <w:p>
       <w:pPr>
-        <w:shd w:fill="F2F2F2" w:color="auto" w:val="clear"/>
+        <w:shd w:fill="F0F0E8" w:color="auto" w:val="clear"/>
         <w:spacing w:after="0"/>
       </w:pPr>
       <w:r>
@@ -8973,7 +8963,7 @@
     </w:p>
     <w:p>
       <w:pPr>
-        <w:shd w:fill="F2F2F2" w:color="auto" w:val="clear"/>
+        <w:shd w:fill="F0F0E8" w:color="auto" w:val="clear"/>
         <w:spacing w:after="0"/>
       </w:pPr>
       <w:r>
@@ -8987,7 +8977,7 @@
     </w:p>
     <w:p>
       <w:pPr>
-        <w:shd w:fill="F2F2F2" w:color="auto" w:val="clear"/>
+        <w:shd w:fill="F0F0E8" w:color="auto" w:val="clear"/>
         <w:spacing w:after="0"/>
       </w:pPr>
       <w:r>
@@ -9001,7 +8991,7 @@
     </w:p>
     <w:p>
       <w:pPr>
-        <w:shd w:fill="F2F2F2" w:color="auto" w:val="clear"/>
+        <w:shd w:fill="F0F0E8" w:color="auto" w:val="clear"/>
         <w:spacing w:after="0"/>
       </w:pPr>
       <w:r>
@@ -9015,7 +9005,7 @@
     </w:p>
     <w:p>
       <w:pPr>
-        <w:shd w:fill="F2F2F2" w:color="auto" w:val="clear"/>
+        <w:shd w:fill="F0F0E8" w:color="auto" w:val="clear"/>
         <w:spacing w:after="0"/>
       </w:pPr>
       <w:r>
@@ -9029,7 +9019,7 @@
     </w:p>
     <w:p>
       <w:pPr>
-        <w:shd w:fill="F2F2F2" w:color="auto" w:val="clear"/>
+        <w:shd w:fill="F0F0E8" w:color="auto" w:val="clear"/>
         <w:spacing w:after="0"/>
       </w:pPr>
       <w:r>
@@ -9043,7 +9033,7 @@
     </w:p>
     <w:p>
       <w:pPr>
-        <w:shd w:fill="F2F2F2" w:color="auto" w:val="clear"/>
+        <w:shd w:fill="F0F0E8" w:color="auto" w:val="clear"/>
         <w:spacing w:after="0"/>
       </w:pPr>
       <w:r>
@@ -9057,7 +9047,7 @@
     </w:p>
     <w:p>
       <w:pPr>
-        <w:shd w:fill="F2F2F2" w:color="auto" w:val="clear"/>
+        <w:shd w:fill="F0F0E8" w:color="auto" w:val="clear"/>
         <w:spacing w:after="0"/>
       </w:pPr>
       <w:r>
@@ -9071,7 +9061,7 @@
     </w:p>
     <w:p>
       <w:pPr>
-        <w:shd w:fill="F2F2F2" w:color="auto" w:val="clear"/>
+        <w:shd w:fill="F0F0E8" w:color="auto" w:val="clear"/>
         <w:spacing w:after="0"/>
       </w:pPr>
       <w:r>
@@ -9085,7 +9075,7 @@
     </w:p>
     <w:p>
       <w:pPr>
-        <w:shd w:fill="F2F2F2" w:color="auto" w:val="clear"/>
+        <w:shd w:fill="F0F0E8" w:color="auto" w:val="clear"/>
         <w:spacing w:after="0"/>
       </w:pPr>
       <w:r>
@@ -9099,7 +9089,7 @@
     </w:p>
     <w:p>
       <w:pPr>
-        <w:shd w:fill="F2F2F2" w:color="auto" w:val="clear"/>
+        <w:shd w:fill="F0F0E8" w:color="auto" w:val="clear"/>
         <w:spacing w:after="0"/>
       </w:pPr>
       <w:r>
@@ -9113,7 +9103,7 @@
     </w:p>
     <w:p>
       <w:pPr>
-        <w:shd w:fill="F2F2F2" w:color="auto" w:val="clear"/>
+        <w:shd w:fill="F0F0E8" w:color="auto" w:val="clear"/>
         <w:spacing w:after="0"/>
       </w:pPr>
       <w:r>
@@ -9127,7 +9117,7 @@
     </w:p>
     <w:p>
       <w:pPr>
-        <w:shd w:fill="F2F2F2" w:color="auto" w:val="clear"/>
+        <w:shd w:fill="F0F0E8" w:color="auto" w:val="clear"/>
         <w:spacing w:after="0"/>
       </w:pPr>
       <w:r>
@@ -9141,7 +9131,7 @@
     </w:p>
     <w:p>
       <w:pPr>
-        <w:shd w:fill="F2F2F2" w:color="auto" w:val="clear"/>
+        <w:shd w:fill="F0F0E8" w:color="auto" w:val="clear"/>
         <w:spacing w:after="0"/>
       </w:pPr>
       <w:r>
@@ -9155,7 +9145,7 @@
     </w:p>
     <w:p>
       <w:pPr>
-        <w:shd w:fill="F2F2F2" w:color="auto" w:val="clear"/>
+        <w:shd w:fill="F0F0E8" w:color="auto" w:val="clear"/>
         <w:spacing w:after="0"/>
       </w:pPr>
       <w:r>
@@ -9169,7 +9159,7 @@
     </w:p>
     <w:p>
       <w:pPr>
-        <w:shd w:fill="F2F2F2" w:color="auto" w:val="clear"/>
+        <w:shd w:fill="F0F0E8" w:color="auto" w:val="clear"/>
         <w:spacing w:after="0"/>
       </w:pPr>
       <w:r>
@@ -9183,7 +9173,7 @@
     </w:p>
     <w:p>
       <w:pPr>
-        <w:shd w:fill="F2F2F2" w:color="auto" w:val="clear"/>
+        <w:shd w:fill="F0F0E8" w:color="auto" w:val="clear"/>
         <w:spacing w:after="0"/>
       </w:pPr>
       <w:r>
@@ -9197,7 +9187,7 @@
     </w:p>
     <w:p>
       <w:pPr>
-        <w:shd w:fill="F2F2F2" w:color="auto" w:val="clear"/>
+        <w:shd w:fill="F0F0E8" w:color="auto" w:val="clear"/>
         <w:spacing w:after="0"/>
       </w:pPr>
       <w:r>
@@ -9211,7 +9201,7 @@
     </w:p>
     <w:p>
       <w:pPr>
-        <w:shd w:fill="F2F2F2" w:color="auto" w:val="clear"/>
+        <w:shd w:fill="F0F0E8" w:color="auto" w:val="clear"/>
         <w:spacing w:after="0"/>
       </w:pPr>
       <w:r>
@@ -9225,7 +9215,7 @@
     </w:p>
     <w:p>
       <w:pPr>
-        <w:shd w:fill="F2F2F2" w:color="auto" w:val="clear"/>
+        <w:shd w:fill="F0F0E8" w:color="auto" w:val="clear"/>
         <w:spacing w:after="0"/>
       </w:pPr>
       <w:r>
@@ -9239,7 +9229,7 @@
     </w:p>
     <w:p>
       <w:pPr>
-        <w:shd w:fill="F2F2F2" w:color="auto" w:val="clear"/>
+        <w:shd w:fill="F0F0E8" w:color="auto" w:val="clear"/>
         <w:spacing w:after="0"/>
       </w:pPr>
       <w:r>
@@ -9253,7 +9243,7 @@
     </w:p>
     <w:p>
       <w:pPr>
-        <w:shd w:fill="F2F2F2" w:color="auto" w:val="clear"/>
+        <w:shd w:fill="F0F0E8" w:color="auto" w:val="clear"/>
         <w:spacing w:after="0"/>
       </w:pPr>
       <w:r>
@@ -9267,7 +9257,7 @@
     </w:p>
     <w:p>
       <w:pPr>
-        <w:shd w:fill="F2F2F2" w:color="auto" w:val="clear"/>
+        <w:shd w:fill="F0F0E8" w:color="auto" w:val="clear"/>
         <w:spacing w:after="0"/>
       </w:pPr>
       <w:r>
@@ -9281,7 +9271,7 @@
     </w:p>
     <w:p>
       <w:pPr>
-        <w:shd w:fill="F2F2F2" w:color="auto" w:val="clear"/>
+        <w:shd w:fill="F0F0E8" w:color="auto" w:val="clear"/>
         <w:spacing w:after="0"/>
       </w:pPr>
       <w:r>
@@ -9295,7 +9285,7 @@
     </w:p>
     <w:p>
       <w:pPr>
-        <w:shd w:fill="F2F2F2" w:color="auto" w:val="clear"/>
+        <w:shd w:fill="F0F0E8" w:color="auto" w:val="clear"/>
         <w:spacing w:after="0"/>
       </w:pPr>
       <w:r>
@@ -9309,7 +9299,7 @@
     </w:p>
     <w:p>
       <w:pPr>
-        <w:shd w:fill="F2F2F2" w:color="auto" w:val="clear"/>
+        <w:shd w:fill="F0F0E8" w:color="auto" w:val="clear"/>
         <w:spacing w:after="0"/>
       </w:pPr>
       <w:r>
@@ -9323,7 +9313,7 @@
     </w:p>
     <w:p>
       <w:pPr>
-        <w:shd w:fill="F2F2F2" w:color="auto" w:val="clear"/>
+        <w:shd w:fill="F0F0E8" w:color="auto" w:val="clear"/>
         <w:spacing w:after="0"/>
       </w:pPr>
       <w:r>
@@ -9337,7 +9327,7 @@
     </w:p>
     <w:p>
       <w:pPr>
-        <w:shd w:fill="F2F2F2" w:color="auto" w:val="clear"/>
+        <w:shd w:fill="F0F0E8" w:color="auto" w:val="clear"/>
         <w:spacing w:after="0"/>
       </w:pPr>
       <w:r>
@@ -9351,7 +9341,7 @@
     </w:p>
     <w:p>
       <w:pPr>
-        <w:shd w:fill="F2F2F2" w:color="auto" w:val="clear"/>
+        <w:shd w:fill="F0F0E8" w:color="auto" w:val="clear"/>
         <w:spacing w:after="0"/>
       </w:pPr>
       <w:r>
@@ -9365,7 +9355,7 @@
     </w:p>
     <w:p>
       <w:pPr>
-        <w:shd w:fill="F2F2F2" w:color="auto" w:val="clear"/>
+        <w:shd w:fill="F0F0E8" w:color="auto" w:val="clear"/>
         <w:spacing w:after="0"/>
       </w:pPr>
       <w:r>
@@ -9379,7 +9369,7 @@
     </w:p>
     <w:p>
       <w:pPr>
-        <w:shd w:fill="F2F2F2" w:color="auto" w:val="clear"/>
+        <w:shd w:fill="F0F0E8" w:color="auto" w:val="clear"/>
         <w:spacing w:after="0"/>
       </w:pPr>
       <w:r>
@@ -9393,7 +9383,7 @@
     </w:p>
     <w:p>
       <w:pPr>
-        <w:shd w:fill="F2F2F2" w:color="auto" w:val="clear"/>
+        <w:shd w:fill="F0F0E8" w:color="auto" w:val="clear"/>
         <w:spacing w:after="0"/>
       </w:pPr>
       <w:r>
@@ -9407,7 +9397,7 @@
     </w:p>
     <w:p>
       <w:pPr>
-        <w:shd w:fill="F2F2F2" w:color="auto" w:val="clear"/>
+        <w:shd w:fill="F0F0E8" w:color="auto" w:val="clear"/>
         <w:spacing w:after="0"/>
       </w:pPr>
       <w:r>
@@ -9421,7 +9411,7 @@
     </w:p>
     <w:p>
       <w:pPr>
-        <w:shd w:fill="F2F2F2" w:color="auto" w:val="clear"/>
+        <w:shd w:fill="F0F0E8" w:color="auto" w:val="clear"/>
         <w:spacing w:after="0"/>
       </w:pPr>
       <w:r>
@@ -9435,7 +9425,7 @@
     </w:p>
     <w:p>
       <w:pPr>
-        <w:shd w:fill="F2F2F2" w:color="auto" w:val="clear"/>
+        <w:shd w:fill="F0F0E8" w:color="auto" w:val="clear"/>
         <w:spacing w:after="0"/>
       </w:pPr>
       <w:r>
@@ -9449,7 +9439,7 @@
     </w:p>
     <w:p>
       <w:pPr>
-        <w:shd w:fill="F2F2F2" w:color="auto" w:val="clear"/>
+        <w:shd w:fill="F0F0E8" w:color="auto" w:val="clear"/>
         <w:spacing w:after="0"/>
       </w:pPr>
       <w:r>
@@ -9463,7 +9453,7 @@
     </w:p>
     <w:p>
       <w:pPr>
-        <w:shd w:fill="F2F2F2" w:color="auto" w:val="clear"/>
+        <w:shd w:fill="F0F0E8" w:color="auto" w:val="clear"/>
         <w:spacing w:after="0"/>
       </w:pPr>
       <w:r>
@@ -9477,7 +9467,7 @@
     </w:p>
     <w:p>
       <w:pPr>
-        <w:shd w:fill="F2F2F2" w:color="auto" w:val="clear"/>
+        <w:shd w:fill="F0F0E8" w:color="auto" w:val="clear"/>
         <w:spacing w:after="0"/>
       </w:pPr>
       <w:r>
@@ -9491,7 +9481,7 @@
     </w:p>
     <w:p>
       <w:pPr>
-        <w:shd w:fill="F2F2F2" w:color="auto" w:val="clear"/>
+        <w:shd w:fill="F0F0E8" w:color="auto" w:val="clear"/>
         <w:spacing w:after="0"/>
       </w:pPr>
       <w:r>
@@ -9505,7 +9495,7 @@
     </w:p>
     <w:p>
       <w:pPr>
-        <w:shd w:fill="F2F2F2" w:color="auto" w:val="clear"/>
+        <w:shd w:fill="F0F0E8" w:color="auto" w:val="clear"/>
         <w:spacing w:after="0"/>
       </w:pPr>
       <w:r>
@@ -9519,7 +9509,7 @@
     </w:p>
     <w:p>
       <w:pPr>
-        <w:shd w:fill="F2F2F2" w:color="auto" w:val="clear"/>
+        <w:shd w:fill="F0F0E8" w:color="auto" w:val="clear"/>
         <w:spacing w:after="0"/>
       </w:pPr>
       <w:r>
@@ -9533,7 +9523,7 @@
     </w:p>
     <w:p>
       <w:pPr>
-        <w:shd w:fill="F2F2F2" w:color="auto" w:val="clear"/>
+        <w:shd w:fill="F0F0E8" w:color="auto" w:val="clear"/>
         <w:spacing w:after="0"/>
       </w:pPr>
       <w:r>
@@ -9547,7 +9537,7 @@
     </w:p>
     <w:p>
       <w:pPr>
-        <w:shd w:fill="F2F2F2" w:color="auto" w:val="clear"/>
+        <w:shd w:fill="F0F0E8" w:color="auto" w:val="clear"/>
         <w:spacing w:after="0"/>
       </w:pPr>
       <w:r>
@@ -9561,7 +9551,7 @@
     </w:p>
     <w:p>
       <w:pPr>
-        <w:shd w:fill="F2F2F2" w:color="auto" w:val="clear"/>
+        <w:shd w:fill="F0F0E8" w:color="auto" w:val="clear"/>
         <w:spacing w:after="0"/>
       </w:pPr>
       <w:r>
@@ -9575,7 +9565,7 @@
     </w:p>
     <w:p>
       <w:pPr>
-        <w:shd w:fill="F2F2F2" w:color="auto" w:val="clear"/>
+        <w:shd w:fill="F0F0E8" w:color="auto" w:val="clear"/>
         <w:spacing w:after="0"/>
       </w:pPr>
       <w:r>
@@ -9589,7 +9579,7 @@
     </w:p>
     <w:p>
       <w:pPr>
-        <w:shd w:fill="F2F2F2" w:color="auto" w:val="clear"/>
+        <w:shd w:fill="F0F0E8" w:color="auto" w:val="clear"/>
         <w:spacing w:after="0"/>
       </w:pPr>
       <w:r>
@@ -9603,7 +9593,7 @@
     </w:p>
     <w:p>
       <w:pPr>
-        <w:shd w:fill="F2F2F2" w:color="auto" w:val="clear"/>
+        <w:shd w:fill="F0F0E8" w:color="auto" w:val="clear"/>
         <w:spacing w:after="0"/>
       </w:pPr>
       <w:r>
@@ -9617,7 +9607,7 @@
     </w:p>
     <w:p>
       <w:pPr>
-        <w:shd w:fill="F2F2F2" w:color="auto" w:val="clear"/>
+        <w:shd w:fill="F0F0E8" w:color="auto" w:val="clear"/>
         <w:spacing w:after="0"/>
       </w:pPr>
       <w:r>
@@ -9631,7 +9621,7 @@
     </w:p>
     <w:p>
       <w:pPr>
-        <w:shd w:fill="F2F2F2" w:color="auto" w:val="clear"/>
+        <w:shd w:fill="F0F0E8" w:color="auto" w:val="clear"/>
         <w:spacing w:after="0"/>
       </w:pPr>
       <w:r>
@@ -9645,7 +9635,7 @@
     </w:p>
     <w:p>
       <w:pPr>
-        <w:shd w:fill="F2F2F2" w:color="auto" w:val="clear"/>
+        <w:shd w:fill="F0F0E8" w:color="auto" w:val="clear"/>
         <w:spacing w:after="0"/>
       </w:pPr>
       <w:r>
@@ -9659,7 +9649,7 @@
     </w:p>
     <w:p>
       <w:pPr>
-        <w:shd w:fill="F2F2F2" w:color="auto" w:val="clear"/>
+        <w:shd w:fill="F0F0E8" w:color="auto" w:val="clear"/>
         <w:spacing w:after="0"/>
       </w:pPr>
       <w:r>
@@ -9673,7 +9663,7 @@
     </w:p>
     <w:p>
       <w:pPr>
-        <w:shd w:fill="F2F2F2" w:color="auto" w:val="clear"/>
+        <w:shd w:fill="F0F0E8" w:color="auto" w:val="clear"/>
         <w:spacing w:after="0"/>
       </w:pPr>
       <w:r>
@@ -9687,7 +9677,7 @@
     </w:p>
     <w:p>
       <w:pPr>
-        <w:shd w:fill="F2F2F2" w:color="auto" w:val="clear"/>
+        <w:shd w:fill="F0F0E8" w:color="auto" w:val="clear"/>
         <w:spacing w:after="0"/>
       </w:pPr>
       <w:r>
@@ -9701,7 +9691,7 @@
     </w:p>
     <w:p>
       <w:pPr>
-        <w:shd w:fill="F2F2F2" w:color="auto" w:val="clear"/>
+        <w:shd w:fill="F0F0E8" w:color="auto" w:val="clear"/>
         <w:spacing w:after="0"/>
       </w:pPr>
       <w:r>
@@ -9715,7 +9705,7 @@
     </w:p>
     <w:p>
       <w:pPr>
-        <w:shd w:fill="F2F2F2" w:color="auto" w:val="clear"/>
+        <w:shd w:fill="F0F0E8" w:color="auto" w:val="clear"/>
         <w:spacing w:after="0"/>
       </w:pPr>
       <w:r>
@@ -9729,7 +9719,7 @@
     </w:p>
     <w:p>
       <w:pPr>
-        <w:shd w:fill="F2F2F2" w:color="auto" w:val="clear"/>
+        <w:shd w:fill="F0F0E8" w:color="auto" w:val="clear"/>
         <w:spacing w:after="0"/>
       </w:pPr>
       <w:r>
@@ -9743,7 +9733,7 @@
     </w:p>
     <w:p>
       <w:pPr>
-        <w:shd w:fill="F2F2F2" w:color="auto" w:val="clear"/>
+        <w:shd w:fill="F0F0E8" w:color="auto" w:val="clear"/>
         <w:spacing w:after="0"/>
       </w:pPr>
       <w:r>
@@ -9757,7 +9747,7 @@
     </w:p>
     <w:p>
       <w:pPr>
-        <w:shd w:fill="F2F2F2" w:color="auto" w:val="clear"/>
+        <w:shd w:fill="F0F0E8" w:color="auto" w:val="clear"/>
         <w:spacing w:after="0"/>
       </w:pPr>
       <w:r>
@@ -9771,7 +9761,7 @@
     </w:p>
     <w:p>
       <w:pPr>
-        <w:shd w:fill="F2F2F2" w:color="auto" w:val="clear"/>
+        <w:shd w:fill="F0F0E8" w:color="auto" w:val="clear"/>
         <w:spacing w:after="0"/>
       </w:pPr>
       <w:r>
@@ -9785,7 +9775,7 @@
     </w:p>
     <w:p>
       <w:pPr>
-        <w:shd w:fill="F2F2F2" w:color="auto" w:val="clear"/>
+        <w:shd w:fill="F0F0E8" w:color="auto" w:val="clear"/>
         <w:spacing w:after="0"/>
       </w:pPr>
       <w:r>
@@ -9799,7 +9789,7 @@
     </w:p>
     <w:p>
       <w:pPr>
-        <w:shd w:fill="F2F2F2" w:color="auto" w:val="clear"/>
+        <w:shd w:fill="F0F0E8" w:color="auto" w:val="clear"/>
         <w:spacing w:after="0"/>
       </w:pPr>
       <w:r>
@@ -9813,7 +9803,7 @@
     </w:p>
     <w:p>
       <w:pPr>
-        <w:shd w:fill="F2F2F2" w:color="auto" w:val="clear"/>
+        <w:shd w:fill="F0F0E8" w:color="auto" w:val="clear"/>
         <w:spacing w:after="0"/>
       </w:pPr>
       <w:r>
@@ -9827,7 +9817,7 @@
     </w:p>
     <w:p>
       <w:pPr>
-        <w:shd w:fill="F2F2F2" w:color="auto" w:val="clear"/>
+        <w:shd w:fill="F0F0E8" w:color="auto" w:val="clear"/>
         <w:spacing w:after="0"/>
       </w:pPr>
       <w:r>
@@ -9841,7 +9831,7 @@
     </w:p>
     <w:p>
       <w:pPr>
-        <w:shd w:fill="F2F2F2" w:color="auto" w:val="clear"/>
+        <w:shd w:fill="F0F0E8" w:color="auto" w:val="clear"/>
         <w:spacing w:after="0"/>
       </w:pPr>
       <w:r>
@@ -9855,7 +9845,7 @@
     </w:p>
     <w:p>
       <w:pPr>
-        <w:shd w:fill="F2F2F2" w:color="auto" w:val="clear"/>
+        <w:shd w:fill="F0F0E8" w:color="auto" w:val="clear"/>
         <w:spacing w:after="0"/>
       </w:pPr>
       <w:r>
@@ -9869,7 +9859,7 @@
     </w:p>
     <w:p>
       <w:pPr>
-        <w:shd w:fill="F2F2F2" w:color="auto" w:val="clear"/>
+        <w:shd w:fill="F0F0E8" w:color="auto" w:val="clear"/>
         <w:spacing w:after="0"/>
       </w:pPr>
       <w:r>
@@ -9883,7 +9873,7 @@
     </w:p>
     <w:p>
       <w:pPr>
-        <w:shd w:fill="F2F2F2" w:color="auto" w:val="clear"/>
+        <w:shd w:fill="F0F0E8" w:color="auto" w:val="clear"/>
         <w:spacing w:after="0"/>
       </w:pPr>
       <w:r>
@@ -9897,7 +9887,7 @@
     </w:p>
     <w:p>
       <w:pPr>
-        <w:shd w:fill="F2F2F2" w:color="auto" w:val="clear"/>
+        <w:shd w:fill="F0F0E8" w:color="auto" w:val="clear"/>
         <w:spacing w:after="0"/>
       </w:pPr>
       <w:r>
@@ -9911,7 +9901,7 @@
     </w:p>
     <w:p>
       <w:pPr>
-        <w:shd w:fill="F2F2F2" w:color="auto" w:val="clear"/>
+        <w:shd w:fill="F0F0E8" w:color="auto" w:val="clear"/>
         <w:spacing w:after="0"/>
       </w:pPr>
       <w:r>
@@ -9925,7 +9915,7 @@
     </w:p>
     <w:p>
       <w:pPr>
-        <w:shd w:fill="F2F2F2" w:color="auto" w:val="clear"/>
+        <w:shd w:fill="F0F0E8" w:color="auto" w:val="clear"/>
         <w:spacing w:after="0"/>
       </w:pPr>
       <w:r>
@@ -9939,7 +9929,7 @@
     </w:p>
     <w:p>
       <w:pPr>
-        <w:shd w:fill="F2F2F2" w:color="auto" w:val="clear"/>
+        <w:shd w:fill="F0F0E8" w:color="auto" w:val="clear"/>
         <w:spacing w:after="0"/>
       </w:pPr>
       <w:r>
@@ -9953,7 +9943,7 @@
     </w:p>
     <w:p>
       <w:pPr>
-        <w:shd w:fill="F2F2F2" w:color="auto" w:val="clear"/>
+        <w:shd w:fill="F0F0E8" w:color="auto" w:val="clear"/>
         <w:spacing w:after="0"/>
       </w:pPr>
       <w:r>
@@ -9967,7 +9957,7 @@
     </w:p>
     <w:p>
       <w:pPr>
-        <w:shd w:fill="F2F2F2" w:color="auto" w:val="clear"/>
+        <w:shd w:fill="F0F0E8" w:color="auto" w:val="clear"/>
         <w:spacing w:after="0"/>
       </w:pPr>
       <w:r>
@@ -9981,7 +9971,7 @@
     </w:p>
     <w:p>
       <w:pPr>
-        <w:shd w:fill="F2F2F2" w:color="auto" w:val="clear"/>
+        <w:shd w:fill="F0F0E8" w:color="auto" w:val="clear"/>
         <w:spacing w:after="0"/>
       </w:pPr>
       <w:r>
@@ -9995,7 +9985,7 @@
     </w:p>
     <w:p>
       <w:pPr>
-        <w:shd w:fill="F2F2F2" w:color="auto" w:val="clear"/>
+        <w:shd w:fill="F0F0E8" w:color="auto" w:val="clear"/>
         <w:spacing w:after="0"/>
       </w:pPr>
       <w:r>
@@ -10009,7 +9999,7 @@
     </w:p>
     <w:p>
       <w:pPr>
-        <w:shd w:fill="F2F2F2" w:color="auto" w:val="clear"/>
+        <w:shd w:fill="F0F0E8" w:color="auto" w:val="clear"/>
         <w:spacing w:after="0"/>
       </w:pPr>
       <w:r>
@@ -10023,7 +10013,7 @@
     </w:p>
     <w:p>
       <w:pPr>
-        <w:shd w:fill="F2F2F2" w:color="auto" w:val="clear"/>
+        <w:shd w:fill="F0F0E8" w:color="auto" w:val="clear"/>
         <w:spacing w:after="0"/>
       </w:pPr>
       <w:r>
@@ -10037,7 +10027,7 @@
     </w:p>
     <w:p>
       <w:pPr>
-        <w:shd w:fill="F2F2F2" w:color="auto" w:val="clear"/>
+        <w:shd w:fill="F0F0E8" w:color="auto" w:val="clear"/>
         <w:spacing w:after="0"/>
       </w:pPr>
       <w:r>
@@ -10051,7 +10041,7 @@
     </w:p>
     <w:p>
       <w:pPr>
-        <w:shd w:fill="F2F2F2" w:color="auto" w:val="clear"/>
+        <w:shd w:fill="F0F0E8" w:color="auto" w:val="clear"/>
         <w:spacing w:after="0"/>
       </w:pPr>
       <w:r>
@@ -10065,7 +10055,7 @@
     </w:p>
     <w:p>
       <w:pPr>
-        <w:shd w:fill="F2F2F2" w:color="auto" w:val="clear"/>
+        <w:shd w:fill="F0F0E8" w:color="auto" w:val="clear"/>
         <w:spacing w:after="0"/>
       </w:pPr>
       <w:r>
@@ -10079,7 +10069,7 @@
     </w:p>
     <w:p>
       <w:pPr>
-        <w:shd w:fill="F2F2F2" w:color="auto" w:val="clear"/>
+        <w:shd w:fill="F0F0E8" w:color="auto" w:val="clear"/>
         <w:spacing w:after="0"/>
       </w:pPr>
       <w:r>
@@ -10093,7 +10083,7 @@
     </w:p>
     <w:p>
       <w:pPr>
-        <w:shd w:fill="F2F2F2" w:color="auto" w:val="clear"/>
+        <w:shd w:fill="F0F0E8" w:color="auto" w:val="clear"/>
         <w:spacing w:after="0"/>
       </w:pPr>
       <w:r>
@@ -10107,7 +10097,7 @@
     </w:p>
     <w:p>
       <w:pPr>
-        <w:shd w:fill="F2F2F2" w:color="auto" w:val="clear"/>
+        <w:shd w:fill="F0F0E8" w:color="auto" w:val="clear"/>
         <w:spacing w:after="0"/>
       </w:pPr>
       <w:r>
@@ -10121,7 +10111,7 @@
     </w:p>
     <w:p>
       <w:pPr>
-        <w:shd w:fill="F2F2F2" w:color="auto" w:val="clear"/>
+        <w:shd w:fill="F0F0E8" w:color="auto" w:val="clear"/>
         <w:spacing w:after="0"/>
       </w:pPr>
       <w:r>
@@ -10135,7 +10125,7 @@
     </w:p>
     <w:p>
       <w:pPr>
-        <w:shd w:fill="F2F2F2" w:color="auto" w:val="clear"/>
+        <w:shd w:fill="F0F0E8" w:color="auto" w:val="clear"/>
         <w:spacing w:after="0"/>
       </w:pPr>
       <w:r>
@@ -10149,7 +10139,7 @@
     </w:p>
     <w:p>
       <w:pPr>
-        <w:shd w:fill="F2F2F2" w:color="auto" w:val="clear"/>
+        <w:shd w:fill="F0F0E8" w:color="auto" w:val="clear"/>
         <w:spacing w:after="0"/>
       </w:pPr>
       <w:r>
@@ -10163,7 +10153,7 @@
     </w:p>
     <w:p>
       <w:pPr>
-        <w:shd w:fill="F2F2F2" w:color="auto" w:val="clear"/>
+        <w:shd w:fill="F0F0E8" w:color="auto" w:val="clear"/>
         <w:spacing w:after="0"/>
       </w:pPr>
       <w:r>
@@ -10177,7 +10167,7 @@
     </w:p>
     <w:p>
       <w:pPr>
-        <w:shd w:fill="F2F2F2" w:color="auto" w:val="clear"/>
+        <w:shd w:fill="F0F0E8" w:color="auto" w:val="clear"/>
         <w:spacing w:after="0"/>
       </w:pPr>
       <w:r>
@@ -10191,7 +10181,7 @@
     </w:p>
     <w:p>
       <w:pPr>
-        <w:shd w:fill="F2F2F2" w:color="auto" w:val="clear"/>
+        <w:shd w:fill="F0F0E8" w:color="auto" w:val="clear"/>
         <w:spacing w:after="0"/>
       </w:pPr>
       <w:r>
@@ -10205,7 +10195,7 @@
     </w:p>
     <w:p>
       <w:pPr>
-        <w:shd w:fill="F2F2F2" w:color="auto" w:val="clear"/>
+        <w:shd w:fill="F0F0E8" w:color="auto" w:val="clear"/>
         <w:spacing w:after="0"/>
       </w:pPr>
       <w:r>
@@ -10219,7 +10209,7 @@
     </w:p>
     <w:p>
       <w:pPr>
-        <w:shd w:fill="F2F2F2" w:color="auto" w:val="clear"/>
+        <w:shd w:fill="F0F0E8" w:color="auto" w:val="clear"/>
         <w:spacing w:after="0"/>
       </w:pPr>
       <w:r>
@@ -10233,7 +10223,7 @@
     </w:p>
     <w:p>
       <w:pPr>
-        <w:shd w:fill="F2F2F2" w:color="auto" w:val="clear"/>
+        <w:shd w:fill="F0F0E8" w:color="auto" w:val="clear"/>
         <w:spacing w:after="0"/>
       </w:pPr>
       <w:r>
@@ -10247,7 +10237,7 @@
     </w:p>
     <w:p>
       <w:pPr>
-        <w:shd w:fill="F2F2F2" w:color="auto" w:val="clear"/>
+        <w:shd w:fill="F0F0E8" w:color="auto" w:val="clear"/>
         <w:spacing w:after="0"/>
       </w:pPr>
       <w:r>
@@ -10261,7 +10251,7 @@
     </w:p>
     <w:p>
       <w:pPr>
-        <w:shd w:fill="F2F2F2" w:color="auto" w:val="clear"/>
+        <w:shd w:fill="F0F0E8" w:color="auto" w:val="clear"/>
         <w:spacing w:after="0"/>
       </w:pPr>
       <w:r>
@@ -10275,7 +10265,7 @@
     </w:p>
     <w:p>
       <w:pPr>
-        <w:shd w:fill="F2F2F2" w:color="auto" w:val="clear"/>
+        <w:shd w:fill="F0F0E8" w:color="auto" w:val="clear"/>
         <w:spacing w:after="0"/>
       </w:pPr>
       <w:r>
@@ -10289,7 +10279,7 @@
     </w:p>
     <w:p>
       <w:pPr>
-        <w:shd w:fill="F2F2F2" w:color="auto" w:val="clear"/>
+        <w:shd w:fill="F0F0E8" w:color="auto" w:val="clear"/>
         <w:spacing w:after="0"/>
       </w:pPr>
       <w:r>
@@ -10303,7 +10293,7 @@
     </w:p>
     <w:p>
       <w:pPr>
-        <w:shd w:fill="F2F2F2" w:color="auto" w:val="clear"/>
+        <w:shd w:fill="F0F0E8" w:color="auto" w:val="clear"/>
         <w:spacing w:after="0"/>
       </w:pPr>
       <w:r>
@@ -10317,7 +10307,7 @@
     </w:p>
     <w:p>
       <w:pPr>
-        <w:shd w:fill="F2F2F2" w:color="auto" w:val="clear"/>
+        <w:shd w:fill="F0F0E8" w:color="auto" w:val="clear"/>
         <w:spacing w:after="0"/>
       </w:pPr>
       <w:r>
@@ -10331,7 +10321,7 @@
     </w:p>
     <w:p>
       <w:pPr>
-        <w:shd w:fill="F2F2F2" w:color="auto" w:val="clear"/>
+        <w:shd w:fill="F0F0E8" w:color="auto" w:val="clear"/>
         <w:spacing w:after="0"/>
       </w:pPr>
       <w:r>
@@ -10345,7 +10335,7 @@
     </w:p>
     <w:p>
       <w:pPr>
-        <w:shd w:fill="F2F2F2" w:color="auto" w:val="clear"/>
+        <w:shd w:fill="F0F0E8" w:color="auto" w:val="clear"/>
         <w:spacing w:after="0"/>
       </w:pPr>
       <w:r>
@@ -10359,7 +10349,7 @@
     </w:p>
     <w:p>
       <w:pPr>
-        <w:shd w:fill="F2F2F2" w:color="auto" w:val="clear"/>
+        <w:shd w:fill="F0F0E8" w:color="auto" w:val="clear"/>
         <w:spacing w:after="0"/>
       </w:pPr>
       <w:r>
@@ -10373,7 +10363,7 @@
     </w:p>
     <w:p>
       <w:pPr>
-        <w:shd w:fill="F2F2F2" w:color="auto" w:val="clear"/>
+        <w:shd w:fill="F0F0E8" w:color="auto" w:val="clear"/>
         <w:spacing w:after="0"/>
       </w:pPr>
       <w:r>
@@ -10387,7 +10377,7 @@
     </w:p>
     <w:p>
       <w:pPr>
-        <w:shd w:fill="F2F2F2" w:color="auto" w:val="clear"/>
+        <w:shd w:fill="F0F0E8" w:color="auto" w:val="clear"/>
         <w:spacing w:after="0"/>
       </w:pPr>
       <w:r>
@@ -10401,7 +10391,7 @@
     </w:p>
     <w:p>
       <w:pPr>
-        <w:shd w:fill="F2F2F2" w:color="auto" w:val="clear"/>
+        <w:shd w:fill="F0F0E8" w:color="auto" w:val="clear"/>
         <w:spacing w:after="0"/>
       </w:pPr>
       <w:r>
@@ -10415,7 +10405,7 @@
     </w:p>
     <w:p>
       <w:pPr>
-        <w:shd w:fill="F2F2F2" w:color="auto" w:val="clear"/>
+        <w:shd w:fill="F0F0E8" w:color="auto" w:val="clear"/>
         <w:spacing w:after="0"/>
       </w:pPr>
       <w:r>
@@ -10429,7 +10419,7 @@
     </w:p>
     <w:p>
       <w:pPr>
-        <w:shd w:fill="F2F2F2" w:color="auto" w:val="clear"/>
+        <w:shd w:fill="F0F0E8" w:color="auto" w:val="clear"/>
         <w:spacing w:after="0"/>
       </w:pPr>
       <w:r>
@@ -10443,7 +10433,7 @@
     </w:p>
     <w:p>
       <w:pPr>
-        <w:shd w:fill="F2F2F2" w:color="auto" w:val="clear"/>
+        <w:shd w:fill="F0F0E8" w:color="auto" w:val="clear"/>
         <w:spacing w:after="0"/>
       </w:pPr>
       <w:r>
@@ -10457,7 +10447,7 @@
     </w:p>
     <w:p>
       <w:pPr>
-        <w:shd w:fill="F2F2F2" w:color="auto" w:val="clear"/>
+        <w:shd w:fill="F0F0E8" w:color="auto" w:val="clear"/>
         <w:spacing w:after="0"/>
       </w:pPr>
       <w:r>
@@ -10471,7 +10461,7 @@
     </w:p>
     <w:p>
       <w:pPr>
-        <w:shd w:fill="F2F2F2" w:color="auto" w:val="clear"/>
+        <w:shd w:fill="F0F0E8" w:color="auto" w:val="clear"/>
         <w:spacing w:after="0"/>
       </w:pPr>
       <w:r>
@@ -10485,7 +10475,7 @@
     </w:p>
     <w:p>
       <w:pPr>
-        <w:shd w:fill="F2F2F2" w:color="auto" w:val="clear"/>
+        <w:shd w:fill="F0F0E8" w:color="auto" w:val="clear"/>
         <w:spacing w:after="0"/>
       </w:pPr>
       <w:r>
@@ -10499,7 +10489,7 @@
     </w:p>
     <w:p>
       <w:pPr>
-        <w:shd w:fill="F2F2F2" w:color="auto" w:val="clear"/>
+        <w:shd w:fill="F0F0E8" w:color="auto" w:val="clear"/>
         <w:spacing w:after="0"/>
       </w:pPr>
       <w:r>
@@ -10513,7 +10503,7 @@
     </w:p>
     <w:p>
       <w:pPr>
-        <w:shd w:fill="F2F2F2" w:color="auto" w:val="clear"/>
+        <w:shd w:fill="F0F0E8" w:color="auto" w:val="clear"/>
         <w:spacing w:after="0"/>
       </w:pPr>
       <w:r>
@@ -10527,7 +10517,7 @@
     </w:p>
     <w:p>
       <w:pPr>
-        <w:shd w:fill="F2F2F2" w:color="auto" w:val="clear"/>
+        <w:shd w:fill="F0F0E8" w:color="auto" w:val="clear"/>
         <w:spacing w:after="0"/>
       </w:pPr>
       <w:r>
@@ -10541,7 +10531,7 @@
     </w:p>
     <w:p>
       <w:pPr>
-        <w:shd w:fill="F2F2F2" w:color="auto" w:val="clear"/>
+        <w:shd w:fill="F0F0E8" w:color="auto" w:val="clear"/>
         <w:spacing w:after="0"/>
       </w:pPr>
       <w:r>
@@ -10555,7 +10545,7 @@
     </w:p>
     <w:p>
       <w:pPr>
-        <w:shd w:fill="F2F2F2" w:color="auto" w:val="clear"/>
+        <w:shd w:fill="F0F0E8" w:color="auto" w:val="clear"/>
         <w:spacing w:after="0"/>
       </w:pPr>
       <w:r>
@@ -10569,7 +10559,7 @@
     </w:p>
     <w:p>
       <w:pPr>
-        <w:shd w:fill="F2F2F2" w:color="auto" w:val="clear"/>
+        <w:shd w:fill="F0F0E8" w:color="auto" w:val="clear"/>
         <w:spacing w:after="0"/>
       </w:pPr>
       <w:r>
@@ -10583,7 +10573,7 @@
     </w:p>
     <w:p>
       <w:pPr>
-        <w:shd w:fill="F2F2F2" w:color="auto" w:val="clear"/>
+        <w:shd w:fill="F0F0E8" w:color="auto" w:val="clear"/>
         <w:spacing w:after="0"/>
       </w:pPr>
       <w:r>
@@ -10597,7 +10587,7 @@
     </w:p>
     <w:p>
       <w:pPr>
-        <w:shd w:fill="F2F2F2" w:color="auto" w:val="clear"/>
+        <w:shd w:fill="F0F0E8" w:color="auto" w:val="clear"/>
         <w:spacing w:after="0"/>
       </w:pPr>
       <w:r>
@@ -10611,7 +10601,7 @@
     </w:p>
     <w:p>
       <w:pPr>
-        <w:shd w:fill="F2F2F2" w:color="auto" w:val="clear"/>
+        <w:shd w:fill="F0F0E8" w:color="auto" w:val="clear"/>
         <w:spacing w:after="0"/>
       </w:pPr>
       <w:r>
@@ -10625,7 +10615,7 @@
     </w:p>
     <w:p>
       <w:pPr>
-        <w:shd w:fill="F2F2F2" w:color="auto" w:val="clear"/>
+        <w:shd w:fill="F0F0E8" w:color="auto" w:val="clear"/>
         <w:spacing w:after="0"/>
       </w:pPr>
       <w:r>
@@ -10639,7 +10629,7 @@
     </w:p>
     <w:p>
       <w:pPr>
-        <w:shd w:fill="F2F2F2" w:color="auto" w:val="clear"/>
+        <w:shd w:fill="F0F0E8" w:color="auto" w:val="clear"/>
         <w:spacing w:after="0"/>
       </w:pPr>
       <w:r>
@@ -10653,7 +10643,7 @@
     </w:p>
     <w:p>
       <w:pPr>
-        <w:shd w:fill="F2F2F2" w:color="auto" w:val="clear"/>
+        <w:shd w:fill="F0F0E8" w:color="auto" w:val="clear"/>
         <w:spacing w:after="0"/>
       </w:pPr>
       <w:r>
@@ -10667,7 +10657,7 @@
     </w:p>
     <w:p>
       <w:pPr>
-        <w:shd w:fill="F2F2F2" w:color="auto" w:val="clear"/>
+        <w:shd w:fill="F0F0E8" w:color="auto" w:val="clear"/>
         <w:spacing w:after="0"/>
       </w:pPr>
       <w:r>
@@ -10681,7 +10671,7 @@
     </w:p>
     <w:p>
       <w:pPr>
-        <w:shd w:fill="F2F2F2" w:color="auto" w:val="clear"/>
+        <w:shd w:fill="F0F0E8" w:color="auto" w:val="clear"/>
         <w:spacing w:after="0"/>
       </w:pPr>
       <w:r>
@@ -10695,7 +10685,7 @@
     </w:p>
     <w:p>
       <w:pPr>
-        <w:shd w:fill="F2F2F2" w:color="auto" w:val="clear"/>
+        <w:shd w:fill="F0F0E8" w:color="auto" w:val="clear"/>
         <w:spacing w:after="0"/>
       </w:pPr>
       <w:r>
@@ -10709,7 +10699,7 @@
     </w:p>
     <w:p>
       <w:pPr>
-        <w:shd w:fill="F2F2F2" w:color="auto" w:val="clear"/>
+        <w:shd w:fill="F0F0E8" w:color="auto" w:val="clear"/>
         <w:spacing w:after="0"/>
       </w:pPr>
       <w:r>
@@ -10723,7 +10713,7 @@
     </w:p>
     <w:p>
       <w:pPr>
-        <w:shd w:fill="F2F2F2" w:color="auto" w:val="clear"/>
+        <w:shd w:fill="F0F0E8" w:color="auto" w:val="clear"/>
         <w:spacing w:after="0"/>
       </w:pPr>
       <w:r>
@@ -10737,7 +10727,7 @@
     </w:p>
     <w:p>
       <w:pPr>
-        <w:shd w:fill="F2F2F2" w:color="auto" w:val="clear"/>
+        <w:shd w:fill="F0F0E8" w:color="auto" w:val="clear"/>
         <w:spacing w:after="0"/>
       </w:pPr>
       <w:r>
@@ -10751,7 +10741,7 @@
     </w:p>
     <w:p>
       <w:pPr>
-        <w:shd w:fill="F2F2F2" w:color="auto" w:val="clear"/>
+        <w:shd w:fill="F0F0E8" w:color="auto" w:val="clear"/>
         <w:spacing w:after="0"/>
       </w:pPr>
       <w:r>
@@ -10765,7 +10755,7 @@
     </w:p>
     <w:p>
       <w:pPr>
-        <w:shd w:fill="F2F2F2" w:color="auto" w:val="clear"/>
+        <w:shd w:fill="F0F0E8" w:color="auto" w:val="clear"/>
         <w:spacing w:after="0"/>
       </w:pPr>
       <w:r>
@@ -10779,7 +10769,7 @@
     </w:p>
     <w:p>
       <w:pPr>
-        <w:shd w:fill="F2F2F2" w:color="auto" w:val="clear"/>
+        <w:shd w:fill="F0F0E8" w:color="auto" w:val="clear"/>
         <w:spacing w:after="0"/>
       </w:pPr>
       <w:r>
@@ -10793,7 +10783,7 @@
     </w:p>
     <w:p>
       <w:pPr>
-        <w:shd w:fill="F2F2F2" w:color="auto" w:val="clear"/>
+        <w:shd w:fill="F0F0E8" w:color="auto" w:val="clear"/>
         <w:spacing w:after="0"/>
       </w:pPr>
       <w:r>
@@ -10807,7 +10797,7 @@
     </w:p>
     <w:p>
       <w:pPr>
-        <w:shd w:fill="F2F2F2" w:color="auto" w:val="clear"/>
+        <w:shd w:fill="F0F0E8" w:color="auto" w:val="clear"/>
         <w:spacing w:after="0"/>
       </w:pPr>
       <w:r>
@@ -10821,7 +10811,7 @@
     </w:p>
     <w:p>
       <w:pPr>
-        <w:shd w:fill="F2F2F2" w:color="auto" w:val="clear"/>
+        <w:shd w:fill="F0F0E8" w:color="auto" w:val="clear"/>
         <w:spacing w:after="0"/>
       </w:pPr>
       <w:r>
@@ -10835,7 +10825,7 @@
     </w:p>
     <w:p>
       <w:pPr>
-        <w:shd w:fill="F2F2F2" w:color="auto" w:val="clear"/>
+        <w:shd w:fill="F0F0E8" w:color="auto" w:val="clear"/>
         <w:spacing w:after="0"/>
       </w:pPr>
       <w:r>
@@ -10849,7 +10839,7 @@
     </w:p>
     <w:p>
       <w:pPr>
-        <w:shd w:fill="F2F2F2" w:color="auto" w:val="clear"/>
+        <w:shd w:fill="F0F0E8" w:color="auto" w:val="clear"/>
         <w:spacing w:after="0"/>
       </w:pPr>
       <w:r>
@@ -10863,7 +10853,7 @@
     </w:p>
     <w:p>
       <w:pPr>
-        <w:shd w:fill="F2F2F2" w:color="auto" w:val="clear"/>
+        <w:shd w:fill="F0F0E8" w:color="auto" w:val="clear"/>
         <w:spacing w:after="0"/>
       </w:pPr>
       <w:r>
@@ -10877,7 +10867,7 @@
     </w:p>
     <w:p>
       <w:pPr>
-        <w:shd w:fill="F2F2F2" w:color="auto" w:val="clear"/>
+        <w:shd w:fill="F0F0E8" w:color="auto" w:val="clear"/>
         <w:spacing w:after="0"/>
       </w:pPr>
       <w:r>
@@ -10891,7 +10881,7 @@
     </w:p>
     <w:p>
       <w:pPr>
-        <w:shd w:fill="F2F2F2" w:color="auto" w:val="clear"/>
+        <w:shd w:fill="F0F0E8" w:color="auto" w:val="clear"/>
         <w:spacing w:after="0"/>
       </w:pPr>
       <w:r>
@@ -10905,7 +10895,7 @@
     </w:p>
     <w:p>
       <w:pPr>
-        <w:shd w:fill="F2F2F2" w:color="auto" w:val="clear"/>
+        <w:shd w:fill="F0F0E8" w:color="auto" w:val="clear"/>
         <w:spacing w:after="0"/>
       </w:pPr>
       <w:r>
@@ -10919,7 +10909,7 @@
     </w:p>
     <w:p>
       <w:pPr>
-        <w:shd w:fill="F2F2F2" w:color="auto" w:val="clear"/>
+        <w:shd w:fill="F0F0E8" w:color="auto" w:val="clear"/>
         <w:spacing w:after="0"/>
       </w:pPr>
       <w:r>
@@ -10933,7 +10923,7 @@
     </w:p>
     <w:p>
       <w:pPr>
-        <w:shd w:fill="F2F2F2" w:color="auto" w:val="clear"/>
+        <w:shd w:fill="F0F0E8" w:color="auto" w:val="clear"/>
         <w:spacing w:after="0"/>
       </w:pPr>
       <w:r>
@@ -10947,7 +10937,7 @@
     </w:p>
     <w:p>
       <w:pPr>
-        <w:shd w:fill="F2F2F2" w:color="auto" w:val="clear"/>
+        <w:shd w:fill="F0F0E8" w:color="auto" w:val="clear"/>
         <w:spacing w:after="0"/>
       </w:pPr>
       <w:r>
@@ -10961,7 +10951,7 @@
     </w:p>
     <w:p>
       <w:pPr>
-        <w:shd w:fill="F2F2F2" w:color="auto" w:val="clear"/>
+        <w:shd w:fill="F0F0E8" w:color="auto" w:val="clear"/>
         <w:spacing w:after="0"/>
       </w:pPr>
       <w:r>
@@ -10975,7 +10965,7 @@
     </w:p>
     <w:p>
       <w:pPr>
-        <w:shd w:fill="F2F2F2" w:color="auto" w:val="clear"/>
+        <w:shd w:fill="F0F0E8" w:color="auto" w:val="clear"/>
         <w:spacing w:after="0"/>
       </w:pPr>
       <w:r>
@@ -10989,7 +10979,7 @@
     </w:p>
     <w:p>
       <w:pPr>
-        <w:shd w:fill="F2F2F2" w:color="auto" w:val="clear"/>
+        <w:shd w:fill="F0F0E8" w:color="auto" w:val="clear"/>
         <w:spacing w:after="0"/>
       </w:pPr>
       <w:r>
@@ -11003,7 +10993,7 @@
     </w:p>
     <w:p>
       <w:pPr>
-        <w:shd w:fill="F2F2F2" w:color="auto" w:val="clear"/>
+        <w:shd w:fill="F0F0E8" w:color="auto" w:val="clear"/>
         <w:spacing w:after="0"/>
       </w:pPr>
       <w:r>
@@ -11017,7 +11007,7 @@
     </w:p>
     <w:p>
       <w:pPr>
-        <w:shd w:fill="F2F2F2" w:color="auto" w:val="clear"/>
+        <w:shd w:fill="F0F0E8" w:color="auto" w:val="clear"/>
         <w:spacing w:after="0"/>
       </w:pPr>
       <w:r>
@@ -11031,7 +11021,7 @@
     </w:p>
     <w:p>
       <w:pPr>
-        <w:shd w:fill="F2F2F2" w:color="auto" w:val="clear"/>
+        <w:shd w:fill="F0F0E8" w:color="auto" w:val="clear"/>
         <w:spacing w:after="0"/>
       </w:pPr>
       <w:r>
@@ -11045,7 +11035,7 @@
     </w:p>
     <w:p>
       <w:pPr>
-        <w:shd w:fill="F2F2F2" w:color="auto" w:val="clear"/>
+        <w:shd w:fill="F0F0E8" w:color="auto" w:val="clear"/>
         <w:spacing w:after="0"/>
       </w:pPr>
       <w:r>
@@ -11059,7 +11049,7 @@
     </w:p>
     <w:p>
       <w:pPr>
-        <w:shd w:fill="F2F2F2" w:color="auto" w:val="clear"/>
+        <w:shd w:fill="F0F0E8" w:color="auto" w:val="clear"/>
         <w:spacing w:after="0"/>
       </w:pPr>
       <w:r>
@@ -11073,7 +11063,7 @@
     </w:p>
     <w:p>
       <w:pPr>
-        <w:shd w:fill="F2F2F2" w:color="auto" w:val="clear"/>
+        <w:shd w:fill="F0F0E8" w:color="auto" w:val="clear"/>
         <w:spacing w:after="0"/>
       </w:pPr>
       <w:r>
@@ -11087,7 +11077,7 @@
     </w:p>
     <w:p>
       <w:pPr>
-        <w:shd w:fill="F2F2F2" w:color="auto" w:val="clear"/>
+        <w:shd w:fill="F0F0E8" w:color="auto" w:val="clear"/>
         <w:spacing w:after="0"/>
       </w:pPr>
       <w:r>
@@ -11101,7 +11091,7 @@
     </w:p>
     <w:p>
       <w:pPr>
-        <w:shd w:fill="F2F2F2" w:color="auto" w:val="clear"/>
+        <w:shd w:fill="F0F0E8" w:color="auto" w:val="clear"/>
         <w:spacing w:after="0"/>
       </w:pPr>
       <w:r>
@@ -11115,7 +11105,7 @@
     </w:p>
     <w:p>
       <w:pPr>
-        <w:shd w:fill="F2F2F2" w:color="auto" w:val="clear"/>
+        <w:shd w:fill="F0F0E8" w:color="auto" w:val="clear"/>
         <w:spacing w:after="0"/>
       </w:pPr>
       <w:r>
@@ -11129,7 +11119,7 @@
     </w:p>
     <w:p>
       <w:pPr>
-        <w:shd w:fill="F2F2F2" w:color="auto" w:val="clear"/>
+        <w:shd w:fill="F0F0E8" w:color="auto" w:val="clear"/>
         <w:spacing w:after="0"/>
       </w:pPr>
       <w:r>
@@ -11143,7 +11133,7 @@
     </w:p>
     <w:p>
       <w:pPr>
-        <w:shd w:fill="F2F2F2" w:color="auto" w:val="clear"/>
+        <w:shd w:fill="F0F0E8" w:color="auto" w:val="clear"/>
         <w:spacing w:after="0"/>
       </w:pPr>
       <w:r>
@@ -11157,7 +11147,7 @@
     </w:p>
     <w:p>
       <w:pPr>
-        <w:shd w:fill="F2F2F2" w:color="auto" w:val="clear"/>
+        <w:shd w:fill="F0F0E8" w:color="auto" w:val="clear"/>
         <w:spacing w:after="0"/>
       </w:pPr>
       <w:r>
@@ -11171,7 +11161,7 @@
     </w:p>
     <w:p>
       <w:pPr>
-        <w:shd w:fill="F2F2F2" w:color="auto" w:val="clear"/>
+        <w:shd w:fill="F0F0E8" w:color="auto" w:val="clear"/>
         <w:spacing w:after="0"/>
       </w:pPr>
       <w:r>
@@ -11185,7 +11175,7 @@
     </w:p>
     <w:p>
       <w:pPr>
-        <w:shd w:fill="F2F2F2" w:color="auto" w:val="clear"/>
+        <w:shd w:fill="F0F0E8" w:color="auto" w:val="clear"/>
         <w:spacing w:after="0"/>
       </w:pPr>
       <w:r>
@@ -11199,7 +11189,7 @@
     </w:p>
     <w:p>
       <w:pPr>
-        <w:shd w:fill="F2F2F2" w:color="auto" w:val="clear"/>
+        <w:shd w:fill="F0F0E8" w:color="auto" w:val="clear"/>
         <w:spacing w:after="0"/>
       </w:pPr>
       <w:r>
@@ -11213,7 +11203,7 @@
     </w:p>
     <w:p>
       <w:pPr>
-        <w:shd w:fill="F2F2F2" w:color="auto" w:val="clear"/>
+        <w:shd w:fill="F0F0E8" w:color="auto" w:val="clear"/>
         <w:spacing w:after="0"/>
       </w:pPr>
       <w:r>
@@ -11227,7 +11217,7 @@
     </w:p>
     <w:p>
       <w:pPr>
-        <w:shd w:fill="F2F2F2" w:color="auto" w:val="clear"/>
+        <w:shd w:fill="F0F0E8" w:color="auto" w:val="clear"/>
         <w:spacing w:after="0"/>
       </w:pPr>
       <w:r>
@@ -11241,7 +11231,7 @@
     </w:p>
     <w:p>
       <w:pPr>
-        <w:shd w:fill="F2F2F2" w:color="auto" w:val="clear"/>
+        <w:shd w:fill="F0F0E8" w:color="auto" w:val="clear"/>
         <w:spacing w:after="0"/>
       </w:pPr>
       <w:r>
@@ -11255,7 +11245,7 @@
     </w:p>
     <w:p>
       <w:pPr>
-        <w:shd w:fill="F2F2F2" w:color="auto" w:val="clear"/>
+        <w:shd w:fill="F0F0E8" w:color="auto" w:val="clear"/>
         <w:spacing w:after="0"/>
       </w:pPr>
       <w:r>
@@ -11269,7 +11259,7 @@
     </w:p>
     <w:p>
       <w:pPr>
-        <w:shd w:fill="F2F2F2" w:color="auto" w:val="clear"/>
+        <w:shd w:fill="F0F0E8" w:color="auto" w:val="clear"/>
         <w:spacing w:after="0"/>
       </w:pPr>
       <w:r>
@@ -11283,7 +11273,7 @@
     </w:p>
     <w:p>
       <w:pPr>
-        <w:shd w:fill="F2F2F2" w:color="auto" w:val="clear"/>
+        <w:shd w:fill="F0F0E8" w:color="auto" w:val="clear"/>
         <w:spacing w:after="0"/>
       </w:pPr>
       <w:r>
@@ -11297,7 +11287,7 @@
     </w:p>
     <w:p>
       <w:pPr>
-        <w:shd w:fill="F2F2F2" w:color="auto" w:val="clear"/>
+        <w:shd w:fill="F0F0E8" w:color="auto" w:val="clear"/>
         <w:spacing w:after="0"/>
       </w:pPr>
       <w:r>
@@ -11311,7 +11301,7 @@
     </w:p>
     <w:p>
       <w:pPr>
-        <w:shd w:fill="F2F2F2" w:color="auto" w:val="clear"/>
+        <w:shd w:fill="F0F0E8" w:color="auto" w:val="clear"/>
         <w:spacing w:after="0"/>
       </w:pPr>
       <w:r>
@@ -11325,7 +11315,7 @@
     </w:p>
     <w:p>
       <w:pPr>
-        <w:shd w:fill="F2F2F2" w:color="auto" w:val="clear"/>
+        <w:shd w:fill="F0F0E8" w:color="auto" w:val="clear"/>
         <w:spacing w:after="0"/>
       </w:pPr>
       <w:r>
@@ -11339,7 +11329,7 @@
     </w:p>
     <w:p>
       <w:pPr>
-        <w:shd w:fill="F2F2F2" w:color="auto" w:val="clear"/>
+        <w:shd w:fill="F0F0E8" w:color="auto" w:val="clear"/>
         <w:spacing w:after="0"/>
       </w:pPr>
       <w:r>
@@ -11353,7 +11343,7 @@
     </w:p>
     <w:p>
       <w:pPr>
-        <w:shd w:fill="F2F2F2" w:color="auto" w:val="clear"/>
+        <w:shd w:fill="F0F0E8" w:color="auto" w:val="clear"/>
         <w:spacing w:after="0"/>
       </w:pPr>
       <w:r>
@@ -11367,7 +11357,7 @@
     </w:p>
     <w:p>
       <w:pPr>
-        <w:shd w:fill="F2F2F2" w:color="auto" w:val="clear"/>
+        <w:shd w:fill="F0F0E8" w:color="auto" w:val="clear"/>
         <w:spacing w:after="0"/>
       </w:pPr>
       <w:r>
@@ -11381,7 +11371,7 @@
     </w:p>
     <w:p>
       <w:pPr>
-        <w:shd w:fill="F2F2F2" w:color="auto" w:val="clear"/>
+        <w:shd w:fill="F0F0E8" w:color="auto" w:val="clear"/>
         <w:spacing w:after="0"/>
       </w:pPr>
       <w:r>
@@ -11395,7 +11385,7 @@
     </w:p>
     <w:p>
       <w:pPr>
-        <w:shd w:fill="F2F2F2" w:color="auto" w:val="clear"/>
+        <w:shd w:fill="F0F0E8" w:color="auto" w:val="clear"/>
         <w:spacing w:after="0"/>
       </w:pPr>
       <w:r>
@@ -11409,7 +11399,7 @@
     </w:p>
     <w:p>
       <w:pPr>
-        <w:shd w:fill="F2F2F2" w:color="auto" w:val="clear"/>
+        <w:shd w:fill="F0F0E8" w:color="auto" w:val="clear"/>
         <w:spacing w:after="0"/>
       </w:pPr>
       <w:r>
@@ -11423,7 +11413,7 @@
     </w:p>
     <w:p>
       <w:pPr>
-        <w:shd w:fill="F2F2F2" w:color="auto" w:val="clear"/>
+        <w:shd w:fill="F0F0E8" w:color="auto" w:val="clear"/>
         <w:spacing w:after="0"/>
       </w:pPr>
       <w:r>
@@ -11437,7 +11427,7 @@
     </w:p>
     <w:p>
       <w:pPr>
-        <w:shd w:fill="F2F2F2" w:color="auto" w:val="clear"/>
+        <w:shd w:fill="F0F0E8" w:color="auto" w:val="clear"/>
         <w:spacing w:after="0"/>
       </w:pPr>
       <w:r>
@@ -11451,7 +11441,7 @@
     </w:p>
     <w:p>
       <w:pPr>
-        <w:shd w:fill="F2F2F2" w:color="auto" w:val="clear"/>
+        <w:shd w:fill="F0F0E8" w:color="auto" w:val="clear"/>
         <w:spacing w:after="0"/>
       </w:pPr>
       <w:r>
@@ -11465,7 +11455,7 @@
     </w:p>
     <w:p>
       <w:pPr>
-        <w:shd w:fill="F2F2F2" w:color="auto" w:val="clear"/>
+        <w:shd w:fill="F0F0E8" w:color="auto" w:val="clear"/>
         <w:spacing w:after="0"/>
       </w:pPr>
       <w:r>
@@ -11479,7 +11469,7 @@
     </w:p>
     <w:p>
       <w:pPr>
-        <w:shd w:fill="F2F2F2" w:color="auto" w:val="clear"/>
+        <w:shd w:fill="F0F0E8" w:color="auto" w:val="clear"/>
         <w:spacing w:after="0"/>
       </w:pPr>
       <w:r>
@@ -11493,7 +11483,7 @@
     </w:p>
     <w:p>
       <w:pPr>
-        <w:shd w:fill="F2F2F2" w:color="auto" w:val="clear"/>
+        <w:shd w:fill="F0F0E8" w:color="auto" w:val="clear"/>
         <w:spacing w:after="0"/>
       </w:pPr>
       <w:r>
@@ -11507,7 +11497,7 @@
     </w:p>
     <w:p>
       <w:pPr>
-        <w:shd w:fill="F2F2F2" w:color="auto" w:val="clear"/>
+        <w:shd w:fill="F0F0E8" w:color="auto" w:val="clear"/>
         <w:spacing w:after="0"/>
       </w:pPr>
       <w:r>
@@ -11521,7 +11511,7 @@
     </w:p>
     <w:p>
       <w:pPr>
-        <w:shd w:fill="F2F2F2" w:color="auto" w:val="clear"/>
+        <w:shd w:fill="F0F0E8" w:color="auto" w:val="clear"/>
         <w:spacing w:after="0"/>
       </w:pPr>
       <w:r>
@@ -11535,7 +11525,7 @@
     </w:p>
     <w:p>
       <w:pPr>
-        <w:shd w:fill="F2F2F2" w:color="auto" w:val="clear"/>
+        <w:shd w:fill="F0F0E8" w:color="auto" w:val="clear"/>
         <w:spacing w:after="0"/>
       </w:pPr>
       <w:r>
@@ -11549,7 +11539,7 @@
     </w:p>
     <w:p>
       <w:pPr>
-        <w:shd w:fill="F2F2F2" w:color="auto" w:val="clear"/>
+        <w:shd w:fill="F0F0E8" w:color="auto" w:val="clear"/>
         <w:spacing w:after="0"/>
       </w:pPr>
       <w:r>
@@ -11563,7 +11553,7 @@
     </w:p>
     <w:p>
       <w:pPr>
-        <w:shd w:fill="F2F2F2" w:color="auto" w:val="clear"/>
+        <w:shd w:fill="F0F0E8" w:color="auto" w:val="clear"/>
         <w:spacing w:after="0"/>
       </w:pPr>
       <w:r>
@@ -11577,7 +11567,7 @@
     </w:p>
     <w:p>
       <w:pPr>
-        <w:shd w:fill="F2F2F2" w:color="auto" w:val="clear"/>
+        <w:shd w:fill="F0F0E8" w:color="auto" w:val="clear"/>
         <w:spacing w:after="0"/>
       </w:pPr>
       <w:r>
@@ -11591,7 +11581,7 @@
     </w:p>
     <w:p>
       <w:pPr>
-        <w:shd w:fill="F2F2F2" w:color="auto" w:val="clear"/>
+        <w:shd w:fill="F0F0E8" w:color="auto" w:val="clear"/>
         <w:spacing w:after="0"/>
       </w:pPr>
       <w:r>
@@ -11605,7 +11595,7 @@
     </w:p>
     <w:p>
       <w:pPr>
-        <w:shd w:fill="F2F2F2" w:color="auto" w:val="clear"/>
+        <w:shd w:fill="F0F0E8" w:color="auto" w:val="clear"/>
         <w:spacing w:after="0"/>
       </w:pPr>
       <w:r>
@@ -11619,7 +11609,7 @@
     </w:p>
     <w:p>
       <w:pPr>
-        <w:shd w:fill="F2F2F2" w:color="auto" w:val="clear"/>
+        <w:shd w:fill="F0F0E8" w:color="auto" w:val="clear"/>
         <w:spacing w:after="0"/>
       </w:pPr>
       <w:r>
@@ -11633,7 +11623,7 @@
     </w:p>
     <w:p>
       <w:pPr>
-        <w:shd w:fill="F2F2F2" w:color="auto" w:val="clear"/>
+        <w:shd w:fill="F0F0E8" w:color="auto" w:val="clear"/>
         <w:spacing w:after="0"/>
       </w:pPr>
       <w:r>
@@ -11647,7 +11637,7 @@
     </w:p>
     <w:p>
       <w:pPr>
-        <w:shd w:fill="F2F2F2" w:color="auto" w:val="clear"/>
+        <w:shd w:fill="F0F0E8" w:color="auto" w:val="clear"/>
         <w:spacing w:after="0"/>
       </w:pPr>
       <w:r>
@@ -11661,7 +11651,7 @@
     </w:p>
     <w:p>
       <w:pPr>
-        <w:shd w:fill="F2F2F2" w:color="auto" w:val="clear"/>
+        <w:shd w:fill="F0F0E8" w:color="auto" w:val="clear"/>
         <w:spacing w:after="0"/>
       </w:pPr>
       <w:r>
@@ -11675,7 +11665,7 @@
     </w:p>
     <w:p>
       <w:pPr>
-        <w:shd w:fill="F2F2F2" w:color="auto" w:val="clear"/>
+        <w:shd w:fill="F0F0E8" w:color="auto" w:val="clear"/>
         <w:spacing w:after="0"/>
       </w:pPr>
       <w:r>
@@ -11689,7 +11679,7 @@
     </w:p>
     <w:p>
       <w:pPr>
-        <w:shd w:fill="F2F2F2" w:color="auto" w:val="clear"/>
+        <w:shd w:fill="F0F0E8" w:color="auto" w:val="clear"/>
         <w:spacing w:after="0"/>
       </w:pPr>
       <w:r>
@@ -11703,7 +11693,7 @@
     </w:p>
     <w:p>
       <w:pPr>
-        <w:shd w:fill="F2F2F2" w:color="auto" w:val="clear"/>
+        <w:shd w:fill="F0F0E8" w:color="auto" w:val="clear"/>
         <w:spacing w:after="0"/>
       </w:pPr>
       <w:r>
@@ -11717,7 +11707,7 @@
     </w:p>
     <w:p>
       <w:pPr>
-        <w:shd w:fill="F2F2F2" w:color="auto" w:val="clear"/>
+        <w:shd w:fill="F0F0E8" w:color="auto" w:val="clear"/>
         <w:spacing w:after="0"/>
       </w:pPr>
       <w:r>
@@ -11731,7 +11721,7 @@
     </w:p>
     <w:p>
       <w:pPr>
-        <w:shd w:fill="F2F2F2" w:color="auto" w:val="clear"/>
+        <w:shd w:fill="F0F0E8" w:color="auto" w:val="clear"/>
         <w:spacing w:after="0"/>
       </w:pPr>
       <w:r>
@@ -11745,7 +11735,7 @@
     </w:p>
     <w:p>
       <w:pPr>
-        <w:shd w:fill="F2F2F2" w:color="auto" w:val="clear"/>
+        <w:shd w:fill="F0F0E8" w:color="auto" w:val="clear"/>
         <w:spacing w:after="0"/>
       </w:pPr>
       <w:r>
@@ -11759,7 +11749,7 @@
     </w:p>
     <w:p>
       <w:pPr>
-        <w:shd w:fill="F2F2F2" w:color="auto" w:val="clear"/>
+        <w:shd w:fill="F0F0E8" w:color="auto" w:val="clear"/>
         <w:spacing w:after="0"/>
       </w:pPr>
       <w:r>
@@ -11773,7 +11763,7 @@
     </w:p>
     <w:p>
       <w:pPr>
-        <w:shd w:fill="F2F2F2" w:color="auto" w:val="clear"/>
+        <w:shd w:fill="F0F0E8" w:color="auto" w:val="clear"/>
         <w:spacing w:after="0"/>
       </w:pPr>
       <w:r>
@@ -11787,7 +11777,7 @@
     </w:p>
     <w:p>
       <w:pPr>
-        <w:shd w:fill="F2F2F2" w:color="auto" w:val="clear"/>
+        <w:shd w:fill="F0F0E8" w:color="auto" w:val="clear"/>
         <w:spacing w:after="0"/>
       </w:pPr>
       <w:r>
@@ -11801,7 +11791,7 @@
     </w:p>
     <w:p>
       <w:pPr>
-        <w:shd w:fill="F2F2F2" w:color="auto" w:val="clear"/>
+        <w:shd w:fill="F0F0E8" w:color="auto" w:val="clear"/>
         <w:spacing w:after="0"/>
       </w:pPr>
       <w:r>
@@ -11815,7 +11805,7 @@
     </w:p>
     <w:p>
       <w:pPr>
-        <w:shd w:fill="F2F2F2" w:color="auto" w:val="clear"/>
+        <w:shd w:fill="F0F0E8" w:color="auto" w:val="clear"/>
         <w:spacing w:after="0"/>
       </w:pPr>
       <w:r>
@@ -11829,7 +11819,7 @@
     </w:p>
     <w:p>
       <w:pPr>
-        <w:shd w:fill="F2F2F2" w:color="auto" w:val="clear"/>
+        <w:shd w:fill="F0F0E8" w:color="auto" w:val="clear"/>
         <w:spacing w:after="0"/>
       </w:pPr>
       <w:r>
@@ -11843,7 +11833,7 @@
     </w:p>
     <w:p>
       <w:pPr>
-        <w:shd w:fill="F2F2F2" w:color="auto" w:val="clear"/>
+        <w:shd w:fill="F0F0E8" w:color="auto" w:val="clear"/>
         <w:spacing w:after="0"/>
       </w:pPr>
       <w:r>
@@ -11857,7 +11847,7 @@
     </w:p>
     <w:p>
       <w:pPr>
-        <w:shd w:fill="F2F2F2" w:color="auto" w:val="clear"/>
+        <w:shd w:fill="F0F0E8" w:color="auto" w:val="clear"/>
         <w:spacing w:after="0"/>
       </w:pPr>
       <w:r>
@@ -11871,7 +11861,7 @@
     </w:p>
     <w:p>
       <w:pPr>
-        <w:shd w:fill="F2F2F2" w:color="auto" w:val="clear"/>
+        <w:shd w:fill="F0F0E8" w:color="auto" w:val="clear"/>
         <w:spacing w:after="0"/>
       </w:pPr>
       <w:r>
@@ -11885,7 +11875,7 @@
     </w:p>
     <w:p>
       <w:pPr>
-        <w:shd w:fill="F2F2F2" w:color="auto" w:val="clear"/>
+        <w:shd w:fill="F0F0E8" w:color="auto" w:val="clear"/>
         <w:spacing w:after="0"/>
       </w:pPr>
       <w:r>
@@ -11899,7 +11889,7 @@
     </w:p>
     <w:p>
       <w:pPr>
-        <w:shd w:fill="F2F2F2" w:color="auto" w:val="clear"/>
+        <w:shd w:fill="F0F0E8" w:color="auto" w:val="clear"/>
         <w:spacing w:after="0"/>
       </w:pPr>
       <w:r>
@@ -11913,7 +11903,7 @@
     </w:p>
     <w:p>
       <w:pPr>
-        <w:shd w:fill="F2F2F2" w:color="auto" w:val="clear"/>
+        <w:shd w:fill="F0F0E8" w:color="auto" w:val="clear"/>
         <w:spacing w:after="0"/>
       </w:pPr>
       <w:r>
@@ -11927,7 +11917,7 @@
     </w:p>
     <w:p>
       <w:pPr>
-        <w:shd w:fill="F2F2F2" w:color="auto" w:val="clear"/>
+        <w:shd w:fill="F0F0E8" w:color="auto" w:val="clear"/>
         <w:spacing w:after="0"/>
       </w:pPr>
       <w:r>
@@ -11941,7 +11931,7 @@
     </w:p>
     <w:p>
       <w:pPr>
-        <w:shd w:fill="F2F2F2" w:color="auto" w:val="clear"/>
+        <w:shd w:fill="F0F0E8" w:color="auto" w:val="clear"/>
         <w:spacing w:after="0"/>
       </w:pPr>
       <w:r>
@@ -11955,7 +11945,7 @@
     </w:p>
     <w:p>
       <w:pPr>
-        <w:shd w:fill="F2F2F2" w:color="auto" w:val="clear"/>
+        <w:shd w:fill="F0F0E8" w:color="auto" w:val="clear"/>
         <w:spacing w:after="0"/>
       </w:pPr>
       <w:r>
@@ -11969,7 +11959,7 @@
     </w:p>
     <w:p>
       <w:pPr>
-        <w:shd w:fill="F2F2F2" w:color="auto" w:val="clear"/>
+        <w:shd w:fill="F0F0E8" w:color="auto" w:val="clear"/>
         <w:spacing w:after="0"/>
       </w:pPr>
       <w:r>
@@ -11983,7 +11973,7 @@
     </w:p>
     <w:p>
       <w:pPr>
-        <w:shd w:fill="F2F2F2" w:color="auto" w:val="clear"/>
+        <w:shd w:fill="F0F0E8" w:color="auto" w:val="clear"/>
         <w:spacing w:after="0"/>
       </w:pPr>
       <w:r>
@@ -11997,7 +11987,7 @@
     </w:p>
     <w:p>
       <w:pPr>
-        <w:shd w:fill="F2F2F2" w:color="auto" w:val="clear"/>
+        <w:shd w:fill="F0F0E8" w:color="auto" w:val="clear"/>
         <w:spacing w:after="0"/>
       </w:pPr>
       <w:r>
@@ -12011,7 +12001,7 @@
     </w:p>
     <w:p>
       <w:pPr>
-        <w:shd w:fill="F2F2F2" w:color="auto" w:val="clear"/>
+        <w:shd w:fill="F0F0E8" w:color="auto" w:val="clear"/>
         <w:spacing w:after="0"/>
       </w:pPr>
       <w:r>
@@ -12025,7 +12015,7 @@
     </w:p>
     <w:p>
       <w:pPr>
-        <w:shd w:fill="F2F2F2" w:color="auto" w:val="clear"/>
+        <w:shd w:fill="F0F0E8" w:color="auto" w:val="clear"/>
         <w:spacing w:after="0"/>
       </w:pPr>
       <w:r>
@@ -12039,7 +12029,7 @@
     </w:p>
     <w:p>
       <w:pPr>
-        <w:shd w:fill="F2F2F2" w:color="auto" w:val="clear"/>
+        <w:shd w:fill="F0F0E8" w:color="auto" w:val="clear"/>
         <w:spacing w:after="0"/>
       </w:pPr>
       <w:r>
@@ -12053,7 +12043,7 @@
     </w:p>
     <w:p>
       <w:pPr>
-        <w:shd w:fill="F2F2F2" w:color="auto" w:val="clear"/>
+        <w:shd w:fill="F0F0E8" w:color="auto" w:val="clear"/>
         <w:spacing w:after="0"/>
       </w:pPr>
       <w:r>
@@ -12067,7 +12057,7 @@
     </w:p>
     <w:p>
       <w:pPr>
-        <w:shd w:fill="F2F2F2" w:color="auto" w:val="clear"/>
+        <w:shd w:fill="F0F0E8" w:color="auto" w:val="clear"/>
         <w:spacing w:after="0"/>
       </w:pPr>
       <w:r>
@@ -12081,7 +12071,7 @@
     </w:p>
     <w:p>
       <w:pPr>
-        <w:shd w:fill="F2F2F2" w:color="auto" w:val="clear"/>
+        <w:shd w:fill="F0F0E8" w:color="auto" w:val="clear"/>
         <w:spacing w:after="0"/>
       </w:pPr>
       <w:r>
@@ -12095,7 +12085,7 @@
     </w:p>
     <w:p>
       <w:pPr>
-        <w:shd w:fill="F2F2F2" w:color="auto" w:val="clear"/>
+        <w:shd w:fill="F0F0E8" w:color="auto" w:val="clear"/>
         <w:spacing w:after="0"/>
       </w:pPr>
       <w:r>
@@ -12109,7 +12099,7 @@
     </w:p>
     <w:p>
       <w:pPr>
-        <w:shd w:fill="F2F2F2" w:color="auto" w:val="clear"/>
+        <w:shd w:fill="F0F0E8" w:color="auto" w:val="clear"/>
         <w:spacing w:after="0"/>
       </w:pPr>
       <w:r>
@@ -12123,7 +12113,7 @@
     </w:p>
     <w:p>
       <w:pPr>
-        <w:shd w:fill="F2F2F2" w:color="auto" w:val="clear"/>
+        <w:shd w:fill="F0F0E8" w:color="auto" w:val="clear"/>
         <w:spacing w:after="0"/>
       </w:pPr>
       <w:r>
@@ -12137,7 +12127,7 @@
     </w:p>
     <w:p>
       <w:pPr>
-        <w:shd w:fill="F2F2F2" w:color="auto" w:val="clear"/>
+        <w:shd w:fill="F0F0E8" w:color="auto" w:val="clear"/>
         <w:spacing w:after="0"/>
       </w:pPr>
       <w:r>
@@ -12151,7 +12141,7 @@
     </w:p>
     <w:p>
       <w:pPr>
-        <w:shd w:fill="F2F2F2" w:color="auto" w:val="clear"/>
+        <w:shd w:fill="F0F0E8" w:color="auto" w:val="clear"/>
         <w:spacing w:after="0"/>
       </w:pPr>
       <w:r>
@@ -12165,7 +12155,7 @@
     </w:p>
     <w:p>
       <w:pPr>
-        <w:shd w:fill="F2F2F2" w:color="auto" w:val="clear"/>
+        <w:shd w:fill="F0F0E8" w:color="auto" w:val="clear"/>
         <w:spacing w:after="0"/>
       </w:pPr>
       <w:r>
@@ -12179,7 +12169,7 @@
     </w:p>
     <w:p>
       <w:pPr>
-        <w:shd w:fill="F2F2F2" w:color="auto" w:val="clear"/>
+        <w:shd w:fill="F0F0E8" w:color="auto" w:val="clear"/>
         <w:spacing w:after="0"/>
       </w:pPr>
       <w:r>
@@ -12193,7 +12183,7 @@
     </w:p>
     <w:p>
       <w:pPr>
-        <w:shd w:fill="F2F2F2" w:color="auto" w:val="clear"/>
+        <w:shd w:fill="F0F0E8" w:color="auto" w:val="clear"/>
         <w:spacing w:after="0"/>
       </w:pPr>
       <w:r>
@@ -12207,7 +12197,7 @@
     </w:p>
     <w:p>
       <w:pPr>
-        <w:shd w:fill="F2F2F2" w:color="auto" w:val="clear"/>
+        <w:shd w:fill="F0F0E8" w:color="auto" w:val="clear"/>
         <w:spacing w:after="0"/>
       </w:pPr>
       <w:r>
@@ -12221,7 +12211,7 @@
     </w:p>
     <w:p>
       <w:pPr>
-        <w:shd w:fill="F2F2F2" w:color="auto" w:val="clear"/>
+        <w:shd w:fill="F0F0E8" w:color="auto" w:val="clear"/>
         <w:spacing w:after="0"/>
       </w:pPr>
       <w:r>
@@ -12235,7 +12225,7 @@
     </w:p>
     <w:p>
       <w:pPr>
-        <w:shd w:fill="F2F2F2" w:color="auto" w:val="clear"/>
+        <w:shd w:fill="F0F0E8" w:color="auto" w:val="clear"/>
         <w:spacing w:after="0"/>
       </w:pPr>
       <w:r>
@@ -12249,7 +12239,7 @@
     </w:p>
     <w:p>
       <w:pPr>
-        <w:shd w:fill="F2F2F2" w:color="auto" w:val="clear"/>
+        <w:shd w:fill="F0F0E8" w:color="auto" w:val="clear"/>
         <w:spacing w:after="0"/>
       </w:pPr>
       <w:r>
@@ -12263,7 +12253,7 @@
     </w:p>
     <w:p>
       <w:pPr>
-        <w:shd w:fill="F2F2F2" w:color="auto" w:val="clear"/>
+        <w:shd w:fill="F0F0E8" w:color="auto" w:val="clear"/>
         <w:spacing w:after="0"/>
       </w:pPr>
       <w:r>
@@ -12277,7 +12267,7 @@
     </w:p>
     <w:p>
       <w:pPr>
-        <w:shd w:fill="F2F2F2" w:color="auto" w:val="clear"/>
+        <w:shd w:fill="F0F0E8" w:color="auto" w:val="clear"/>
         <w:spacing w:after="0"/>
       </w:pPr>
       <w:r>
@@ -12291,7 +12281,7 @@
     </w:p>
     <w:p>
       <w:pPr>
-        <w:shd w:fill="F2F2F2" w:color="auto" w:val="clear"/>
+        <w:shd w:fill="F0F0E8" w:color="auto" w:val="clear"/>
         <w:spacing w:after="0"/>
       </w:pPr>
       <w:r>
@@ -12305,7 +12295,7 @@
     </w:p>
     <w:p>
       <w:pPr>
-        <w:shd w:fill="F2F2F2" w:color="auto" w:val="clear"/>
+        <w:shd w:fill="F0F0E8" w:color="auto" w:val="clear"/>
         <w:spacing w:after="0"/>
       </w:pPr>
       <w:r>
@@ -12319,7 +12309,7 @@
     </w:p>
     <w:p>
       <w:pPr>
-        <w:shd w:fill="F2F2F2" w:color="auto" w:val="clear"/>
+        <w:shd w:fill="F0F0E8" w:color="auto" w:val="clear"/>
         <w:spacing w:after="0"/>
       </w:pPr>
       <w:r>
@@ -12333,7 +12323,7 @@
     </w:p>
     <w:p>
       <w:pPr>
-        <w:shd w:fill="F2F2F2" w:color="auto" w:val="clear"/>
+        <w:shd w:fill="F0F0E8" w:color="auto" w:val="clear"/>
         <w:spacing w:after="0"/>
       </w:pPr>
       <w:r>
@@ -12347,7 +12337,7 @@
     </w:p>
     <w:p>
       <w:pPr>
-        <w:shd w:fill="F2F2F2" w:color="auto" w:val="clear"/>
+        <w:shd w:fill="F0F0E8" w:color="auto" w:val="clear"/>
         <w:spacing w:after="0"/>
       </w:pPr>
       <w:r>
@@ -12361,7 +12351,7 @@
     </w:p>
     <w:p>
       <w:pPr>
-        <w:shd w:fill="F2F2F2" w:color="auto" w:val="clear"/>
+        <w:shd w:fill="F0F0E8" w:color="auto" w:val="clear"/>
         <w:spacing w:after="0"/>
       </w:pPr>
       <w:r>
@@ -12375,7 +12365,7 @@
     </w:p>
     <w:p>
       <w:pPr>
-        <w:shd w:fill="F2F2F2" w:color="auto" w:val="clear"/>
+        <w:shd w:fill="F0F0E8" w:color="auto" w:val="clear"/>
         <w:spacing w:after="0"/>
       </w:pPr>
       <w:r>
@@ -12389,7 +12379,7 @@
     </w:p>
     <w:p>
       <w:pPr>
-        <w:shd w:fill="F2F2F2" w:color="auto" w:val="clear"/>
+        <w:shd w:fill="F0F0E8" w:color="auto" w:val="clear"/>
         <w:spacing w:after="0"/>
       </w:pPr>
       <w:r>
@@ -12403,7 +12393,7 @@
     </w:p>
     <w:p>
       <w:pPr>
-        <w:shd w:fill="F2F2F2" w:color="auto" w:val="clear"/>
+        <w:shd w:fill="F0F0E8" w:color="auto" w:val="clear"/>
         <w:spacing w:after="0"/>
       </w:pPr>
       <w:r>
@@ -12417,7 +12407,7 @@
     </w:p>
     <w:p>
       <w:pPr>
-        <w:shd w:fill="F2F2F2" w:color="auto" w:val="clear"/>
+        <w:shd w:fill="F0F0E8" w:color="auto" w:val="clear"/>
         <w:spacing w:after="0"/>
       </w:pPr>
       <w:r>
@@ -12431,7 +12421,7 @@
     </w:p>
     <w:p>
       <w:pPr>
-        <w:shd w:fill="F2F2F2" w:color="auto" w:val="clear"/>
+        <w:shd w:fill="F0F0E8" w:color="auto" w:val="clear"/>
         <w:spacing w:after="0"/>
       </w:pPr>
       <w:r>
@@ -12445,7 +12435,7 @@
     </w:p>
     <w:p>
       <w:pPr>
-        <w:shd w:fill="F2F2F2" w:color="auto" w:val="clear"/>
+        <w:shd w:fill="F0F0E8" w:color="auto" w:val="clear"/>
         <w:spacing w:after="0"/>
       </w:pPr>
       <w:r>
@@ -12459,7 +12449,7 @@
     </w:p>
     <w:p>
       <w:pPr>
-        <w:shd w:fill="F2F2F2" w:color="auto" w:val="clear"/>
+        <w:shd w:fill="F0F0E8" w:color="auto" w:val="clear"/>
         <w:spacing w:after="0"/>
       </w:pPr>
       <w:r>
@@ -12473,7 +12463,7 @@
     </w:p>
     <w:p>
       <w:pPr>
-        <w:shd w:fill="F2F2F2" w:color="auto" w:val="clear"/>
+        <w:shd w:fill="F0F0E8" w:color="auto" w:val="clear"/>
         <w:spacing w:after="0"/>
       </w:pPr>
       <w:r>
@@ -12487,7 +12477,7 @@
     </w:p>
     <w:p>
       <w:pPr>
-        <w:shd w:fill="F2F2F2" w:color="auto" w:val="clear"/>
+        <w:shd w:fill="F0F0E8" w:color="auto" w:val="clear"/>
         <w:spacing w:after="0"/>
       </w:pPr>
       <w:r>
@@ -12501,7 +12491,7 @@
     </w:p>
     <w:p>
       <w:pPr>
-        <w:shd w:fill="F2F2F2" w:color="auto" w:val="clear"/>
+        <w:shd w:fill="F0F0E8" w:color="auto" w:val="clear"/>
         <w:spacing w:after="0"/>
       </w:pPr>
       <w:r>
@@ -12515,7 +12505,7 @@
     </w:p>
     <w:p>
       <w:pPr>
-        <w:shd w:fill="F2F2F2" w:color="auto" w:val="clear"/>
+        <w:shd w:fill="F0F0E8" w:color="auto" w:val="clear"/>
         <w:spacing w:after="0"/>
       </w:pPr>
       <w:r>
@@ -12529,7 +12519,7 @@
     </w:p>
     <w:p>
       <w:pPr>
-        <w:shd w:fill="F2F2F2" w:color="auto" w:val="clear"/>
+        <w:shd w:fill="F0F0E8" w:color="auto" w:val="clear"/>
         <w:spacing w:after="0"/>
       </w:pPr>
       <w:r>
@@ -12543,7 +12533,7 @@
     </w:p>
     <w:p>
       <w:pPr>
-        <w:shd w:fill="F2F2F2" w:color="auto" w:val="clear"/>
+        <w:shd w:fill="F0F0E8" w:color="auto" w:val="clear"/>
         <w:spacing w:after="0"/>
       </w:pPr>
       <w:r>
@@ -12743,7 +12733,7 @@
   <w:docDefaults>
     <w:rPrDefault>
       <w:rPr>
-        <w:rFonts w:ascii="Arial" w:cs="Arial" w:eastAsia="Arial" w:hAnsi="Arial"/>
+        <w:rFonts w:ascii="Calibri" w:cs="Calibri" w:eastAsia="Calibri" w:hAnsi="Calibri"/>
         <w:sz w:val="22"/>
         <w:szCs w:val="22"/>
       </w:rPr>
